--- a/files/Resume.docx
+++ b/files/Resume.docx
@@ -1,6 +1,6 @@
 
 <file path=word/document.xml><?xml version="1.0" encoding="utf-8"?>
-<w:document xmlns:wpc="http://schemas.microsoft.com/office/word/2010/wordprocessingCanvas" xmlns:cx="http://schemas.microsoft.com/office/drawing/2014/chartex" xmlns:cx1="http://schemas.microsoft.com/office/drawing/2015/9/8/chartex" xmlns:cx2="http://schemas.microsoft.com/office/drawing/2015/10/21/chartex" xmlns:cx3="http://schemas.microsoft.com/office/drawing/2016/5/9/chartex" xmlns:cx4="http://schemas.microsoft.com/office/drawing/2016/5/10/chartex" xmlns:cx5="http://schemas.microsoft.com/office/drawing/2016/5/11/chartex" xmlns:cx6="http://schemas.microsoft.com/office/drawing/2016/5/12/chartex" xmlns:cx7="http://schemas.microsoft.com/office/drawing/2016/5/13/chartex" xmlns:cx8="http://schemas.microsoft.com/office/drawing/2016/5/14/chartex" xmlns:mc="http://schemas.openxmlformats.org/markup-compatibility/2006" xmlns:aink="http://schemas.microsoft.com/office/drawing/2016/ink" xmlns:am3d="http://schemas.microsoft.com/office/drawing/2017/model3d" xmlns:o="urn:schemas-microsoft-com:office:office" xmlns:oel="http://schemas.microsoft.com/office/2019/extlst" xmlns:r="http://schemas.openxmlformats.org/officeDocument/2006/relationships" xmlns:m="http://schemas.openxmlformats.org/officeDocument/2006/math" xmlns:v="urn:schemas-microsoft-com:vml" xmlns:wp14="http://schemas.microsoft.com/office/word/2010/wordprocessingDrawing" xmlns:wp="http://schemas.openxmlformats.org/drawingml/2006/wordprocessingDrawing" xmlns:w10="urn:schemas-microsoft-com:office:word" xmlns:w="http://schemas.openxmlformats.org/wordprocessingml/2006/main" xmlns:w14="http://schemas.microsoft.com/office/word/2010/wordml" xmlns:w15="http://schemas.microsoft.com/office/word/2012/wordml" xmlns:w16cex="http://schemas.microsoft.com/office/word/2018/wordml/cex" xmlns:w16cid="http://schemas.microsoft.com/office/word/2016/wordml/cid" xmlns:w16="http://schemas.microsoft.com/office/word/2018/wordml" xmlns:w16du="http://schemas.microsoft.com/office/word/2023/wordml/word16du" xmlns:w16sdtdh="http://schemas.microsoft.com/office/word/2020/wordml/sdtdatahash" xmlns:w16sdtfl="http://schemas.microsoft.com/office/word/2024/wordml/sdtformatlock" xmlns:w16se="http://schemas.microsoft.com/office/word/2015/wordml/symex" xmlns:wpg="http://schemas.microsoft.com/office/word/2010/wordprocessingGroup" xmlns:wpi="http://schemas.microsoft.com/office/word/2010/wordprocessingInk" xmlns:wne="http://schemas.microsoft.com/office/word/2006/wordml" xmlns:wps="http://schemas.microsoft.com/office/word/2010/wordprocessingShape" mc:Ignorable="w14 w15 w16se w16cid w16 w16cex w16sdtdh w16sdtfl w16du wp14">
+<w:document xmlns:wpc="http://schemas.microsoft.com/office/word/2010/wordprocessingCanvas" xmlns:cx="http://schemas.microsoft.com/office/drawing/2014/chartex" xmlns:cx1="http://schemas.microsoft.com/office/drawing/2015/9/8/chartex" xmlns:cx2="http://schemas.microsoft.com/office/drawing/2015/10/21/chartex" xmlns:cx3="http://schemas.microsoft.com/office/drawing/2016/5/9/chartex" xmlns:cx4="http://schemas.microsoft.com/office/drawing/2016/5/10/chartex" xmlns:cx5="http://schemas.microsoft.com/office/drawing/2016/5/11/chartex" xmlns:cx6="http://schemas.microsoft.com/office/drawing/2016/5/12/chartex" xmlns:cx7="http://schemas.microsoft.com/office/drawing/2016/5/13/chartex" xmlns:cx8="http://schemas.microsoft.com/office/drawing/2016/5/14/chartex" xmlns:mc="http://schemas.openxmlformats.org/markup-compatibility/2006" xmlns:aink="http://schemas.microsoft.com/office/drawing/2016/ink" xmlns:am3d="http://schemas.microsoft.com/office/drawing/2017/model3d" xmlns:o="urn:schemas-microsoft-com:office:office" xmlns:oel="http://schemas.microsoft.com/office/2019/extlst" xmlns:r="http://schemas.openxmlformats.org/officeDocument/2006/relationships" xmlns:m="http://schemas.openxmlformats.org/officeDocument/2006/math" xmlns:v="urn:schemas-microsoft-com:vml" xmlns:wp14="http://schemas.microsoft.com/office/word/2010/wordprocessingDrawing" xmlns:wp="http://schemas.openxmlformats.org/drawingml/2006/wordprocessingDrawing" xmlns:w10="urn:schemas-microsoft-com:office:word" xmlns:w="http://schemas.openxmlformats.org/wordprocessingml/2006/main" xmlns:w14="http://schemas.microsoft.com/office/word/2010/wordml" xmlns:w15="http://schemas.microsoft.com/office/word/2012/wordml" xmlns:w16cei="http://schemas.microsoft.com/office/word/2026/wordml/cei" xmlns:w16cex="http://schemas.microsoft.com/office/word/2018/wordml/cex" xmlns:w16cid="http://schemas.microsoft.com/office/word/2016/wordml/cid" xmlns:w16="http://schemas.microsoft.com/office/word/2018/wordml" xmlns:w16du="http://schemas.microsoft.com/office/word/2023/wordml/word16du" xmlns:w16sdtdh="http://schemas.microsoft.com/office/word/2020/wordml/sdtdatahash" xmlns:w16sdtfl="http://schemas.microsoft.com/office/word/2024/wordml/sdtformatlock" xmlns:w16se="http://schemas.microsoft.com/office/word/2015/wordml/symex" xmlns:wpg="http://schemas.microsoft.com/office/word/2010/wordprocessingGroup" xmlns:wpi="http://schemas.microsoft.com/office/word/2010/wordprocessingInk" xmlns:wne="http://schemas.microsoft.com/office/word/2006/wordml" xmlns:wps="http://schemas.microsoft.com/office/word/2010/wordprocessingShape" mc:Ignorable="w14 w15 w16se w16cid w16 w16cex w16sdtdh w16sdtfl w16du wp14">
   <w:background w:color="FFFFFF"/>
   <w:body>
     <w:p>
@@ -345,23 +345,17 @@
           <w:sz w:val="21"/>
           <w:szCs w:val="21"/>
         </w:rPr>
-        <w:t xml:space="preserve">                  </w:t>
-      </w:r>
-      <w:r>
-        <w:rPr>
-          <w:rFonts w:ascii="Calibri" w:hAnsi="Calibri" w:cs="Calibri"/>
-          <w:sz w:val="21"/>
-          <w:szCs w:val="21"/>
-        </w:rPr>
-        <w:t xml:space="preserve"> </w:t>
-      </w:r>
-      <w:r>
-        <w:rPr>
-          <w:rFonts w:ascii="Calibri" w:hAnsi="Calibri" w:cs="Calibri" w:hint="eastAsia"/>
-          <w:sz w:val="21"/>
-          <w:szCs w:val="21"/>
-        </w:rPr>
-        <w:t xml:space="preserve"> </w:t>
+        <w:t xml:space="preserve">                 </w:t>
+      </w:r>
+      <w:r>
+        <w:rPr>
+          <w:rFonts w:ascii="Calibri" w:eastAsia="Times New Roman" w:hAnsi="Calibri" w:cs="Calibri"/>
+          <w:b/>
+          <w:i/>
+          <w:sz w:val="21"/>
+          <w:szCs w:val="21"/>
+        </w:rPr>
+        <w:t>Sep 202</w:t>
       </w:r>
       <w:r>
         <w:rPr>
@@ -371,7 +365,67 @@
           <w:sz w:val="21"/>
           <w:szCs w:val="21"/>
         </w:rPr>
-        <w:t>Expected</w:t>
+        <w:t>5</w:t>
+      </w:r>
+      <w:r>
+        <w:rPr>
+          <w:rFonts w:ascii="Calibri" w:eastAsia="Times New Roman" w:hAnsi="Calibri" w:cs="Calibri"/>
+          <w:b/>
+          <w:i/>
+          <w:sz w:val="21"/>
+          <w:szCs w:val="21"/>
+        </w:rPr>
+        <w:t xml:space="preserve"> </w:t>
+      </w:r>
+      <w:r>
+        <w:rPr>
+          <w:rFonts w:ascii="Calibri" w:eastAsia="Times New Roman" w:hAnsi="Calibri" w:cs="Calibri"/>
+          <w:b/>
+          <w:i/>
+          <w:sz w:val="21"/>
+          <w:szCs w:val="21"/>
+        </w:rPr>
+        <w:t>–</w:t>
+      </w:r>
+      <w:r>
+        <w:rPr>
+          <w:rFonts w:ascii="Calibri" w:eastAsia="Times New Roman" w:hAnsi="Calibri" w:cs="Calibri"/>
+          <w:b/>
+          <w:i/>
+          <w:sz w:val="21"/>
+          <w:szCs w:val="21"/>
+        </w:rPr>
+        <w:t xml:space="preserve"> </w:t>
+      </w:r>
+      <w:r>
+        <w:rPr>
+          <w:rFonts w:ascii="Calibri" w:hAnsi="Calibri" w:cs="Calibri" w:hint="eastAsia"/>
+          <w:b/>
+          <w:i/>
+          <w:sz w:val="21"/>
+          <w:szCs w:val="21"/>
+        </w:rPr>
+        <w:t>Mar</w:t>
+      </w:r>
+      <w:r>
+        <w:rPr>
+          <w:rFonts w:ascii="Calibri" w:hAnsi="Calibri" w:cs="Calibri" w:hint="eastAsia"/>
+          <w:b/>
+          <w:i/>
+          <w:sz w:val="21"/>
+          <w:szCs w:val="21"/>
+        </w:rPr>
+        <w:t xml:space="preserve"> </w:t>
+      </w:r>
+      <w:r>
+        <w:rPr>
+          <w:rFonts w:ascii="Calibri" w:eastAsia="Times New Roman" w:hAnsi="Calibri" w:cs="Calibri"/>
+          <w:b/>
+          <w:i/>
+          <w:sz w:val="21"/>
+          <w:szCs w:val="21"/>
+        </w:rPr>
+        <w:t>202</w:t>
       </w:r>
       <w:r>
         <w:rPr>
@@ -381,17 +435,17 @@
           <w:sz w:val="21"/>
           <w:szCs w:val="21"/>
         </w:rPr>
-        <w:t xml:space="preserve"> </w:t>
-      </w:r>
-      <w:r>
-        <w:rPr>
-          <w:rFonts w:ascii="Calibri" w:eastAsia="Times New Roman" w:hAnsi="Calibri" w:cs="Calibri"/>
+        <w:t>7</w:t>
+      </w:r>
+      <w:r>
+        <w:rPr>
+          <w:rFonts w:ascii="Calibri" w:hAnsi="Calibri" w:cs="Calibri" w:hint="eastAsia"/>
           <w:b/>
           <w:i/>
           <w:sz w:val="21"/>
           <w:szCs w:val="21"/>
         </w:rPr>
-        <w:t>Sep 202</w:t>
+        <w:t xml:space="preserve"> </w:t>
       </w:r>
       <w:r>
         <w:rPr>
@@ -401,77 +455,7 @@
           <w:sz w:val="21"/>
           <w:szCs w:val="21"/>
         </w:rPr>
-        <w:t>5</w:t>
-      </w:r>
-      <w:r>
-        <w:rPr>
-          <w:rFonts w:ascii="Calibri" w:eastAsia="Times New Roman" w:hAnsi="Calibri" w:cs="Calibri"/>
-          <w:b/>
-          <w:i/>
-          <w:sz w:val="21"/>
-          <w:szCs w:val="21"/>
-        </w:rPr>
-        <w:t xml:space="preserve"> </w:t>
-      </w:r>
-      <w:r>
-        <w:rPr>
-          <w:rFonts w:ascii="Calibri" w:eastAsia="Times New Roman" w:hAnsi="Calibri" w:cs="Calibri"/>
-          <w:b/>
-          <w:i/>
-          <w:sz w:val="21"/>
-          <w:szCs w:val="21"/>
-        </w:rPr>
-        <w:t>–</w:t>
-      </w:r>
-      <w:r>
-        <w:rPr>
-          <w:rFonts w:ascii="Calibri" w:eastAsia="Times New Roman" w:hAnsi="Calibri" w:cs="Calibri"/>
-          <w:b/>
-          <w:i/>
-          <w:sz w:val="21"/>
-          <w:szCs w:val="21"/>
-        </w:rPr>
-        <w:t xml:space="preserve"> </w:t>
-      </w:r>
-      <w:r>
-        <w:rPr>
-          <w:rFonts w:ascii="Calibri" w:hAnsi="Calibri" w:cs="Calibri" w:hint="eastAsia"/>
-          <w:b/>
-          <w:i/>
-          <w:sz w:val="21"/>
-          <w:szCs w:val="21"/>
-        </w:rPr>
-        <w:t>Mar</w:t>
-      </w:r>
-      <w:r>
-        <w:rPr>
-          <w:rFonts w:ascii="Calibri" w:hAnsi="Calibri" w:cs="Calibri" w:hint="eastAsia"/>
-          <w:b/>
-          <w:i/>
-          <w:sz w:val="21"/>
-          <w:szCs w:val="21"/>
-        </w:rPr>
-        <w:t xml:space="preserve"> </w:t>
-      </w:r>
-      <w:r>
-        <w:rPr>
-          <w:rFonts w:ascii="Calibri" w:eastAsia="Times New Roman" w:hAnsi="Calibri" w:cs="Calibri"/>
-          <w:b/>
-          <w:i/>
-          <w:sz w:val="21"/>
-          <w:szCs w:val="21"/>
-        </w:rPr>
-        <w:t>202</w:t>
-      </w:r>
-      <w:r>
-        <w:rPr>
-          <w:rFonts w:ascii="Calibri" w:hAnsi="Calibri" w:cs="Calibri"/>
-          <w:b/>
-          <w:i/>
-          <w:sz w:val="21"/>
-          <w:szCs w:val="21"/>
-        </w:rPr>
-        <w:t>7</w:t>
+        <w:t>(Expected)</w:t>
       </w:r>
     </w:p>
     <w:p>
@@ -813,123 +797,13 @@
       </w:r>
       <w:r>
         <w:rPr>
-          <w:rFonts w:ascii="Calibri" w:hAnsi="Calibri" w:cs="Calibri" w:hint="eastAsia"/>
-          <w:bCs/>
-          <w:color w:val="000000"/>
-          <w:sz w:val="21"/>
-          <w:szCs w:val="21"/>
-        </w:rPr>
-        <w:t>ROS, Self Driving Car</w:t>
-      </w:r>
-      <w:r>
-        <w:rPr>
-          <w:rFonts w:ascii="Calibri" w:hAnsi="Calibri" w:cs="Calibri" w:hint="eastAsia"/>
-          <w:bCs/>
-          <w:color w:val="000000"/>
-          <w:sz w:val="21"/>
-          <w:szCs w:val="21"/>
-        </w:rPr>
-        <w:t>,</w:t>
-      </w:r>
-      <w:r>
-        <w:rPr>
-          <w:rFonts w:ascii="Calibri" w:hAnsi="Calibri" w:cs="Calibri" w:hint="eastAsia"/>
-          <w:bCs/>
-          <w:color w:val="000000"/>
-          <w:sz w:val="21"/>
-          <w:szCs w:val="21"/>
-        </w:rPr>
-        <w:t xml:space="preserve"> </w:t>
-      </w:r>
-      <w:r>
-        <w:rPr>
           <w:rFonts w:ascii="Calibri" w:hAnsi="Calibri" w:cs="Calibri"/>
           <w:bCs/>
           <w:color w:val="000000"/>
           <w:sz w:val="21"/>
           <w:szCs w:val="21"/>
         </w:rPr>
-        <w:t>Software Development</w:t>
-      </w:r>
-      <w:r>
-        <w:rPr>
-          <w:rFonts w:ascii="Calibri" w:hAnsi="Calibri" w:cs="Calibri" w:hint="eastAsia"/>
-          <w:bCs/>
-          <w:color w:val="000000"/>
-          <w:sz w:val="21"/>
-          <w:szCs w:val="21"/>
-        </w:rPr>
-        <w:t xml:space="preserve">, </w:t>
-      </w:r>
-      <w:r>
-        <w:rPr>
-          <w:rFonts w:ascii="Calibri" w:hAnsi="Calibri" w:cs="Calibri" w:hint="eastAsia"/>
-          <w:bCs/>
-          <w:color w:val="000000"/>
-          <w:sz w:val="21"/>
-          <w:szCs w:val="21"/>
-        </w:rPr>
-        <w:t>Embedded Systems, Smart Systems, A</w:t>
-      </w:r>
-      <w:r>
-        <w:rPr>
-          <w:rFonts w:ascii="Calibri" w:hAnsi="Calibri" w:cs="Calibri" w:hint="eastAsia"/>
-          <w:bCs/>
-          <w:color w:val="000000"/>
-          <w:sz w:val="21"/>
-          <w:szCs w:val="21"/>
-        </w:rPr>
-        <w:t>I</w:t>
-      </w:r>
-      <w:r>
-        <w:rPr>
-          <w:rFonts w:ascii="Calibri" w:hAnsi="Calibri" w:cs="Calibri" w:hint="eastAsia"/>
-          <w:bCs/>
-          <w:color w:val="000000"/>
-          <w:sz w:val="21"/>
-          <w:szCs w:val="21"/>
-        </w:rPr>
-        <w:t>, Deep Learning, C</w:t>
-      </w:r>
-      <w:r>
-        <w:rPr>
-          <w:rFonts w:ascii="Calibri" w:hAnsi="Calibri" w:cs="Calibri" w:hint="eastAsia"/>
-          <w:bCs/>
-          <w:color w:val="000000"/>
-          <w:sz w:val="21"/>
-          <w:szCs w:val="21"/>
-        </w:rPr>
-        <w:t xml:space="preserve">omputer </w:t>
-      </w:r>
-      <w:r>
-        <w:rPr>
-          <w:rFonts w:ascii="Calibri" w:hAnsi="Calibri" w:cs="Calibri" w:hint="eastAsia"/>
-          <w:bCs/>
-          <w:color w:val="000000"/>
-          <w:sz w:val="21"/>
-          <w:szCs w:val="21"/>
-        </w:rPr>
-        <w:t>V</w:t>
-      </w:r>
-      <w:r>
-        <w:rPr>
-          <w:rFonts w:ascii="Calibri" w:hAnsi="Calibri" w:cs="Calibri" w:hint="eastAsia"/>
-          <w:bCs/>
-          <w:color w:val="000000"/>
-          <w:sz w:val="21"/>
-          <w:szCs w:val="21"/>
-        </w:rPr>
-        <w:t>ision</w:t>
-      </w:r>
-      <w:r>
-        <w:rPr>
-          <w:rFonts w:ascii="Calibri" w:hAnsi="Calibri" w:cs="Calibri" w:hint="eastAsia"/>
-          <w:bCs/>
-          <w:color w:val="000000"/>
-          <w:sz w:val="21"/>
-          <w:szCs w:val="21"/>
-        </w:rPr>
-        <w:t>, IoT, Cloud Computing</w:t>
+        <w:t>ROS, Self-Driving Cars, Software Development, Embedded Systems, Smart Systems, Artificial Intelligence, Deep Learning, Computer Vision, Internet of Things, Cloud Computing</w:t>
       </w:r>
     </w:p>
     <w:p>
@@ -993,12 +867,39 @@
       </w:r>
       <w:r>
         <w:rPr>
-          <w:rFonts w:ascii="Calibri" w:eastAsia="Times New Roman" w:hAnsi="Calibri" w:cs="Calibri"/>
-          <w:color w:val="000000"/>
-          <w:sz w:val="21"/>
-          <w:szCs w:val="21"/>
-        </w:rPr>
-        <w:t>JavaScript, HTML, CSS, SQL</w:t>
+          <w:rFonts w:ascii="Calibri" w:hAnsi="Calibri" w:cs="Calibri" w:hint="eastAsia"/>
+          <w:color w:val="000000"/>
+          <w:sz w:val="21"/>
+          <w:szCs w:val="21"/>
+        </w:rPr>
+        <w:t>Type</w:t>
+      </w:r>
+      <w:r>
+        <w:rPr>
+          <w:rFonts w:ascii="Calibri" w:eastAsia="Times New Roman" w:hAnsi="Calibri" w:cs="Calibri"/>
+          <w:color w:val="000000"/>
+          <w:sz w:val="21"/>
+          <w:szCs w:val="21"/>
+        </w:rPr>
+        <w:t xml:space="preserve">Script, </w:t>
+      </w:r>
+      <w:r>
+        <w:rPr>
+          <w:rFonts w:ascii="Calibri" w:hAnsi="Calibri" w:cs="Calibri" w:hint="eastAsia"/>
+          <w:color w:val="000000"/>
+          <w:sz w:val="21"/>
+          <w:szCs w:val="21"/>
+        </w:rPr>
+        <w:t xml:space="preserve">React, </w:t>
+      </w:r>
+      <w:r>
+        <w:rPr>
+          <w:rFonts w:ascii="Calibri" w:eastAsia="Times New Roman" w:hAnsi="Calibri" w:cs="Calibri"/>
+          <w:color w:val="000000"/>
+          <w:sz w:val="21"/>
+          <w:szCs w:val="21"/>
+        </w:rPr>
+        <w:t>HTML, CSS, SQL</w:t>
       </w:r>
     </w:p>
     <w:p>
@@ -1041,7 +942,27 @@
           <w:sz w:val="21"/>
           <w:szCs w:val="21"/>
         </w:rPr>
-        <w:t xml:space="preserve">ROS2, </w:t>
+        <w:t>ROS</w:t>
+      </w:r>
+      <w:r>
+        <w:rPr>
+          <w:rFonts w:ascii="Calibri" w:hAnsi="Calibri" w:cs="Calibri" w:hint="eastAsia"/>
+          <w:bCs/>
+          <w:color w:val="000000"/>
+          <w:sz w:val="21"/>
+          <w:szCs w:val="21"/>
+        </w:rPr>
+        <w:t xml:space="preserve"> </w:t>
+      </w:r>
+      <w:r>
+        <w:rPr>
+          <w:rFonts w:ascii="Calibri" w:hAnsi="Calibri" w:cs="Calibri" w:hint="eastAsia"/>
+          <w:bCs/>
+          <w:color w:val="000000"/>
+          <w:sz w:val="21"/>
+          <w:szCs w:val="21"/>
+        </w:rPr>
+        <w:t xml:space="preserve">2, </w:t>
       </w:r>
       <w:r>
         <w:rPr>
@@ -1213,56 +1134,29 @@
       </w:pPr>
       <w:r>
         <w:rPr>
-          <w:rFonts w:ascii="Calibri" w:hAnsi="Calibri" w:cs="Calibri"/>
-          <w:b/>
-          <w:sz w:val="21"/>
-          <w:szCs w:val="21"/>
-        </w:rPr>
-        <w:t>Research</w:t>
-      </w:r>
-      <w:r>
-        <w:rPr>
           <w:rFonts w:ascii="Calibri" w:hAnsi="Calibri" w:cs="Calibri" w:hint="eastAsia"/>
           <w:b/>
           <w:sz w:val="21"/>
           <w:szCs w:val="21"/>
         </w:rPr>
+        <w:t>Software Development Engineer Intern</w:t>
+      </w:r>
+      <w:r>
+        <w:rPr>
+          <w:rFonts w:ascii="Calibri" w:eastAsia="Times New Roman" w:hAnsi="Calibri" w:cs="Calibri"/>
+          <w:sz w:val="21"/>
+          <w:szCs w:val="21"/>
+        </w:rPr>
+        <w:t>,</w:t>
+      </w:r>
+      <w:r>
+        <w:rPr>
+          <w:rFonts w:ascii="Calibri" w:eastAsia="Times New Roman" w:hAnsi="Calibri" w:cs="Calibri"/>
+          <w:i/>
+          <w:sz w:val="21"/>
+          <w:szCs w:val="21"/>
+        </w:rPr>
         <w:t xml:space="preserve"> </w:t>
-      </w:r>
-      <w:r>
-        <w:rPr>
-          <w:rFonts w:ascii="Calibri" w:hAnsi="Calibri" w:cs="Calibri" w:hint="eastAsia"/>
-          <w:b/>
-          <w:sz w:val="21"/>
-          <w:szCs w:val="21"/>
-        </w:rPr>
-        <w:t>Collaborator</w:t>
-      </w:r>
-      <w:r>
-        <w:rPr>
-          <w:rFonts w:ascii="Calibri" w:eastAsia="Times New Roman" w:hAnsi="Calibri" w:cs="Calibri"/>
-          <w:sz w:val="21"/>
-          <w:szCs w:val="21"/>
-        </w:rPr>
-        <w:t>,</w:t>
-      </w:r>
-      <w:r>
-        <w:rPr>
-          <w:rFonts w:ascii="Calibri" w:eastAsia="Times New Roman" w:hAnsi="Calibri" w:cs="Calibri"/>
-          <w:i/>
-          <w:sz w:val="21"/>
-          <w:szCs w:val="21"/>
-        </w:rPr>
-        <w:t xml:space="preserve"> </w:t>
-      </w:r>
-      <w:r>
-        <w:rPr>
-          <w:rFonts w:ascii="Calibri" w:hAnsi="Calibri" w:cs="Calibri"/>
-          <w:i/>
-          <w:sz w:val="21"/>
-          <w:szCs w:val="21"/>
-        </w:rPr>
-        <w:t>PRIOR Team at Allen Institute for A</w:t>
       </w:r>
       <w:r>
         <w:rPr>
@@ -1271,67 +1165,23 @@
           <w:sz w:val="21"/>
           <w:szCs w:val="21"/>
         </w:rPr>
-        <w:t>I</w:t>
+        <w:t>Amazon, Seattle, WA</w:t>
       </w:r>
       <w:r>
         <w:rPr>
           <w:rFonts w:ascii="Calibri" w:hAnsi="Calibri" w:cs="Calibri"/>
-          <w:i/>
-          <w:sz w:val="21"/>
-          <w:szCs w:val="21"/>
-        </w:rPr>
-        <w:t xml:space="preserve"> (A</w:t>
+          <w:sz w:val="21"/>
+          <w:szCs w:val="21"/>
+        </w:rPr>
+        <w:t xml:space="preserve">  </w:t>
       </w:r>
       <w:r>
         <w:rPr>
           <w:rFonts w:ascii="Calibri" w:hAnsi="Calibri" w:cs="Calibri" w:hint="eastAsia"/>
-          <w:i/>
-          <w:sz w:val="21"/>
-          <w:szCs w:val="21"/>
-        </w:rPr>
-        <w:t>i</w:t>
-      </w:r>
-      <w:r>
-        <w:rPr>
-          <w:rFonts w:ascii="Calibri" w:hAnsi="Calibri" w:cs="Calibri"/>
-          <w:i/>
-          <w:sz w:val="21"/>
-          <w:szCs w:val="21"/>
-        </w:rPr>
-        <w:t>2)</w:t>
-      </w:r>
-      <w:r>
-        <w:rPr>
-          <w:rFonts w:ascii="Calibri" w:hAnsi="Calibri" w:cs="Calibri" w:hint="eastAsia"/>
-          <w:i/>
-          <w:sz w:val="21"/>
-          <w:szCs w:val="21"/>
-        </w:rPr>
-        <w:t>, Seattle, WA</w:t>
-      </w:r>
-      <w:r>
-        <w:rPr>
-          <w:rFonts w:ascii="Calibri" w:hAnsi="Calibri" w:cs="Calibri"/>
-          <w:sz w:val="21"/>
-          <w:szCs w:val="21"/>
-        </w:rPr>
-        <w:t xml:space="preserve">  </w:t>
-      </w:r>
-      <w:r>
-        <w:rPr>
-          <w:rFonts w:ascii="Calibri" w:hAnsi="Calibri" w:cs="Calibri" w:hint="eastAsia"/>
-          <w:sz w:val="21"/>
-          <w:szCs w:val="21"/>
-        </w:rPr>
-        <w:t xml:space="preserve">                  </w:t>
-      </w:r>
-      <w:r>
-        <w:rPr>
-          <w:rFonts w:ascii="Calibri" w:hAnsi="Calibri" w:cs="Calibri" w:hint="eastAsia"/>
-          <w:sz w:val="21"/>
-          <w:szCs w:val="21"/>
-        </w:rPr>
-        <w:t xml:space="preserve">            </w:t>
+          <w:sz w:val="21"/>
+          <w:szCs w:val="21"/>
+        </w:rPr>
+        <w:t xml:space="preserve">                                                           </w:t>
       </w:r>
       <w:r>
         <w:rPr>
@@ -1341,7 +1191,7 @@
           <w:sz w:val="21"/>
           <w:szCs w:val="21"/>
         </w:rPr>
-        <w:t>Oct</w:t>
+        <w:t>Jun</w:t>
       </w:r>
       <w:r>
         <w:rPr>
@@ -1361,7 +1211,7 @@
           <w:sz w:val="21"/>
           <w:szCs w:val="21"/>
         </w:rPr>
-        <w:t>5</w:t>
+        <w:t>6</w:t>
       </w:r>
       <w:r>
         <w:rPr>
@@ -1381,7 +1231,7 @@
           <w:sz w:val="21"/>
           <w:szCs w:val="21"/>
         </w:rPr>
-        <w:t xml:space="preserve"> May 2026</w:t>
+        <w:t xml:space="preserve"> Sep 2026</w:t>
       </w:r>
     </w:p>
     <w:p>
@@ -1407,27 +1257,7 @@
           <w:sz w:val="21"/>
           <w:szCs w:val="21"/>
         </w:rPr>
-        <w:t xml:space="preserve">Collaborated with Ai2 Student Researcher </w:t>
-      </w:r>
-      <w:proofErr w:type="spellStart"/>
-      <w:r>
-        <w:rPr>
-          <w:rFonts w:ascii="Calibri" w:eastAsia="Times New Roman" w:hAnsi="Calibri" w:cs="Calibri"/>
-          <w:color w:val="000000"/>
-          <w:sz w:val="21"/>
-          <w:szCs w:val="21"/>
-        </w:rPr>
-        <w:t>Jiafei</w:t>
-      </w:r>
-      <w:proofErr w:type="spellEnd"/>
-      <w:r>
-        <w:rPr>
-          <w:rFonts w:ascii="Calibri" w:eastAsia="Times New Roman" w:hAnsi="Calibri" w:cs="Calibri"/>
-          <w:color w:val="000000"/>
-          <w:sz w:val="21"/>
-          <w:szCs w:val="21"/>
-        </w:rPr>
-        <w:t xml:space="preserve"> Duan and PRIOR researchers on real-robot policy infrastructure, supporting deployment, teleoperation, evaluation, and reproducible demo workflows for MolmoSpaces, MolmoAct2, MolmoB0T, and TOPReward</w:t>
+        <w:t>Designed and implemented a production risk labeling system spanning Aurora PostgreSQL, Java services on AWS Lambda, REST APIs, and a React and TypeScript UI, replacing schema migrations and code deployments for each new risk category with a self-service workflow that reduced recurring report preparation time by about 50%</w:t>
       </w:r>
     </w:p>
     <w:p>
@@ -1453,7 +1283,43 @@
           <w:sz w:val="21"/>
           <w:szCs w:val="21"/>
         </w:rPr>
-        <w:t>Set up real-time imitation-learning deployment across 3 robot platforms, improving 100-episode rollout throughput from ~4 hours to ~100 minutes through a multithreaded stack for teleoperation, policy inference, synchronized logging, replay, and real-robot evaluation</w:t>
+        <w:t xml:space="preserve">Identified and fixed a </w:t>
+      </w:r>
+      <w:r>
+        <w:rPr>
+          <w:rFonts w:ascii="Calibri" w:eastAsia="Times New Roman" w:hAnsi="Calibri" w:cs="Calibri"/>
+          <w:color w:val="000000"/>
+          <w:sz w:val="21"/>
+          <w:szCs w:val="21"/>
+        </w:rPr>
+        <w:t>cross-scope</w:t>
+      </w:r>
+      <w:r>
+        <w:rPr>
+          <w:rFonts w:ascii="Calibri" w:eastAsia="Times New Roman" w:hAnsi="Calibri" w:cs="Calibri"/>
+          <w:color w:val="000000"/>
+          <w:sz w:val="21"/>
+          <w:szCs w:val="21"/>
+        </w:rPr>
+        <w:t xml:space="preserve"> confidentiality leak and a concurrent write race in the Java backend, deriving authorization from persisted records and making label writes idempotent under UNIQUE and primary key contention through explicit transaction handling, constraint translation, and post</w:t>
+      </w:r>
+      <w:r>
+        <w:rPr>
+          <w:rFonts w:ascii="Calibri" w:hAnsi="Calibri" w:cs="Calibri" w:hint="eastAsia"/>
+          <w:color w:val="000000"/>
+          <w:sz w:val="21"/>
+          <w:szCs w:val="21"/>
+        </w:rPr>
+        <w:t>-</w:t>
+      </w:r>
+      <w:r>
+        <w:rPr>
+          <w:rFonts w:ascii="Calibri" w:eastAsia="Times New Roman" w:hAnsi="Calibri" w:cs="Calibri"/>
+          <w:color w:val="000000"/>
+          <w:sz w:val="21"/>
+          <w:szCs w:val="21"/>
+        </w:rPr>
+        <w:t>transaction reads</w:t>
       </w:r>
     </w:p>
     <w:p>
@@ -1479,54 +1345,56 @@
           <w:sz w:val="21"/>
           <w:szCs w:val="21"/>
         </w:rPr>
-        <w:t xml:space="preserve">Fine-tuned and ran VLA and imitation-learning policies including pi0, pi0.5, pi0-FAST, ACT, </w:t>
-      </w:r>
-      <w:proofErr w:type="spellStart"/>
-      <w:r>
-        <w:rPr>
-          <w:rFonts w:ascii="Calibri" w:eastAsia="Times New Roman" w:hAnsi="Calibri" w:cs="Calibri"/>
-          <w:color w:val="000000"/>
-          <w:sz w:val="21"/>
-          <w:szCs w:val="21"/>
-        </w:rPr>
-        <w:t>SmolVLA</w:t>
-      </w:r>
-      <w:proofErr w:type="spellEnd"/>
-      <w:r>
-        <w:rPr>
-          <w:rFonts w:ascii="Calibri" w:eastAsia="Times New Roman" w:hAnsi="Calibri" w:cs="Calibri"/>
-          <w:color w:val="000000"/>
-          <w:sz w:val="21"/>
-          <w:szCs w:val="21"/>
-        </w:rPr>
-        <w:t>, and Diffusion Policy across Franka FR3, LeRobot SO-100/SO-101, and YAM robots; added joint-position/velocity action support and real-time FR3 inference</w:t>
+        <w:t>Built keyset</w:t>
+      </w:r>
+      <w:r>
+        <w:rPr>
+          <w:rFonts w:ascii="Calibri" w:hAnsi="Calibri" w:cs="Calibri" w:hint="eastAsia"/>
+          <w:color w:val="000000"/>
+          <w:sz w:val="21"/>
+          <w:szCs w:val="21"/>
+        </w:rPr>
+        <w:t>-</w:t>
+      </w:r>
+      <w:r>
+        <w:rPr>
+          <w:rFonts w:ascii="Calibri" w:eastAsia="Times New Roman" w:hAnsi="Calibri" w:cs="Calibri"/>
+          <w:color w:val="000000"/>
+          <w:sz w:val="21"/>
+          <w:szCs w:val="21"/>
+        </w:rPr>
+        <w:t>batched bulk labeling for up to 500 risks per request with partial result handling, and developed the AWS Cloudscape governance UI with filtering, grouping, usage drill downs, chang</w:t>
+      </w:r>
+      <w:r>
+        <w:rPr>
+          <w:rFonts w:ascii="Calibri" w:hAnsi="Calibri" w:cs="Calibri" w:hint="eastAsia"/>
+          <w:color w:val="000000"/>
+          <w:sz w:val="21"/>
+          <w:szCs w:val="21"/>
+        </w:rPr>
+        <w:t>e</w:t>
+      </w:r>
+      <w:r>
+        <w:rPr>
+          <w:rFonts w:ascii="Calibri" w:eastAsia="Times New Roman" w:hAnsi="Calibri" w:cs="Calibri"/>
+          <w:color w:val="000000"/>
+          <w:sz w:val="21"/>
+          <w:szCs w:val="21"/>
+        </w:rPr>
+        <w:t xml:space="preserve"> history, and CSV and Excel export hardened against spreadsheet formula injection</w:t>
       </w:r>
     </w:p>
     <w:p>
       <w:pPr>
-        <w:pStyle w:val="a5"/>
-        <w:numPr>
-          <w:ilvl w:val="0"/>
-          <w:numId w:val="41"/>
-        </w:numPr>
         <w:snapToGrid w:val="0"/>
-        <w:ind w:leftChars="100" w:left="390"/>
+        <w:ind w:left="220"/>
         <w:rPr>
           <w:rFonts w:ascii="Calibri" w:hAnsi="Calibri" w:cs="Calibri"/>
-          <w:color w:val="000000"/>
-          <w:sz w:val="21"/>
-          <w:szCs w:val="21"/>
-        </w:rPr>
-      </w:pPr>
-      <w:r>
-        <w:rPr>
-          <w:rFonts w:ascii="Calibri" w:hAnsi="Calibri" w:cs="Calibri"/>
-          <w:color w:val="000000"/>
-          <w:sz w:val="21"/>
-          <w:szCs w:val="21"/>
-        </w:rPr>
-        <w:t>Developed reproducible robot-learning tooling for calibration, recording, validation, LeRobot-compatible data conversion, GELLO teleoperation, and Meta Quest 2 Cartesian-delta control workflows</w:t>
-      </w:r>
+          <w:bCs/>
+          <w:sz w:val="12"/>
+          <w:szCs w:val="12"/>
+        </w:rPr>
+      </w:pPr>
     </w:p>
     <w:p>
       <w:pPr>
@@ -1541,71 +1409,20 @@
         <w:ind w:leftChars="100" w:left="220"/>
         <w:rPr>
           <w:rFonts w:ascii="Calibri" w:hAnsi="Calibri" w:cs="Calibri"/>
-          <w:bCs/>
-          <w:sz w:val="12"/>
-          <w:szCs w:val="12"/>
-        </w:rPr>
-      </w:pPr>
-    </w:p>
-    <w:p>
-      <w:pPr>
-        <w:pBdr>
-          <w:top w:val="nil"/>
-          <w:left w:val="nil"/>
-          <w:bottom w:val="nil"/>
-          <w:right w:val="nil"/>
-          <w:between w:val="nil"/>
-        </w:pBdr>
-        <w:snapToGrid w:val="0"/>
-        <w:ind w:leftChars="100" w:left="220"/>
+          <w:b/>
+          <w:i/>
+          <w:sz w:val="21"/>
+          <w:szCs w:val="21"/>
+        </w:rPr>
+      </w:pPr>
+      <w:r>
         <w:rPr>
           <w:rFonts w:ascii="Calibri" w:hAnsi="Calibri" w:cs="Calibri"/>
           <w:b/>
-          <w:i/>
-          <w:iCs/>
-          <w:sz w:val="21"/>
-          <w:szCs w:val="21"/>
-        </w:rPr>
-      </w:pPr>
-      <w:r>
-        <w:rPr>
-          <w:rFonts w:ascii="Calibri" w:hAnsi="Calibri" w:cs="Calibri"/>
-          <w:b/>
-          <w:sz w:val="21"/>
-          <w:szCs w:val="21"/>
-        </w:rPr>
-        <w:t>Robotics Software Engineer</w:t>
-      </w:r>
-      <w:r>
-        <w:rPr>
-          <w:rFonts w:ascii="Calibri" w:hAnsi="Calibri" w:cs="Calibri" w:hint="eastAsia"/>
-          <w:bCs/>
-          <w:sz w:val="21"/>
-          <w:szCs w:val="21"/>
-        </w:rPr>
-        <w:t xml:space="preserve">, </w:t>
-      </w:r>
-      <w:r>
-        <w:rPr>
-          <w:rFonts w:ascii="Calibri" w:hAnsi="Calibri" w:cs="Calibri"/>
-          <w:bCs/>
-          <w:i/>
-          <w:iCs/>
-          <w:sz w:val="21"/>
-          <w:szCs w:val="21"/>
-        </w:rPr>
-        <w:t>Husky Robotics Team, University of Washingto</w:t>
-      </w:r>
-      <w:r>
-        <w:rPr>
-          <w:rFonts w:ascii="Calibri" w:hAnsi="Calibri" w:cs="Calibri" w:hint="eastAsia"/>
-          <w:bCs/>
-          <w:i/>
-          <w:iCs/>
-          <w:sz w:val="21"/>
-          <w:szCs w:val="21"/>
-        </w:rPr>
-        <w:t>n</w:t>
+          <w:sz w:val="21"/>
+          <w:szCs w:val="21"/>
+        </w:rPr>
+        <w:t>Research</w:t>
       </w:r>
       <w:r>
         <w:rPr>
@@ -1614,29 +1431,151 @@
           <w:sz w:val="21"/>
           <w:szCs w:val="21"/>
         </w:rPr>
-        <w:t xml:space="preserve">                              </w:t>
+        <w:t xml:space="preserve"> </w:t>
+      </w:r>
+      <w:r>
+        <w:rPr>
+          <w:rFonts w:ascii="Calibri" w:hAnsi="Calibri" w:cs="Calibri" w:hint="eastAsia"/>
+          <w:b/>
+          <w:sz w:val="21"/>
+          <w:szCs w:val="21"/>
+        </w:rPr>
+        <w:t>Collaborator</w:t>
+      </w:r>
+      <w:r>
+        <w:rPr>
+          <w:rFonts w:ascii="Calibri" w:eastAsia="Times New Roman" w:hAnsi="Calibri" w:cs="Calibri"/>
+          <w:sz w:val="21"/>
+          <w:szCs w:val="21"/>
+        </w:rPr>
+        <w:t>,</w:t>
+      </w:r>
+      <w:r>
+        <w:rPr>
+          <w:rFonts w:ascii="Calibri" w:eastAsia="Times New Roman" w:hAnsi="Calibri" w:cs="Calibri"/>
+          <w:i/>
+          <w:sz w:val="21"/>
+          <w:szCs w:val="21"/>
+        </w:rPr>
+        <w:t xml:space="preserve"> </w:t>
+      </w:r>
+      <w:r>
+        <w:rPr>
+          <w:rFonts w:ascii="Calibri" w:hAnsi="Calibri" w:cs="Calibri"/>
+          <w:i/>
+          <w:sz w:val="21"/>
+          <w:szCs w:val="21"/>
+        </w:rPr>
+        <w:t>PRIOR Team at Allen Institute for A</w:t>
+      </w:r>
+      <w:r>
+        <w:rPr>
+          <w:rFonts w:ascii="Calibri" w:hAnsi="Calibri" w:cs="Calibri" w:hint="eastAsia"/>
+          <w:i/>
+          <w:sz w:val="21"/>
+          <w:szCs w:val="21"/>
+        </w:rPr>
+        <w:t>I</w:t>
+      </w:r>
+      <w:r>
+        <w:rPr>
+          <w:rFonts w:ascii="Calibri" w:hAnsi="Calibri" w:cs="Calibri"/>
+          <w:i/>
+          <w:sz w:val="21"/>
+          <w:szCs w:val="21"/>
+        </w:rPr>
+        <w:t xml:space="preserve"> (A</w:t>
+      </w:r>
+      <w:r>
+        <w:rPr>
+          <w:rFonts w:ascii="Calibri" w:hAnsi="Calibri" w:cs="Calibri" w:hint="eastAsia"/>
+          <w:i/>
+          <w:sz w:val="21"/>
+          <w:szCs w:val="21"/>
+        </w:rPr>
+        <w:t>i</w:t>
+      </w:r>
+      <w:r>
+        <w:rPr>
+          <w:rFonts w:ascii="Calibri" w:hAnsi="Calibri" w:cs="Calibri"/>
+          <w:i/>
+          <w:sz w:val="21"/>
+          <w:szCs w:val="21"/>
+        </w:rPr>
+        <w:t>2)</w:t>
+      </w:r>
+      <w:r>
+        <w:rPr>
+          <w:rFonts w:ascii="Calibri" w:hAnsi="Calibri" w:cs="Calibri" w:hint="eastAsia"/>
+          <w:i/>
+          <w:sz w:val="21"/>
+          <w:szCs w:val="21"/>
+        </w:rPr>
+        <w:t>, Seattle, WA</w:t>
+      </w:r>
+      <w:r>
+        <w:rPr>
+          <w:rFonts w:ascii="Calibri" w:hAnsi="Calibri" w:cs="Calibri"/>
+          <w:sz w:val="21"/>
+          <w:szCs w:val="21"/>
+        </w:rPr>
+        <w:t xml:space="preserve">  </w:t>
+      </w:r>
+      <w:r>
+        <w:rPr>
+          <w:rFonts w:ascii="Calibri" w:hAnsi="Calibri" w:cs="Calibri" w:hint="eastAsia"/>
+          <w:sz w:val="21"/>
+          <w:szCs w:val="21"/>
+        </w:rPr>
+        <w:t xml:space="preserve">                  </w:t>
+      </w:r>
+      <w:r>
+        <w:rPr>
+          <w:rFonts w:ascii="Calibri" w:hAnsi="Calibri" w:cs="Calibri" w:hint="eastAsia"/>
+          <w:sz w:val="21"/>
+          <w:szCs w:val="21"/>
+        </w:rPr>
+        <w:t xml:space="preserve">            </w:t>
       </w:r>
       <w:r>
         <w:rPr>
           <w:rFonts w:ascii="Calibri" w:hAnsi="Calibri" w:cs="Calibri" w:hint="eastAsia"/>
           <w:b/>
           <w:i/>
-          <w:iCs/>
-          <w:sz w:val="21"/>
-          <w:szCs w:val="21"/>
-        </w:rPr>
-        <w:t xml:space="preserve"> </w:t>
+          <w:sz w:val="21"/>
+          <w:szCs w:val="21"/>
+        </w:rPr>
+        <w:t>Oct</w:t>
+      </w:r>
+      <w:r>
+        <w:rPr>
+          <w:rFonts w:ascii="Calibri" w:eastAsia="Times New Roman" w:hAnsi="Calibri" w:cs="Calibri"/>
+          <w:b/>
+          <w:i/>
+          <w:sz w:val="21"/>
+          <w:szCs w:val="21"/>
+        </w:rPr>
+        <w:t xml:space="preserve"> 202</w:t>
       </w:r>
       <w:r>
         <w:rPr>
           <w:rFonts w:ascii="Calibri" w:hAnsi="Calibri" w:cs="Calibri" w:hint="eastAsia"/>
           <w:b/>
           <w:i/>
-          <w:iCs/>
-          <w:sz w:val="21"/>
-          <w:szCs w:val="21"/>
-        </w:rPr>
-        <w:t xml:space="preserve">   </w:t>
+          <w:sz w:val="21"/>
+          <w:szCs w:val="21"/>
+        </w:rPr>
+        <w:t>5</w:t>
+      </w:r>
+      <w:r>
+        <w:rPr>
+          <w:rFonts w:ascii="Calibri" w:eastAsia="Times New Roman" w:hAnsi="Calibri" w:cs="Calibri"/>
+          <w:b/>
+          <w:i/>
+          <w:sz w:val="21"/>
+          <w:szCs w:val="21"/>
+        </w:rPr>
+        <w:t xml:space="preserve"> –</w:t>
       </w:r>
       <w:r>
         <w:rPr>
@@ -1646,392 +1585,7 @@
           <w:sz w:val="21"/>
           <w:szCs w:val="21"/>
         </w:rPr>
-        <w:t>Sep</w:t>
-      </w:r>
-      <w:r>
-        <w:rPr>
-          <w:rFonts w:ascii="Calibri" w:eastAsia="Times New Roman" w:hAnsi="Calibri" w:cs="Calibri"/>
-          <w:b/>
-          <w:i/>
-          <w:sz w:val="21"/>
-          <w:szCs w:val="21"/>
-        </w:rPr>
-        <w:t xml:space="preserve"> 202</w:t>
-      </w:r>
-      <w:r>
-        <w:rPr>
-          <w:rFonts w:ascii="Calibri" w:hAnsi="Calibri" w:cs="Calibri" w:hint="eastAsia"/>
-          <w:b/>
-          <w:i/>
-          <w:sz w:val="21"/>
-          <w:szCs w:val="21"/>
-        </w:rPr>
-        <w:t>5</w:t>
-      </w:r>
-      <w:r>
-        <w:rPr>
-          <w:rFonts w:ascii="Calibri" w:eastAsia="Times New Roman" w:hAnsi="Calibri" w:cs="Calibri"/>
-          <w:b/>
-          <w:i/>
-          <w:sz w:val="21"/>
-          <w:szCs w:val="21"/>
-        </w:rPr>
-        <w:t xml:space="preserve"> – </w:t>
-      </w:r>
-      <w:r>
-        <w:rPr>
-          <w:rFonts w:ascii="Calibri" w:hAnsi="Calibri" w:cs="Calibri" w:hint="eastAsia"/>
-          <w:b/>
-          <w:i/>
-          <w:sz w:val="21"/>
-          <w:szCs w:val="21"/>
-        </w:rPr>
-        <w:t>Apr 2026</w:t>
-      </w:r>
-    </w:p>
-    <w:p>
-      <w:pPr>
-        <w:numPr>
-          <w:ilvl w:val="0"/>
-          <w:numId w:val="35"/>
-        </w:numPr>
-        <w:pBdr>
-          <w:top w:val="nil"/>
-          <w:left w:val="nil"/>
-          <w:bottom w:val="nil"/>
-          <w:right w:val="nil"/>
-          <w:between w:val="nil"/>
-        </w:pBdr>
-        <w:snapToGrid w:val="0"/>
-        <w:ind w:leftChars="100" w:left="390"/>
-        <w:rPr>
-          <w:rFonts w:ascii="Calibri" w:eastAsia="Times New Roman" w:hAnsi="Calibri" w:cs="Calibri"/>
-          <w:color w:val="000000"/>
-          <w:sz w:val="21"/>
-          <w:szCs w:val="21"/>
-        </w:rPr>
-      </w:pPr>
-      <w:r>
-        <w:rPr>
-          <w:rFonts w:ascii="Calibri" w:eastAsia="Times New Roman" w:hAnsi="Calibri" w:cs="Calibri"/>
-          <w:color w:val="000000"/>
-          <w:sz w:val="21"/>
-          <w:szCs w:val="21"/>
-        </w:rPr>
-        <w:t>Delivered a real-time perception stack for an autonomous Mars rover, enabling pose-aware navigation and ~90% object-detection accuracy by integrating OpenCV, ArUco solvePnP, OWL-ViT, and Intel RealSense depth sensing</w:t>
-      </w:r>
-    </w:p>
-    <w:p>
-      <w:pPr>
-        <w:numPr>
-          <w:ilvl w:val="0"/>
-          <w:numId w:val="35"/>
-        </w:numPr>
-        <w:pBdr>
-          <w:top w:val="nil"/>
-          <w:left w:val="nil"/>
-          <w:bottom w:val="nil"/>
-          <w:right w:val="nil"/>
-          <w:between w:val="nil"/>
-        </w:pBdr>
-        <w:snapToGrid w:val="0"/>
-        <w:ind w:leftChars="100" w:left="390"/>
-        <w:rPr>
-          <w:rFonts w:ascii="Calibri" w:eastAsia="Times New Roman" w:hAnsi="Calibri" w:cs="Calibri"/>
-          <w:color w:val="000000"/>
-          <w:sz w:val="21"/>
-          <w:szCs w:val="21"/>
-        </w:rPr>
-      </w:pPr>
-      <w:r>
-        <w:rPr>
-          <w:rFonts w:ascii="Calibri" w:eastAsia="Times New Roman" w:hAnsi="Calibri" w:cs="Calibri"/>
-          <w:color w:val="000000"/>
-          <w:sz w:val="21"/>
-          <w:szCs w:val="21"/>
-        </w:rPr>
-        <w:t>Built an OWL-ViT fine-tuning pipeline for University Rover Challenge target objects and integrated depth-aware distance estimation for autonomous approach and manipulation</w:t>
-      </w:r>
-    </w:p>
-    <w:p>
-      <w:pPr>
-        <w:numPr>
-          <w:ilvl w:val="0"/>
-          <w:numId w:val="35"/>
-        </w:numPr>
-        <w:pBdr>
-          <w:top w:val="nil"/>
-          <w:left w:val="nil"/>
-          <w:bottom w:val="nil"/>
-          <w:right w:val="nil"/>
-          <w:between w:val="nil"/>
-        </w:pBdr>
-        <w:snapToGrid w:val="0"/>
-        <w:ind w:leftChars="100" w:left="390"/>
-        <w:rPr>
-          <w:rFonts w:ascii="Calibri" w:eastAsia="Times New Roman" w:hAnsi="Calibri" w:cs="Calibri"/>
-          <w:color w:val="000000"/>
-          <w:sz w:val="21"/>
-          <w:szCs w:val="21"/>
-        </w:rPr>
-      </w:pPr>
-      <w:r>
-        <w:rPr>
-          <w:rFonts w:ascii="Calibri" w:eastAsia="Times New Roman" w:hAnsi="Calibri" w:cs="Calibri"/>
-          <w:color w:val="000000"/>
-          <w:sz w:val="21"/>
-          <w:szCs w:val="21"/>
-        </w:rPr>
-        <w:t>Architected camera calibration, AR camera improvements, and perception-to-navigation integration in C++ for low-latency real-time rover control</w:t>
-      </w:r>
-    </w:p>
-    <w:p>
-      <w:pPr>
-        <w:snapToGrid w:val="0"/>
-        <w:ind w:left="220"/>
-        <w:rPr>
-          <w:rFonts w:ascii="Calibri" w:hAnsi="Calibri" w:cs="Calibri"/>
-          <w:color w:val="000000"/>
-          <w:sz w:val="12"/>
-          <w:szCs w:val="12"/>
-        </w:rPr>
-      </w:pPr>
-    </w:p>
-    <w:p>
-      <w:pPr>
-        <w:widowControl w:val="0"/>
-        <w:snapToGrid w:val="0"/>
-        <w:ind w:leftChars="100" w:left="220"/>
-        <w:rPr>
-          <w:rFonts w:ascii="Calibri" w:hAnsi="Calibri" w:cs="Calibri"/>
-          <w:color w:val="000000"/>
-          <w:sz w:val="21"/>
-          <w:szCs w:val="21"/>
-        </w:rPr>
-      </w:pPr>
-      <w:r>
-        <w:rPr>
-          <w:rFonts w:ascii="Calibri" w:hAnsi="Calibri" w:cs="Calibri"/>
-          <w:b/>
-          <w:bCs/>
-          <w:iCs/>
-          <w:sz w:val="21"/>
-          <w:szCs w:val="21"/>
-        </w:rPr>
-        <w:t>Intern</w:t>
-      </w:r>
-      <w:r>
-        <w:rPr>
-          <w:rFonts w:ascii="Calibri" w:hAnsi="Calibri" w:cs="Calibri"/>
-          <w:iCs/>
-          <w:sz w:val="21"/>
-          <w:szCs w:val="21"/>
-        </w:rPr>
-        <w:t>,</w:t>
-      </w:r>
-      <w:r>
-        <w:rPr>
-          <w:rFonts w:ascii="Calibri" w:hAnsi="Calibri" w:cs="Calibri"/>
-          <w:i/>
-          <w:sz w:val="21"/>
-          <w:szCs w:val="21"/>
-        </w:rPr>
-        <w:t xml:space="preserve"> </w:t>
-      </w:r>
-      <w:r>
-        <w:rPr>
-          <w:rFonts w:ascii="Calibri" w:eastAsia="Times New Roman" w:hAnsi="Calibri" w:cs="Calibri"/>
-          <w:i/>
-          <w:iCs/>
-          <w:sz w:val="21"/>
-          <w:szCs w:val="21"/>
-        </w:rPr>
-        <w:t>CHANG CHUN GROUP</w:t>
-      </w:r>
-      <w:r>
-        <w:rPr>
-          <w:rFonts w:ascii="Calibri" w:hAnsi="Calibri" w:cs="Calibri"/>
-          <w:i/>
-          <w:iCs/>
-          <w:sz w:val="21"/>
-          <w:szCs w:val="21"/>
-        </w:rPr>
-        <w:t xml:space="preserve"> -</w:t>
-      </w:r>
-      <w:r>
-        <w:rPr>
-          <w:rFonts w:ascii="Calibri" w:eastAsia="Times New Roman" w:hAnsi="Calibri" w:cs="Calibri"/>
-          <w:i/>
-          <w:iCs/>
-          <w:sz w:val="21"/>
-          <w:szCs w:val="21"/>
-        </w:rPr>
-        <w:t xml:space="preserve"> Information Center, </w:t>
-      </w:r>
-      <w:r>
-        <w:rPr>
-          <w:rFonts w:ascii="Calibri" w:hAnsi="Calibri" w:cs="Calibri"/>
-          <w:i/>
-          <w:iCs/>
-          <w:sz w:val="21"/>
-          <w:szCs w:val="21"/>
-        </w:rPr>
-        <w:t>Taipei</w:t>
-      </w:r>
-      <w:r>
-        <w:rPr>
-          <w:rFonts w:ascii="Calibri" w:eastAsia="Times New Roman" w:hAnsi="Calibri" w:cs="Calibri"/>
-          <w:i/>
-          <w:iCs/>
-          <w:sz w:val="21"/>
-          <w:szCs w:val="21"/>
-        </w:rPr>
-        <w:t xml:space="preserve">, </w:t>
-      </w:r>
-      <w:r>
-        <w:rPr>
-          <w:rFonts w:ascii="Calibri" w:hAnsi="Calibri" w:cs="Calibri"/>
-          <w:i/>
-          <w:iCs/>
-          <w:sz w:val="21"/>
-          <w:szCs w:val="21"/>
-        </w:rPr>
-        <w:t>Taiwan</w:t>
-      </w:r>
-      <w:r>
-        <w:rPr>
-          <w:rFonts w:ascii="Calibri" w:eastAsia="Times New Roman" w:hAnsi="Calibri" w:cs="Calibri"/>
-          <w:sz w:val="21"/>
-          <w:szCs w:val="21"/>
-        </w:rPr>
-        <w:t xml:space="preserve">     </w:t>
-      </w:r>
-      <w:r>
-        <w:rPr>
-          <w:rFonts w:ascii="Calibri" w:hAnsi="Calibri" w:cs="Calibri"/>
-          <w:sz w:val="21"/>
-          <w:szCs w:val="21"/>
-        </w:rPr>
-        <w:t xml:space="preserve">                                                  </w:t>
-      </w:r>
-      <w:r>
-        <w:rPr>
-          <w:rFonts w:ascii="Calibri" w:hAnsi="Calibri" w:cs="Calibri"/>
-          <w:b/>
-          <w:i/>
-          <w:sz w:val="21"/>
-          <w:szCs w:val="21"/>
-        </w:rPr>
-        <w:t>Jul</w:t>
-      </w:r>
-      <w:r>
-        <w:rPr>
-          <w:rFonts w:ascii="Calibri" w:eastAsia="Times New Roman" w:hAnsi="Calibri" w:cs="Calibri"/>
-          <w:b/>
-          <w:i/>
-          <w:sz w:val="21"/>
-          <w:szCs w:val="21"/>
-        </w:rPr>
-        <w:t xml:space="preserve"> 202</w:t>
-      </w:r>
-      <w:r>
-        <w:rPr>
-          <w:rFonts w:ascii="Calibri" w:hAnsi="Calibri" w:cs="Calibri"/>
-          <w:b/>
-          <w:i/>
-          <w:sz w:val="21"/>
-          <w:szCs w:val="21"/>
-        </w:rPr>
-        <w:t>5</w:t>
-      </w:r>
-      <w:r>
-        <w:rPr>
-          <w:rFonts w:ascii="Calibri" w:eastAsia="Times New Roman" w:hAnsi="Calibri" w:cs="Calibri"/>
-          <w:b/>
-          <w:i/>
-          <w:sz w:val="21"/>
-          <w:szCs w:val="21"/>
-        </w:rPr>
-        <w:t xml:space="preserve"> – </w:t>
-      </w:r>
-      <w:r>
-        <w:rPr>
-          <w:rFonts w:ascii="Calibri" w:hAnsi="Calibri" w:cs="Calibri"/>
-          <w:b/>
-          <w:i/>
-          <w:sz w:val="21"/>
-          <w:szCs w:val="21"/>
-        </w:rPr>
-        <w:t>Aug</w:t>
-      </w:r>
-      <w:r>
-        <w:rPr>
-          <w:rFonts w:ascii="Calibri" w:eastAsia="Times New Roman" w:hAnsi="Calibri" w:cs="Calibri"/>
-          <w:b/>
-          <w:i/>
-          <w:sz w:val="21"/>
-          <w:szCs w:val="21"/>
-        </w:rPr>
-        <w:t xml:space="preserve"> 202</w:t>
-      </w:r>
-      <w:r>
-        <w:rPr>
-          <w:rFonts w:ascii="Calibri" w:hAnsi="Calibri" w:cs="Calibri"/>
-          <w:b/>
-          <w:i/>
-          <w:sz w:val="21"/>
-          <w:szCs w:val="21"/>
-        </w:rPr>
-        <w:t>5</w:t>
-      </w:r>
-    </w:p>
-    <w:p>
-      <w:pPr>
-        <w:snapToGrid w:val="0"/>
-        <w:ind w:leftChars="100" w:left="220"/>
-        <w:rPr>
-          <w:rFonts w:ascii="Calibri" w:hAnsi="Calibri" w:cs="Calibri"/>
-          <w:b/>
-          <w:bCs/>
-          <w:i/>
-          <w:sz w:val="21"/>
-          <w:szCs w:val="21"/>
-        </w:rPr>
-      </w:pPr>
-      <w:r>
-        <w:rPr>
-          <w:rFonts w:ascii="Calibri" w:hAnsi="Calibri" w:cs="Calibri"/>
-          <w:b/>
-          <w:bCs/>
-          <w:i/>
-          <w:sz w:val="21"/>
-          <w:szCs w:val="21"/>
-        </w:rPr>
-        <w:t>Project: ALOHA-</w:t>
-      </w:r>
-      <w:proofErr w:type="spellStart"/>
-      <w:r>
-        <w:rPr>
-          <w:rFonts w:ascii="Calibri" w:hAnsi="Calibri" w:cs="Calibri"/>
-          <w:b/>
-          <w:bCs/>
-          <w:i/>
-          <w:sz w:val="21"/>
-          <w:szCs w:val="21"/>
-        </w:rPr>
-        <w:t>ViperX</w:t>
-      </w:r>
-      <w:proofErr w:type="spellEnd"/>
-      <w:r>
-        <w:rPr>
-          <w:rFonts w:ascii="Calibri" w:hAnsi="Calibri" w:cs="Calibri"/>
-          <w:b/>
-          <w:bCs/>
-          <w:i/>
-          <w:sz w:val="21"/>
-          <w:szCs w:val="21"/>
-        </w:rPr>
-        <w:t xml:space="preserve"> 300S Digital Twin and Imitation Learning Platform</w:t>
+        <w:t xml:space="preserve"> May 2026</w:t>
       </w:r>
     </w:p>
     <w:p>
@@ -2044,20 +1598,441 @@
         <w:snapToGrid w:val="0"/>
         <w:ind w:leftChars="100" w:left="390"/>
         <w:rPr>
-          <w:rFonts w:ascii="Calibri" w:eastAsia="Times New Roman" w:hAnsi="Calibri" w:cs="Calibri"/>
-          <w:color w:val="000000"/>
-          <w:sz w:val="21"/>
-          <w:szCs w:val="21"/>
-        </w:rPr>
-      </w:pPr>
-      <w:r>
-        <w:rPr>
-          <w:rFonts w:ascii="Calibri" w:eastAsia="Times New Roman" w:hAnsi="Calibri" w:cs="Calibri"/>
-          <w:color w:val="000000"/>
-          <w:sz w:val="21"/>
-          <w:szCs w:val="21"/>
-        </w:rPr>
-        <w:t>Created an end-to-end imitation-learning training platform for the ALOHA VX300S robotic arm, achieving 100% grasp success in simulation across a 35-65 cm workspace using a ROS</w:t>
+          <w:rFonts w:ascii="Calibri" w:hAnsi="Calibri" w:cs="Calibri"/>
+          <w:color w:val="000000"/>
+          <w:sz w:val="21"/>
+          <w:szCs w:val="21"/>
+        </w:rPr>
+      </w:pPr>
+      <w:r>
+        <w:rPr>
+          <w:rFonts w:ascii="Calibri" w:eastAsia="Times New Roman" w:hAnsi="Calibri" w:cs="Calibri"/>
+          <w:color w:val="000000"/>
+          <w:sz w:val="21"/>
+          <w:szCs w:val="21"/>
+        </w:rPr>
+        <w:t>Collaborated with Ai2 PRIOR researchers to develop real</w:t>
+      </w:r>
+      <w:r>
+        <w:rPr>
+          <w:rFonts w:ascii="Calibri" w:hAnsi="Calibri" w:cs="Calibri" w:hint="eastAsia"/>
+          <w:color w:val="000000"/>
+          <w:sz w:val="21"/>
+          <w:szCs w:val="21"/>
+        </w:rPr>
+        <w:t>-</w:t>
+      </w:r>
+      <w:r>
+        <w:rPr>
+          <w:rFonts w:ascii="Calibri" w:eastAsia="Times New Roman" w:hAnsi="Calibri" w:cs="Calibri"/>
+          <w:color w:val="000000"/>
+          <w:sz w:val="21"/>
+          <w:szCs w:val="21"/>
+        </w:rPr>
+        <w:t>robot policy infrastructure for deployment, teleoperation, evaluation, and demos across MolmoSpaces, MolmoAct2, MolmoB0T, and TOPReward</w:t>
+      </w:r>
+    </w:p>
+    <w:p>
+      <w:pPr>
+        <w:pStyle w:val="a5"/>
+        <w:numPr>
+          <w:ilvl w:val="0"/>
+          <w:numId w:val="41"/>
+        </w:numPr>
+        <w:snapToGrid w:val="0"/>
+        <w:ind w:leftChars="100" w:left="390"/>
+        <w:rPr>
+          <w:rFonts w:ascii="Calibri" w:hAnsi="Calibri" w:cs="Calibri"/>
+          <w:color w:val="000000"/>
+          <w:sz w:val="21"/>
+          <w:szCs w:val="21"/>
+        </w:rPr>
+      </w:pPr>
+      <w:r>
+        <w:rPr>
+          <w:rFonts w:ascii="Calibri" w:eastAsia="Times New Roman" w:hAnsi="Calibri" w:cs="Calibri"/>
+          <w:color w:val="000000"/>
+          <w:sz w:val="21"/>
+          <w:szCs w:val="21"/>
+        </w:rPr>
+        <w:t>Fine-tuned and deployed pi0, pi0.5, pi0</w:t>
+      </w:r>
+      <w:r>
+        <w:rPr>
+          <w:rFonts w:ascii="Calibri" w:hAnsi="Calibri" w:cs="Calibri" w:hint="eastAsia"/>
+          <w:color w:val="000000"/>
+          <w:sz w:val="21"/>
+          <w:szCs w:val="21"/>
+        </w:rPr>
+        <w:t>-</w:t>
+      </w:r>
+      <w:r>
+        <w:rPr>
+          <w:rFonts w:ascii="Calibri" w:eastAsia="Times New Roman" w:hAnsi="Calibri" w:cs="Calibri"/>
+          <w:color w:val="000000"/>
+          <w:sz w:val="21"/>
+          <w:szCs w:val="21"/>
+        </w:rPr>
+        <w:t xml:space="preserve">FAST, ACT, SmolVLA, and Diffusion Policy across Franka FR3, LeRobot </w:t>
+      </w:r>
+      <w:r>
+        <w:rPr>
+          <w:rFonts w:ascii="Calibri" w:eastAsia="Times New Roman" w:hAnsi="Calibri" w:cs="Calibri"/>
+          <w:color w:val="000000"/>
+          <w:sz w:val="21"/>
+          <w:szCs w:val="21"/>
+        </w:rPr>
+        <w:t>SO-100</w:t>
+      </w:r>
+      <w:r>
+        <w:rPr>
+          <w:rFonts w:ascii="Calibri" w:eastAsia="Times New Roman" w:hAnsi="Calibri" w:cs="Calibri"/>
+          <w:color w:val="000000"/>
+          <w:sz w:val="21"/>
+          <w:szCs w:val="21"/>
+        </w:rPr>
+        <w:t xml:space="preserve"> and SO</w:t>
+      </w:r>
+      <w:r>
+        <w:rPr>
+          <w:rFonts w:ascii="Calibri" w:hAnsi="Calibri" w:cs="Calibri" w:hint="eastAsia"/>
+          <w:color w:val="000000"/>
+          <w:sz w:val="21"/>
+          <w:szCs w:val="21"/>
+        </w:rPr>
+        <w:t>-</w:t>
+      </w:r>
+      <w:r>
+        <w:rPr>
+          <w:rFonts w:ascii="Calibri" w:eastAsia="Times New Roman" w:hAnsi="Calibri" w:cs="Calibri"/>
+          <w:color w:val="000000"/>
+          <w:sz w:val="21"/>
+          <w:szCs w:val="21"/>
+        </w:rPr>
+        <w:t>101, and YAM robots, with joint position and velocity control and real</w:t>
+      </w:r>
+      <w:r>
+        <w:rPr>
+          <w:rFonts w:ascii="Calibri" w:hAnsi="Calibri" w:cs="Calibri" w:hint="eastAsia"/>
+          <w:color w:val="000000"/>
+          <w:sz w:val="21"/>
+          <w:szCs w:val="21"/>
+        </w:rPr>
+        <w:t>-</w:t>
+      </w:r>
+      <w:r>
+        <w:rPr>
+          <w:rFonts w:ascii="Calibri" w:eastAsia="Times New Roman" w:hAnsi="Calibri" w:cs="Calibri"/>
+          <w:color w:val="000000"/>
+          <w:sz w:val="21"/>
+          <w:szCs w:val="21"/>
+        </w:rPr>
+        <w:t>time FR3 inference</w:t>
+      </w:r>
+    </w:p>
+    <w:p>
+      <w:pPr>
+        <w:pStyle w:val="a5"/>
+        <w:numPr>
+          <w:ilvl w:val="0"/>
+          <w:numId w:val="41"/>
+        </w:numPr>
+        <w:snapToGrid w:val="0"/>
+        <w:ind w:leftChars="100" w:left="390"/>
+        <w:rPr>
+          <w:rFonts w:ascii="Calibri" w:hAnsi="Calibri" w:cs="Calibri"/>
+          <w:color w:val="000000"/>
+          <w:sz w:val="21"/>
+          <w:szCs w:val="21"/>
+        </w:rPr>
+      </w:pPr>
+      <w:r>
+        <w:rPr>
+          <w:rFonts w:ascii="Calibri" w:hAnsi="Calibri" w:cs="Calibri"/>
+          <w:color w:val="000000"/>
+          <w:sz w:val="21"/>
+          <w:szCs w:val="21"/>
+        </w:rPr>
+        <w:t>Built a multithreaded stack for teleoperation, policy inference, synchronized logging, replay, calibration, validation, and data conversion, reducing 100-episode rollout time from about 4 hours to 100 minutes while supporting GELLO and Meta Quest 2 control</w:t>
+      </w:r>
+    </w:p>
+    <w:p>
+      <w:pPr>
+        <w:snapToGrid w:val="0"/>
+        <w:ind w:left="220"/>
+        <w:rPr>
+          <w:rFonts w:ascii="Calibri" w:hAnsi="Calibri" w:cs="Calibri"/>
+          <w:color w:val="000000"/>
+          <w:sz w:val="12"/>
+          <w:szCs w:val="12"/>
+        </w:rPr>
+      </w:pPr>
+    </w:p>
+    <w:p>
+      <w:pPr>
+        <w:widowControl w:val="0"/>
+        <w:snapToGrid w:val="0"/>
+        <w:ind w:leftChars="100" w:left="220"/>
+        <w:rPr>
+          <w:rFonts w:ascii="Calibri" w:hAnsi="Calibri" w:cs="Calibri"/>
+          <w:color w:val="000000"/>
+          <w:sz w:val="21"/>
+          <w:szCs w:val="21"/>
+        </w:rPr>
+      </w:pPr>
+      <w:r>
+        <w:rPr>
+          <w:rFonts w:ascii="Calibri" w:hAnsi="Calibri" w:cs="Calibri"/>
+          <w:b/>
+          <w:bCs/>
+          <w:iCs/>
+          <w:sz w:val="21"/>
+          <w:szCs w:val="21"/>
+        </w:rPr>
+        <w:t>Intern</w:t>
+      </w:r>
+      <w:r>
+        <w:rPr>
+          <w:rFonts w:ascii="Calibri" w:hAnsi="Calibri" w:cs="Calibri"/>
+          <w:iCs/>
+          <w:sz w:val="21"/>
+          <w:szCs w:val="21"/>
+        </w:rPr>
+        <w:t>,</w:t>
+      </w:r>
+      <w:r>
+        <w:rPr>
+          <w:rFonts w:ascii="Calibri" w:hAnsi="Calibri" w:cs="Calibri"/>
+          <w:i/>
+          <w:sz w:val="21"/>
+          <w:szCs w:val="21"/>
+        </w:rPr>
+        <w:t xml:space="preserve"> </w:t>
+      </w:r>
+      <w:r>
+        <w:rPr>
+          <w:rFonts w:ascii="Calibri" w:eastAsia="Times New Roman" w:hAnsi="Calibri" w:cs="Calibri"/>
+          <w:i/>
+          <w:iCs/>
+          <w:sz w:val="21"/>
+          <w:szCs w:val="21"/>
+        </w:rPr>
+        <w:t>CHANG CHUN GROUP</w:t>
+      </w:r>
+      <w:r>
+        <w:rPr>
+          <w:rFonts w:ascii="Calibri" w:hAnsi="Calibri" w:cs="Calibri"/>
+          <w:i/>
+          <w:iCs/>
+          <w:sz w:val="21"/>
+          <w:szCs w:val="21"/>
+        </w:rPr>
+        <w:t xml:space="preserve"> </w:t>
+      </w:r>
+      <w:r>
+        <w:rPr>
+          <w:rFonts w:ascii="Calibri" w:hAnsi="Calibri" w:cs="Calibri"/>
+          <w:i/>
+          <w:iCs/>
+          <w:sz w:val="21"/>
+          <w:szCs w:val="21"/>
+        </w:rPr>
+        <w:t>–</w:t>
+      </w:r>
+      <w:r>
+        <w:rPr>
+          <w:rFonts w:ascii="Calibri" w:eastAsia="Times New Roman" w:hAnsi="Calibri" w:cs="Calibri"/>
+          <w:i/>
+          <w:iCs/>
+          <w:sz w:val="21"/>
+          <w:szCs w:val="21"/>
+        </w:rPr>
+        <w:t xml:space="preserve"> Information Center, </w:t>
+      </w:r>
+      <w:r>
+        <w:rPr>
+          <w:rFonts w:ascii="Calibri" w:hAnsi="Calibri" w:cs="Calibri"/>
+          <w:i/>
+          <w:iCs/>
+          <w:sz w:val="21"/>
+          <w:szCs w:val="21"/>
+        </w:rPr>
+        <w:t>Taipei</w:t>
+      </w:r>
+      <w:r>
+        <w:rPr>
+          <w:rFonts w:ascii="Calibri" w:eastAsia="Times New Roman" w:hAnsi="Calibri" w:cs="Calibri"/>
+          <w:i/>
+          <w:iCs/>
+          <w:sz w:val="21"/>
+          <w:szCs w:val="21"/>
+        </w:rPr>
+        <w:t xml:space="preserve">, </w:t>
+      </w:r>
+      <w:r>
+        <w:rPr>
+          <w:rFonts w:ascii="Calibri" w:hAnsi="Calibri" w:cs="Calibri"/>
+          <w:i/>
+          <w:iCs/>
+          <w:sz w:val="21"/>
+          <w:szCs w:val="21"/>
+        </w:rPr>
+        <w:t>Taiwan</w:t>
+      </w:r>
+      <w:r>
+        <w:rPr>
+          <w:rFonts w:ascii="Calibri" w:eastAsia="Times New Roman" w:hAnsi="Calibri" w:cs="Calibri"/>
+          <w:sz w:val="21"/>
+          <w:szCs w:val="21"/>
+        </w:rPr>
+        <w:t xml:space="preserve">     </w:t>
+      </w:r>
+      <w:r>
+        <w:rPr>
+          <w:rFonts w:ascii="Calibri" w:hAnsi="Calibri" w:cs="Calibri"/>
+          <w:sz w:val="21"/>
+          <w:szCs w:val="21"/>
+        </w:rPr>
+        <w:t xml:space="preserve">                                                 </w:t>
+      </w:r>
+      <w:r>
+        <w:rPr>
+          <w:rFonts w:ascii="Calibri" w:hAnsi="Calibri" w:cs="Calibri"/>
+          <w:b/>
+          <w:i/>
+          <w:sz w:val="21"/>
+          <w:szCs w:val="21"/>
+        </w:rPr>
+        <w:t>Jul</w:t>
+      </w:r>
+      <w:r>
+        <w:rPr>
+          <w:rFonts w:ascii="Calibri" w:eastAsia="Times New Roman" w:hAnsi="Calibri" w:cs="Calibri"/>
+          <w:b/>
+          <w:i/>
+          <w:sz w:val="21"/>
+          <w:szCs w:val="21"/>
+        </w:rPr>
+        <w:t xml:space="preserve"> 202</w:t>
+      </w:r>
+      <w:r>
+        <w:rPr>
+          <w:rFonts w:ascii="Calibri" w:hAnsi="Calibri" w:cs="Calibri"/>
+          <w:b/>
+          <w:i/>
+          <w:sz w:val="21"/>
+          <w:szCs w:val="21"/>
+        </w:rPr>
+        <w:t>5</w:t>
+      </w:r>
+      <w:r>
+        <w:rPr>
+          <w:rFonts w:ascii="Calibri" w:eastAsia="Times New Roman" w:hAnsi="Calibri" w:cs="Calibri"/>
+          <w:b/>
+          <w:i/>
+          <w:sz w:val="21"/>
+          <w:szCs w:val="21"/>
+        </w:rPr>
+        <w:t xml:space="preserve"> – </w:t>
+      </w:r>
+      <w:r>
+        <w:rPr>
+          <w:rFonts w:ascii="Calibri" w:hAnsi="Calibri" w:cs="Calibri"/>
+          <w:b/>
+          <w:i/>
+          <w:sz w:val="21"/>
+          <w:szCs w:val="21"/>
+        </w:rPr>
+        <w:t>Aug</w:t>
+      </w:r>
+      <w:r>
+        <w:rPr>
+          <w:rFonts w:ascii="Calibri" w:eastAsia="Times New Roman" w:hAnsi="Calibri" w:cs="Calibri"/>
+          <w:b/>
+          <w:i/>
+          <w:sz w:val="21"/>
+          <w:szCs w:val="21"/>
+        </w:rPr>
+        <w:t xml:space="preserve"> 202</w:t>
+      </w:r>
+      <w:r>
+        <w:rPr>
+          <w:rFonts w:ascii="Calibri" w:hAnsi="Calibri" w:cs="Calibri"/>
+          <w:b/>
+          <w:i/>
+          <w:sz w:val="21"/>
+          <w:szCs w:val="21"/>
+        </w:rPr>
+        <w:t>5</w:t>
+      </w:r>
+    </w:p>
+    <w:p>
+      <w:pPr>
+        <w:snapToGrid w:val="0"/>
+        <w:ind w:leftChars="100" w:left="220"/>
+        <w:rPr>
+          <w:rFonts w:ascii="Calibri" w:hAnsi="Calibri" w:cs="Calibri"/>
+          <w:b/>
+          <w:bCs/>
+          <w:i/>
+          <w:sz w:val="21"/>
+          <w:szCs w:val="21"/>
+        </w:rPr>
+      </w:pPr>
+      <w:r>
+        <w:rPr>
+          <w:rFonts w:ascii="Calibri" w:hAnsi="Calibri" w:cs="Calibri"/>
+          <w:b/>
+          <w:bCs/>
+          <w:i/>
+          <w:sz w:val="21"/>
+          <w:szCs w:val="21"/>
+        </w:rPr>
+        <w:t>Project: ALOHA-ViperX 300S Digital Twin and Imitation Learning Platform</w:t>
+      </w:r>
+    </w:p>
+    <w:p>
+      <w:pPr>
+        <w:pStyle w:val="a5"/>
+        <w:numPr>
+          <w:ilvl w:val="0"/>
+          <w:numId w:val="41"/>
+        </w:numPr>
+        <w:snapToGrid w:val="0"/>
+        <w:ind w:leftChars="100" w:left="390"/>
+        <w:rPr>
+          <w:rFonts w:ascii="Calibri" w:eastAsia="Times New Roman" w:hAnsi="Calibri" w:cs="Calibri"/>
+          <w:color w:val="000000"/>
+          <w:sz w:val="21"/>
+          <w:szCs w:val="21"/>
+        </w:rPr>
+      </w:pPr>
+      <w:r>
+        <w:rPr>
+          <w:rFonts w:ascii="Calibri" w:eastAsia="Times New Roman" w:hAnsi="Calibri" w:cs="Calibri"/>
+          <w:color w:val="000000"/>
+          <w:sz w:val="21"/>
+          <w:szCs w:val="21"/>
+        </w:rPr>
+        <w:t xml:space="preserve">Created an end-to-end imitation-learning training platform for the ALOHA VX300S robotic arm, achieving 100% grasp success in simulation across a </w:t>
+      </w:r>
+      <w:r>
+        <w:rPr>
+          <w:rFonts w:ascii="Calibri" w:eastAsia="Times New Roman" w:hAnsi="Calibri" w:cs="Calibri"/>
+          <w:color w:val="000000"/>
+          <w:sz w:val="21"/>
+          <w:szCs w:val="21"/>
+        </w:rPr>
+        <w:t>35-65 cm</w:t>
+      </w:r>
+      <w:r>
+        <w:rPr>
+          <w:rFonts w:ascii="Calibri" w:eastAsia="Times New Roman" w:hAnsi="Calibri" w:cs="Calibri"/>
+          <w:color w:val="000000"/>
+          <w:sz w:val="21"/>
+          <w:szCs w:val="21"/>
+        </w:rPr>
+        <w:t xml:space="preserve"> workspace using a ROS</w:t>
       </w:r>
       <w:r>
         <w:rPr>
@@ -2382,81 +2357,14 @@
           <w:szCs w:val="21"/>
         </w:rPr>
       </w:pPr>
-      <w:proofErr w:type="spellStart"/>
-      <w:r>
-        <w:rPr>
-          <w:rFonts w:ascii="Calibri" w:eastAsia="Times New Roman" w:hAnsi="Calibri" w:cs="Calibri"/>
-          <w:color w:val="000000"/>
-          <w:sz w:val="21"/>
-          <w:szCs w:val="21"/>
-        </w:rPr>
-        <w:t>Haoquan</w:t>
-      </w:r>
-      <w:proofErr w:type="spellEnd"/>
-      <w:r>
-        <w:rPr>
-          <w:rFonts w:ascii="Calibri" w:eastAsia="Times New Roman" w:hAnsi="Calibri" w:cs="Calibri"/>
-          <w:color w:val="000000"/>
-          <w:sz w:val="21"/>
-          <w:szCs w:val="21"/>
-        </w:rPr>
-        <w:t xml:space="preserve"> Fang, </w:t>
-      </w:r>
-      <w:proofErr w:type="spellStart"/>
-      <w:r>
-        <w:rPr>
-          <w:rFonts w:ascii="Calibri" w:eastAsia="Times New Roman" w:hAnsi="Calibri" w:cs="Calibri"/>
-          <w:color w:val="000000"/>
-          <w:sz w:val="21"/>
-          <w:szCs w:val="21"/>
-        </w:rPr>
-        <w:t>Jiafei</w:t>
-      </w:r>
-      <w:proofErr w:type="spellEnd"/>
-      <w:r>
-        <w:rPr>
-          <w:rFonts w:ascii="Calibri" w:eastAsia="Times New Roman" w:hAnsi="Calibri" w:cs="Calibri"/>
-          <w:color w:val="000000"/>
-          <w:sz w:val="21"/>
-          <w:szCs w:val="21"/>
-        </w:rPr>
-        <w:t xml:space="preserve"> Duan, Donovan Clay, </w:t>
-      </w:r>
-      <w:r>
-        <w:rPr>
-          <w:rFonts w:ascii="Calibri" w:eastAsia="Times New Roman" w:hAnsi="Calibri" w:cs="Calibri"/>
-          <w:color w:val="000000"/>
-          <w:sz w:val="21"/>
-          <w:szCs w:val="21"/>
-        </w:rPr>
-        <w:t>et al.</w:t>
-      </w:r>
-      <w:r>
-        <w:rPr>
-          <w:rFonts w:ascii="Calibri" w:hAnsi="Calibri" w:cs="Calibri" w:hint="eastAsia"/>
-          <w:color w:val="000000"/>
-          <w:sz w:val="21"/>
-          <w:szCs w:val="21"/>
-        </w:rPr>
-        <w:t>,</w:t>
-      </w:r>
-      <w:r>
-        <w:rPr>
-          <w:rFonts w:ascii="Calibri" w:eastAsia="Times New Roman" w:hAnsi="Calibri" w:cs="Calibri"/>
-          <w:color w:val="000000"/>
-          <w:sz w:val="21"/>
-          <w:szCs w:val="21"/>
-        </w:rPr>
-        <w:t xml:space="preserve"> </w:t>
-      </w:r>
-      <w:r>
-        <w:rPr>
-          <w:rFonts w:ascii="Calibri" w:hAnsi="Calibri" w:cs="Calibri" w:hint="eastAsia"/>
-          <w:color w:val="000000"/>
-          <w:sz w:val="21"/>
-          <w:szCs w:val="21"/>
-        </w:rPr>
-        <w:t>(</w:t>
+      <w:r>
+        <w:rPr>
+          <w:rFonts w:ascii="Calibri" w:eastAsia="Times New Roman" w:hAnsi="Calibri" w:cs="Calibri"/>
+          <w:color w:val="000000"/>
+          <w:sz w:val="21"/>
+          <w:szCs w:val="21"/>
+        </w:rPr>
+        <w:t>Abhay Deshpande, Maya Guru, Rose Hendrix, et al., (</w:t>
       </w:r>
       <w:r>
         <w:rPr>
@@ -2471,21 +2379,21 @@
       </w:r>
       <w:r>
         <w:rPr>
+          <w:rFonts w:ascii="Calibri" w:eastAsia="Times New Roman" w:hAnsi="Calibri" w:cs="Calibri"/>
+          <w:color w:val="000000"/>
+          <w:sz w:val="21"/>
+          <w:szCs w:val="21"/>
+        </w:rPr>
+        <w:t>), “MolmoB0T: Large-Scale Simulation Enables Zero-Shot Manipulation,” under review at the Conference on Robot Learning (CoRL), 2026. Best Poster Award, IEEE ICRA 2026 Workshop on Synthetic Data for Robot Learning.</w:t>
+      </w:r>
+      <w:r>
+        <w:rPr>
           <w:rFonts w:ascii="Calibri" w:hAnsi="Calibri" w:cs="Calibri" w:hint="eastAsia"/>
           <w:color w:val="000000"/>
           <w:sz w:val="21"/>
           <w:szCs w:val="21"/>
         </w:rPr>
-        <w:t>)</w:t>
-      </w:r>
-      <w:r>
-        <w:rPr>
-          <w:rFonts w:ascii="Calibri" w:eastAsia="Times New Roman" w:hAnsi="Calibri" w:cs="Calibri"/>
-          <w:color w:val="000000"/>
-          <w:sz w:val="21"/>
-          <w:szCs w:val="21"/>
-        </w:rPr>
-        <w:t xml:space="preserve">, "MolmoAct2: Action Reasoning Models for Real-world Deployment," </w:t>
+        <w:t xml:space="preserve"> </w:t>
       </w:r>
       <w:hyperlink r:id="rId13" w:history="1">
         <w:r>
@@ -2495,18 +2403,9 @@
             <w:sz w:val="21"/>
             <w:szCs w:val="21"/>
           </w:rPr>
-          <w:t>arXiv:2605.02881</w:t>
+          <w:t>arXiv:2603.16861</w:t>
         </w:r>
       </w:hyperlink>
-      <w:r>
-        <w:rPr>
-          <w:rFonts w:ascii="Calibri" w:eastAsia="Times New Roman" w:hAnsi="Calibri" w:cs="Calibri"/>
-          <w:color w:val="000000"/>
-          <w:sz w:val="21"/>
-          <w:szCs w:val="21"/>
-        </w:rPr>
-        <w:t>, 2026.</w:t>
-      </w:r>
     </w:p>
     <w:p>
       <w:pPr>
@@ -2536,9 +2435,17 @@
           <w:color w:val="000000"/>
           <w:sz w:val="21"/>
           <w:szCs w:val="21"/>
-          <w:lang w:val="es-ES"/>
-        </w:rPr>
-        <w:t>Abhay Deshpande,</w:t>
+        </w:rPr>
+        <w:t xml:space="preserve">Haoquan Fang, Jiafei Duan, Donovan Clay, </w:t>
+      </w:r>
+      <w:r>
+        <w:rPr>
+          <w:rFonts w:ascii="Calibri" w:eastAsia="Times New Roman" w:hAnsi="Calibri" w:cs="Calibri"/>
+          <w:color w:val="000000"/>
+          <w:sz w:val="21"/>
+          <w:szCs w:val="21"/>
+        </w:rPr>
+        <w:t>et al.</w:t>
       </w:r>
       <w:r>
         <w:rPr>
@@ -2546,93 +2453,21 @@
           <w:color w:val="000000"/>
           <w:sz w:val="21"/>
           <w:szCs w:val="21"/>
-          <w:lang w:val="es-ES"/>
+        </w:rPr>
+        <w:t>,</w:t>
+      </w:r>
+      <w:r>
+        <w:rPr>
+          <w:rFonts w:ascii="Calibri" w:eastAsia="Times New Roman" w:hAnsi="Calibri" w:cs="Calibri"/>
+          <w:color w:val="000000"/>
+          <w:sz w:val="21"/>
+          <w:szCs w:val="21"/>
         </w:rPr>
         <w:t xml:space="preserve"> </w:t>
       </w:r>
       <w:r>
         <w:rPr>
-          <w:rFonts w:ascii="Calibri" w:hAnsi="Calibri" w:cs="Calibri"/>
-          <w:color w:val="000000"/>
-          <w:sz w:val="21"/>
-          <w:szCs w:val="21"/>
-          <w:lang w:val="es-ES"/>
-        </w:rPr>
-        <w:t>Maya Guru</w:t>
-      </w:r>
-      <w:r>
-        <w:rPr>
           <w:rFonts w:ascii="Calibri" w:hAnsi="Calibri" w:cs="Calibri" w:hint="eastAsia"/>
-          <w:color w:val="000000"/>
-          <w:sz w:val="21"/>
-          <w:szCs w:val="21"/>
-          <w:lang w:val="es-ES"/>
-        </w:rPr>
-        <w:t>,</w:t>
-      </w:r>
-      <w:r>
-        <w:rPr>
-          <w:rFonts w:ascii="Calibri" w:hAnsi="Calibri" w:cs="Calibri" w:hint="eastAsia"/>
-          <w:color w:val="000000"/>
-          <w:sz w:val="21"/>
-          <w:szCs w:val="21"/>
-          <w:lang w:val="es-ES"/>
-        </w:rPr>
-        <w:t xml:space="preserve"> </w:t>
-      </w:r>
-      <w:r>
-        <w:rPr>
-          <w:rFonts w:ascii="Calibri" w:eastAsia="Times New Roman" w:hAnsi="Calibri" w:cs="Calibri"/>
-          <w:color w:val="000000"/>
-          <w:sz w:val="21"/>
-          <w:szCs w:val="21"/>
-          <w:lang w:val="es-ES"/>
-        </w:rPr>
-        <w:t>Rose Hendrix</w:t>
-      </w:r>
-      <w:r>
-        <w:rPr>
-          <w:rFonts w:ascii="Calibri" w:hAnsi="Calibri" w:cs="Calibri" w:hint="eastAsia"/>
-          <w:color w:val="000000"/>
-          <w:sz w:val="21"/>
-          <w:szCs w:val="21"/>
-          <w:lang w:val="es-ES"/>
-        </w:rPr>
-        <w:t xml:space="preserve">, </w:t>
-      </w:r>
-      <w:r>
-        <w:rPr>
-          <w:rFonts w:ascii="Calibri" w:eastAsia="Times New Roman" w:hAnsi="Calibri" w:cs="Calibri"/>
-          <w:color w:val="000000"/>
-          <w:sz w:val="21"/>
-          <w:szCs w:val="21"/>
-          <w:lang w:val="es-ES"/>
-        </w:rPr>
-        <w:t>et al.</w:t>
-      </w:r>
-      <w:r>
-        <w:rPr>
-          <w:rFonts w:ascii="Calibri" w:hAnsi="Calibri" w:cs="Calibri" w:hint="eastAsia"/>
-          <w:color w:val="000000"/>
-          <w:sz w:val="21"/>
-          <w:szCs w:val="21"/>
-          <w:lang w:val="es-ES"/>
-        </w:rPr>
-        <w:t>,</w:t>
-      </w:r>
-      <w:r>
-        <w:rPr>
-          <w:rFonts w:ascii="Calibri" w:eastAsia="Times New Roman" w:hAnsi="Calibri" w:cs="Calibri"/>
-          <w:color w:val="000000"/>
-          <w:sz w:val="21"/>
-          <w:szCs w:val="21"/>
-          <w:lang w:val="es-ES"/>
-        </w:rPr>
-        <w:t xml:space="preserve"> </w:t>
-      </w:r>
-      <w:r>
-        <w:rPr>
-          <w:rFonts w:ascii="Calibri" w:eastAsia="Times New Roman" w:hAnsi="Calibri" w:cs="Calibri"/>
           <w:color w:val="000000"/>
           <w:sz w:val="21"/>
           <w:szCs w:val="21"/>
@@ -2652,12 +2487,102 @@
       </w:r>
       <w:r>
         <w:rPr>
-          <w:rFonts w:ascii="Calibri" w:eastAsia="Times New Roman" w:hAnsi="Calibri" w:cs="Calibri"/>
-          <w:color w:val="000000"/>
-          <w:sz w:val="21"/>
-          <w:szCs w:val="21"/>
-        </w:rPr>
-        <w:t xml:space="preserve">), “MolmoB0T: Large-Scale Simulation Enables Zero-Shot Manipulation,” </w:t>
+          <w:rFonts w:ascii="Calibri" w:hAnsi="Calibri" w:cs="Calibri" w:hint="eastAsia"/>
+          <w:color w:val="000000"/>
+          <w:sz w:val="21"/>
+          <w:szCs w:val="21"/>
+        </w:rPr>
+        <w:t>)</w:t>
+      </w:r>
+      <w:r>
+        <w:rPr>
+          <w:rFonts w:ascii="Calibri" w:eastAsia="Times New Roman" w:hAnsi="Calibri" w:cs="Calibri"/>
+          <w:color w:val="000000"/>
+          <w:sz w:val="21"/>
+          <w:szCs w:val="21"/>
+        </w:rPr>
+        <w:t xml:space="preserve">, </w:t>
+      </w:r>
+      <w:r>
+        <w:rPr>
+          <w:rFonts w:ascii="Calibri" w:eastAsia="Times New Roman" w:hAnsi="Calibri" w:cs="Calibri"/>
+          <w:color w:val="000000"/>
+          <w:sz w:val="21"/>
+          <w:szCs w:val="21"/>
+        </w:rPr>
+        <w:t>“</w:t>
+      </w:r>
+      <w:r>
+        <w:rPr>
+          <w:rFonts w:ascii="Calibri" w:eastAsia="Times New Roman" w:hAnsi="Calibri" w:cs="Calibri"/>
+          <w:color w:val="000000"/>
+          <w:sz w:val="21"/>
+          <w:szCs w:val="21"/>
+        </w:rPr>
+        <w:t xml:space="preserve">MolmoAct2: Action Reasoning Models for </w:t>
+      </w:r>
+      <w:r>
+        <w:rPr>
+          <w:rFonts w:ascii="Calibri" w:eastAsia="Times New Roman" w:hAnsi="Calibri" w:cs="Calibri"/>
+          <w:color w:val="000000"/>
+          <w:sz w:val="21"/>
+          <w:szCs w:val="21"/>
+        </w:rPr>
+        <w:t>Real-world</w:t>
+      </w:r>
+      <w:r>
+        <w:rPr>
+          <w:rFonts w:ascii="Calibri" w:eastAsia="Times New Roman" w:hAnsi="Calibri" w:cs="Calibri"/>
+          <w:color w:val="000000"/>
+          <w:sz w:val="21"/>
+          <w:szCs w:val="21"/>
+        </w:rPr>
+        <w:t xml:space="preserve"> Deployment</w:t>
+      </w:r>
+      <w:r>
+        <w:rPr>
+          <w:rFonts w:ascii="Calibri" w:eastAsia="Times New Roman" w:hAnsi="Calibri" w:cs="Calibri"/>
+          <w:color w:val="000000"/>
+          <w:sz w:val="21"/>
+          <w:szCs w:val="21"/>
+        </w:rPr>
+        <w:t>,</w:t>
+      </w:r>
+      <w:r>
+        <w:rPr>
+          <w:rFonts w:ascii="Calibri" w:eastAsia="Times New Roman" w:hAnsi="Calibri" w:cs="Calibri"/>
+          <w:color w:val="000000"/>
+          <w:sz w:val="21"/>
+          <w:szCs w:val="21"/>
+        </w:rPr>
+        <w:t>”</w:t>
+      </w:r>
+      <w:r>
+        <w:rPr>
+          <w:rFonts w:ascii="Calibri" w:hAnsi="Calibri" w:cs="Calibri" w:hint="eastAsia"/>
+          <w:color w:val="000000"/>
+          <w:sz w:val="21"/>
+          <w:szCs w:val="21"/>
+        </w:rPr>
+        <w:t xml:space="preserve"> </w:t>
+      </w:r>
+      <w:r>
+        <w:rPr>
+          <w:rFonts w:ascii="Calibri" w:hAnsi="Calibri" w:cs="Calibri"/>
+          <w:color w:val="000000"/>
+          <w:sz w:val="21"/>
+          <w:szCs w:val="21"/>
+        </w:rPr>
+        <w:t>under review at the Conference on Robot Learning (CoRL), 2026.</w:t>
+      </w:r>
+      <w:r>
+        <w:rPr>
+          <w:rFonts w:ascii="Calibri" w:eastAsia="Times New Roman" w:hAnsi="Calibri" w:cs="Calibri"/>
+          <w:color w:val="000000"/>
+          <w:sz w:val="21"/>
+          <w:szCs w:val="21"/>
+        </w:rPr>
+        <w:t xml:space="preserve"> </w:t>
       </w:r>
       <w:hyperlink r:id="rId14" w:history="1">
         <w:r>
@@ -2667,18 +2592,9 @@
             <w:sz w:val="21"/>
             <w:szCs w:val="21"/>
           </w:rPr>
-          <w:t>arXiv:2603.16861</w:t>
+          <w:t>arXiv:2605.02881</w:t>
         </w:r>
       </w:hyperlink>
-      <w:r>
-        <w:rPr>
-          <w:rFonts w:ascii="Calibri" w:eastAsia="Times New Roman" w:hAnsi="Calibri" w:cs="Calibri"/>
-          <w:color w:val="000000"/>
-          <w:sz w:val="21"/>
-          <w:szCs w:val="21"/>
-        </w:rPr>
-        <w:t>, 2026</w:t>
-      </w:r>
     </w:p>
     <w:p>
       <w:pPr>
@@ -2740,6 +2656,24 @@
         </w:rPr>
         <w:t xml:space="preserve"> </w:t>
       </w:r>
+      <w:r>
+        <w:rPr>
+          <w:rFonts w:ascii="Calibri" w:hAnsi="Calibri" w:cs="Calibri"/>
+          <w:color w:val="000000"/>
+          <w:sz w:val="21"/>
+          <w:szCs w:val="21"/>
+        </w:rPr>
+        <w:t>under review at the Conference on Robot Learning (CoRL), 2026.</w:t>
+      </w:r>
+      <w:r>
+        <w:rPr>
+          <w:rFonts w:ascii="Calibri" w:hAnsi="Calibri" w:cs="Calibri" w:hint="eastAsia"/>
+          <w:color w:val="000000"/>
+          <w:sz w:val="21"/>
+          <w:szCs w:val="21"/>
+        </w:rPr>
+        <w:t xml:space="preserve"> </w:t>
+      </w:r>
       <w:hyperlink r:id="rId15" w:history="1">
         <w:r>
           <w:rPr>
@@ -2751,15 +2685,6 @@
           <w:t>arXiv:2602.19313</w:t>
         </w:r>
       </w:hyperlink>
-      <w:r>
-        <w:rPr>
-          <w:rFonts w:ascii="Calibri" w:eastAsia="Times New Roman" w:hAnsi="Calibri" w:cs="Calibri"/>
-          <w:color w:val="000000"/>
-          <w:sz w:val="21"/>
-          <w:szCs w:val="21"/>
-        </w:rPr>
-        <w:t>, 2026</w:t>
-      </w:r>
     </w:p>
     <w:sectPr>
       <w:footerReference w:type="default" r:id="rId16"/>
@@ -2773,7 +2698,7 @@
 </file>
 
 <file path=word/endnotes.xml><?xml version="1.0" encoding="utf-8"?>
-<w:endnotes xmlns:wpc="http://schemas.microsoft.com/office/word/2010/wordprocessingCanvas" xmlns:cx="http://schemas.microsoft.com/office/drawing/2014/chartex" xmlns:cx1="http://schemas.microsoft.com/office/drawing/2015/9/8/chartex" xmlns:cx2="http://schemas.microsoft.com/office/drawing/2015/10/21/chartex" xmlns:cx3="http://schemas.microsoft.com/office/drawing/2016/5/9/chartex" xmlns:cx4="http://schemas.microsoft.com/office/drawing/2016/5/10/chartex" xmlns:cx5="http://schemas.microsoft.com/office/drawing/2016/5/11/chartex" xmlns:cx6="http://schemas.microsoft.com/office/drawing/2016/5/12/chartex" xmlns:cx7="http://schemas.microsoft.com/office/drawing/2016/5/13/chartex" xmlns:cx8="http://schemas.microsoft.com/office/drawing/2016/5/14/chartex" xmlns:mc="http://schemas.openxmlformats.org/markup-compatibility/2006" xmlns:aink="http://schemas.microsoft.com/office/drawing/2016/ink" xmlns:am3d="http://schemas.microsoft.com/office/drawing/2017/model3d" xmlns:o="urn:schemas-microsoft-com:office:office" xmlns:oel="http://schemas.microsoft.com/office/2019/extlst" xmlns:r="http://schemas.openxmlformats.org/officeDocument/2006/relationships" xmlns:m="http://schemas.openxmlformats.org/officeDocument/2006/math" xmlns:v="urn:schemas-microsoft-com:vml" xmlns:wp14="http://schemas.microsoft.com/office/word/2010/wordprocessingDrawing" xmlns:wp="http://schemas.openxmlformats.org/drawingml/2006/wordprocessingDrawing" xmlns:w10="urn:schemas-microsoft-com:office:word" xmlns:w="http://schemas.openxmlformats.org/wordprocessingml/2006/main" xmlns:w14="http://schemas.microsoft.com/office/word/2010/wordml" xmlns:w15="http://schemas.microsoft.com/office/word/2012/wordml" xmlns:w16cex="http://schemas.microsoft.com/office/word/2018/wordml/cex" xmlns:w16cid="http://schemas.microsoft.com/office/word/2016/wordml/cid" xmlns:w16="http://schemas.microsoft.com/office/word/2018/wordml" xmlns:w16du="http://schemas.microsoft.com/office/word/2023/wordml/word16du" xmlns:w16sdtdh="http://schemas.microsoft.com/office/word/2020/wordml/sdtdatahash" xmlns:w16sdtfl="http://schemas.microsoft.com/office/word/2024/wordml/sdtformatlock" xmlns:w16se="http://schemas.microsoft.com/office/word/2015/wordml/symex" xmlns:wpg="http://schemas.microsoft.com/office/word/2010/wordprocessingGroup" xmlns:wpi="http://schemas.microsoft.com/office/word/2010/wordprocessingInk" xmlns:wne="http://schemas.microsoft.com/office/word/2006/wordml" xmlns:wps="http://schemas.microsoft.com/office/word/2010/wordprocessingShape" mc:Ignorable="w14 w15 w16se w16cid w16 w16cex w16sdtdh w16sdtfl w16du wp14">
+<w:endnotes xmlns:wpc="http://schemas.microsoft.com/office/word/2010/wordprocessingCanvas" xmlns:cx="http://schemas.microsoft.com/office/drawing/2014/chartex" xmlns:cx1="http://schemas.microsoft.com/office/drawing/2015/9/8/chartex" xmlns:cx2="http://schemas.microsoft.com/office/drawing/2015/10/21/chartex" xmlns:cx3="http://schemas.microsoft.com/office/drawing/2016/5/9/chartex" xmlns:cx4="http://schemas.microsoft.com/office/drawing/2016/5/10/chartex" xmlns:cx5="http://schemas.microsoft.com/office/drawing/2016/5/11/chartex" xmlns:cx6="http://schemas.microsoft.com/office/drawing/2016/5/12/chartex" xmlns:cx7="http://schemas.microsoft.com/office/drawing/2016/5/13/chartex" xmlns:cx8="http://schemas.microsoft.com/office/drawing/2016/5/14/chartex" xmlns:mc="http://schemas.openxmlformats.org/markup-compatibility/2006" xmlns:aink="http://schemas.microsoft.com/office/drawing/2016/ink" xmlns:am3d="http://schemas.microsoft.com/office/drawing/2017/model3d" xmlns:o="urn:schemas-microsoft-com:office:office" xmlns:oel="http://schemas.microsoft.com/office/2019/extlst" xmlns:r="http://schemas.openxmlformats.org/officeDocument/2006/relationships" xmlns:m="http://schemas.openxmlformats.org/officeDocument/2006/math" xmlns:v="urn:schemas-microsoft-com:vml" xmlns:wp14="http://schemas.microsoft.com/office/word/2010/wordprocessingDrawing" xmlns:wp="http://schemas.openxmlformats.org/drawingml/2006/wordprocessingDrawing" xmlns:w10="urn:schemas-microsoft-com:office:word" xmlns:w="http://schemas.openxmlformats.org/wordprocessingml/2006/main" xmlns:w14="http://schemas.microsoft.com/office/word/2010/wordml" xmlns:w15="http://schemas.microsoft.com/office/word/2012/wordml" xmlns:w16cei="http://schemas.microsoft.com/office/word/2026/wordml/cei" xmlns:w16cex="http://schemas.microsoft.com/office/word/2018/wordml/cex" xmlns:w16cid="http://schemas.microsoft.com/office/word/2016/wordml/cid" xmlns:w16="http://schemas.microsoft.com/office/word/2018/wordml" xmlns:w16du="http://schemas.microsoft.com/office/word/2023/wordml/word16du" xmlns:w16sdtdh="http://schemas.microsoft.com/office/word/2020/wordml/sdtdatahash" xmlns:w16sdtfl="http://schemas.microsoft.com/office/word/2024/wordml/sdtformatlock" xmlns:w16se="http://schemas.microsoft.com/office/word/2015/wordml/symex" xmlns:wpg="http://schemas.microsoft.com/office/word/2010/wordprocessingGroup" xmlns:wpi="http://schemas.microsoft.com/office/word/2010/wordprocessingInk" xmlns:wne="http://schemas.microsoft.com/office/word/2006/wordml" xmlns:wps="http://schemas.microsoft.com/office/word/2010/wordprocessingShape" mc:Ignorable="w14 w15 w16se w16cid w16 w16cex w16sdtdh w16sdtfl w16du wp14">
   <w:endnote w:type="separator" w:id="-1">
     <w:p>
       <w:r>
@@ -2792,7 +2717,7 @@
 </file>
 
 <file path=word/footer1.xml><?xml version="1.0" encoding="utf-8"?>
-<w:ftr xmlns:wpc="http://schemas.microsoft.com/office/word/2010/wordprocessingCanvas" xmlns:cx="http://schemas.microsoft.com/office/drawing/2014/chartex" xmlns:cx1="http://schemas.microsoft.com/office/drawing/2015/9/8/chartex" xmlns:cx2="http://schemas.microsoft.com/office/drawing/2015/10/21/chartex" xmlns:cx3="http://schemas.microsoft.com/office/drawing/2016/5/9/chartex" xmlns:cx4="http://schemas.microsoft.com/office/drawing/2016/5/10/chartex" xmlns:cx5="http://schemas.microsoft.com/office/drawing/2016/5/11/chartex" xmlns:cx6="http://schemas.microsoft.com/office/drawing/2016/5/12/chartex" xmlns:cx7="http://schemas.microsoft.com/office/drawing/2016/5/13/chartex" xmlns:cx8="http://schemas.microsoft.com/office/drawing/2016/5/14/chartex" xmlns:mc="http://schemas.openxmlformats.org/markup-compatibility/2006" xmlns:aink="http://schemas.microsoft.com/office/drawing/2016/ink" xmlns:am3d="http://schemas.microsoft.com/office/drawing/2017/model3d" xmlns:o="urn:schemas-microsoft-com:office:office" xmlns:oel="http://schemas.microsoft.com/office/2019/extlst" xmlns:r="http://schemas.openxmlformats.org/officeDocument/2006/relationships" xmlns:m="http://schemas.openxmlformats.org/officeDocument/2006/math" xmlns:v="urn:schemas-microsoft-com:vml" xmlns:wp14="http://schemas.microsoft.com/office/word/2010/wordprocessingDrawing" xmlns:wp="http://schemas.openxmlformats.org/drawingml/2006/wordprocessingDrawing" xmlns:w10="urn:schemas-microsoft-com:office:word" xmlns:w="http://schemas.openxmlformats.org/wordprocessingml/2006/main" xmlns:w14="http://schemas.microsoft.com/office/word/2010/wordml" xmlns:w15="http://schemas.microsoft.com/office/word/2012/wordml" xmlns:w16cex="http://schemas.microsoft.com/office/word/2018/wordml/cex" xmlns:w16cid="http://schemas.microsoft.com/office/word/2016/wordml/cid" xmlns:w16="http://schemas.microsoft.com/office/word/2018/wordml" xmlns:w16du="http://schemas.microsoft.com/office/word/2023/wordml/word16du" xmlns:w16sdtdh="http://schemas.microsoft.com/office/word/2020/wordml/sdtdatahash" xmlns:w16sdtfl="http://schemas.microsoft.com/office/word/2024/wordml/sdtformatlock" xmlns:w16se="http://schemas.microsoft.com/office/word/2015/wordml/symex" xmlns:wpg="http://schemas.microsoft.com/office/word/2010/wordprocessingGroup" xmlns:wpi="http://schemas.microsoft.com/office/word/2010/wordprocessingInk" xmlns:wne="http://schemas.microsoft.com/office/word/2006/wordml" xmlns:wps="http://schemas.microsoft.com/office/word/2010/wordprocessingShape" mc:Ignorable="w14 w15 w16se w16cid w16 w16cex w16sdtdh w16sdtfl w16du wp14">
+<w:ftr xmlns:wpc="http://schemas.microsoft.com/office/word/2010/wordprocessingCanvas" xmlns:cx="http://schemas.microsoft.com/office/drawing/2014/chartex" xmlns:cx1="http://schemas.microsoft.com/office/drawing/2015/9/8/chartex" xmlns:cx2="http://schemas.microsoft.com/office/drawing/2015/10/21/chartex" xmlns:cx3="http://schemas.microsoft.com/office/drawing/2016/5/9/chartex" xmlns:cx4="http://schemas.microsoft.com/office/drawing/2016/5/10/chartex" xmlns:cx5="http://schemas.microsoft.com/office/drawing/2016/5/11/chartex" xmlns:cx6="http://schemas.microsoft.com/office/drawing/2016/5/12/chartex" xmlns:cx7="http://schemas.microsoft.com/office/drawing/2016/5/13/chartex" xmlns:cx8="http://schemas.microsoft.com/office/drawing/2016/5/14/chartex" xmlns:mc="http://schemas.openxmlformats.org/markup-compatibility/2006" xmlns:aink="http://schemas.microsoft.com/office/drawing/2016/ink" xmlns:am3d="http://schemas.microsoft.com/office/drawing/2017/model3d" xmlns:o="urn:schemas-microsoft-com:office:office" xmlns:oel="http://schemas.microsoft.com/office/2019/extlst" xmlns:r="http://schemas.openxmlformats.org/officeDocument/2006/relationships" xmlns:m="http://schemas.openxmlformats.org/officeDocument/2006/math" xmlns:v="urn:schemas-microsoft-com:vml" xmlns:wp14="http://schemas.microsoft.com/office/word/2010/wordprocessingDrawing" xmlns:wp="http://schemas.openxmlformats.org/drawingml/2006/wordprocessingDrawing" xmlns:w10="urn:schemas-microsoft-com:office:word" xmlns:w="http://schemas.openxmlformats.org/wordprocessingml/2006/main" xmlns:w14="http://schemas.microsoft.com/office/word/2010/wordml" xmlns:w15="http://schemas.microsoft.com/office/word/2012/wordml" xmlns:w16cei="http://schemas.microsoft.com/office/word/2026/wordml/cei" xmlns:w16cex="http://schemas.microsoft.com/office/word/2018/wordml/cex" xmlns:w16cid="http://schemas.microsoft.com/office/word/2016/wordml/cid" xmlns:w16="http://schemas.microsoft.com/office/word/2018/wordml" xmlns:w16du="http://schemas.microsoft.com/office/word/2023/wordml/word16du" xmlns:w16sdtdh="http://schemas.microsoft.com/office/word/2020/wordml/sdtdatahash" xmlns:w16sdtfl="http://schemas.microsoft.com/office/word/2024/wordml/sdtformatlock" xmlns:w16se="http://schemas.microsoft.com/office/word/2015/wordml/symex" xmlns:wpg="http://schemas.microsoft.com/office/word/2010/wordprocessingGroup" xmlns:wpi="http://schemas.microsoft.com/office/word/2010/wordprocessingInk" xmlns:wne="http://schemas.microsoft.com/office/word/2006/wordml" xmlns:wps="http://schemas.microsoft.com/office/word/2010/wordprocessingShape" mc:Ignorable="w14 w15 w16se w16cid w16 w16cex w16sdtdh w16sdtfl w16du wp14">
   <w:p>
     <w:pPr>
       <w:pBdr>
@@ -2817,7 +2742,7 @@
 </file>
 
 <file path=word/footnotes.xml><?xml version="1.0" encoding="utf-8"?>
-<w:footnotes xmlns:wpc="http://schemas.microsoft.com/office/word/2010/wordprocessingCanvas" xmlns:cx="http://schemas.microsoft.com/office/drawing/2014/chartex" xmlns:cx1="http://schemas.microsoft.com/office/drawing/2015/9/8/chartex" xmlns:cx2="http://schemas.microsoft.com/office/drawing/2015/10/21/chartex" xmlns:cx3="http://schemas.microsoft.com/office/drawing/2016/5/9/chartex" xmlns:cx4="http://schemas.microsoft.com/office/drawing/2016/5/10/chartex" xmlns:cx5="http://schemas.microsoft.com/office/drawing/2016/5/11/chartex" xmlns:cx6="http://schemas.microsoft.com/office/drawing/2016/5/12/chartex" xmlns:cx7="http://schemas.microsoft.com/office/drawing/2016/5/13/chartex" xmlns:cx8="http://schemas.microsoft.com/office/drawing/2016/5/14/chartex" xmlns:mc="http://schemas.openxmlformats.org/markup-compatibility/2006" xmlns:aink="http://schemas.microsoft.com/office/drawing/2016/ink" xmlns:am3d="http://schemas.microsoft.com/office/drawing/2017/model3d" xmlns:o="urn:schemas-microsoft-com:office:office" xmlns:oel="http://schemas.microsoft.com/office/2019/extlst" xmlns:r="http://schemas.openxmlformats.org/officeDocument/2006/relationships" xmlns:m="http://schemas.openxmlformats.org/officeDocument/2006/math" xmlns:v="urn:schemas-microsoft-com:vml" xmlns:wp14="http://schemas.microsoft.com/office/word/2010/wordprocessingDrawing" xmlns:wp="http://schemas.openxmlformats.org/drawingml/2006/wordprocessingDrawing" xmlns:w10="urn:schemas-microsoft-com:office:word" xmlns:w="http://schemas.openxmlformats.org/wordprocessingml/2006/main" xmlns:w14="http://schemas.microsoft.com/office/word/2010/wordml" xmlns:w15="http://schemas.microsoft.com/office/word/2012/wordml" xmlns:w16cex="http://schemas.microsoft.com/office/word/2018/wordml/cex" xmlns:w16cid="http://schemas.microsoft.com/office/word/2016/wordml/cid" xmlns:w16="http://schemas.microsoft.com/office/word/2018/wordml" xmlns:w16du="http://schemas.microsoft.com/office/word/2023/wordml/word16du" xmlns:w16sdtdh="http://schemas.microsoft.com/office/word/2020/wordml/sdtdatahash" xmlns:w16sdtfl="http://schemas.microsoft.com/office/word/2024/wordml/sdtformatlock" xmlns:w16se="http://schemas.microsoft.com/office/word/2015/wordml/symex" xmlns:wpg="http://schemas.microsoft.com/office/word/2010/wordprocessingGroup" xmlns:wpi="http://schemas.microsoft.com/office/word/2010/wordprocessingInk" xmlns:wne="http://schemas.microsoft.com/office/word/2006/wordml" xmlns:wps="http://schemas.microsoft.com/office/word/2010/wordprocessingShape" mc:Ignorable="w14 w15 w16se w16cid w16 w16cex w16sdtdh w16sdtfl w16du wp14">
+<w:footnotes xmlns:wpc="http://schemas.microsoft.com/office/word/2010/wordprocessingCanvas" xmlns:cx="http://schemas.microsoft.com/office/drawing/2014/chartex" xmlns:cx1="http://schemas.microsoft.com/office/drawing/2015/9/8/chartex" xmlns:cx2="http://schemas.microsoft.com/office/drawing/2015/10/21/chartex" xmlns:cx3="http://schemas.microsoft.com/office/drawing/2016/5/9/chartex" xmlns:cx4="http://schemas.microsoft.com/office/drawing/2016/5/10/chartex" xmlns:cx5="http://schemas.microsoft.com/office/drawing/2016/5/11/chartex" xmlns:cx6="http://schemas.microsoft.com/office/drawing/2016/5/12/chartex" xmlns:cx7="http://schemas.microsoft.com/office/drawing/2016/5/13/chartex" xmlns:cx8="http://schemas.microsoft.com/office/drawing/2016/5/14/chartex" xmlns:mc="http://schemas.openxmlformats.org/markup-compatibility/2006" xmlns:aink="http://schemas.microsoft.com/office/drawing/2016/ink" xmlns:am3d="http://schemas.microsoft.com/office/drawing/2017/model3d" xmlns:o="urn:schemas-microsoft-com:office:office" xmlns:oel="http://schemas.microsoft.com/office/2019/extlst" xmlns:r="http://schemas.openxmlformats.org/officeDocument/2006/relationships" xmlns:m="http://schemas.openxmlformats.org/officeDocument/2006/math" xmlns:v="urn:schemas-microsoft-com:vml" xmlns:wp14="http://schemas.microsoft.com/office/word/2010/wordprocessingDrawing" xmlns:wp="http://schemas.openxmlformats.org/drawingml/2006/wordprocessingDrawing" xmlns:w10="urn:schemas-microsoft-com:office:word" xmlns:w="http://schemas.openxmlformats.org/wordprocessingml/2006/main" xmlns:w14="http://schemas.microsoft.com/office/word/2010/wordml" xmlns:w15="http://schemas.microsoft.com/office/word/2012/wordml" xmlns:w16cei="http://schemas.microsoft.com/office/word/2026/wordml/cei" xmlns:w16cex="http://schemas.microsoft.com/office/word/2018/wordml/cex" xmlns:w16cid="http://schemas.microsoft.com/office/word/2016/wordml/cid" xmlns:w16="http://schemas.microsoft.com/office/word/2018/wordml" xmlns:w16du="http://schemas.microsoft.com/office/word/2023/wordml/word16du" xmlns:w16sdtdh="http://schemas.microsoft.com/office/word/2020/wordml/sdtdatahash" xmlns:w16sdtfl="http://schemas.microsoft.com/office/word/2024/wordml/sdtformatlock" xmlns:w16se="http://schemas.microsoft.com/office/word/2015/wordml/symex" xmlns:wpg="http://schemas.microsoft.com/office/word/2010/wordprocessingGroup" xmlns:wpi="http://schemas.microsoft.com/office/word/2010/wordprocessingInk" xmlns:wne="http://schemas.microsoft.com/office/word/2006/wordml" xmlns:wps="http://schemas.microsoft.com/office/word/2010/wordprocessingShape" mc:Ignorable="w14 w15 w16se w16cid w16 w16cex w16sdtdh w16sdtfl w16du wp14">
   <w:footnote w:type="separator" w:id="-1">
     <w:p>
       <w:r>
@@ -2836,7 +2761,7 @@
 </file>
 
 <file path=word/numbering.xml><?xml version="1.0" encoding="utf-8"?>
-<w:numbering xmlns:wpc="http://schemas.microsoft.com/office/word/2010/wordprocessingCanvas" xmlns:cx="http://schemas.microsoft.com/office/drawing/2014/chartex" xmlns:cx1="http://schemas.microsoft.com/office/drawing/2015/9/8/chartex" xmlns:cx2="http://schemas.microsoft.com/office/drawing/2015/10/21/chartex" xmlns:cx3="http://schemas.microsoft.com/office/drawing/2016/5/9/chartex" xmlns:cx4="http://schemas.microsoft.com/office/drawing/2016/5/10/chartex" xmlns:cx5="http://schemas.microsoft.com/office/drawing/2016/5/11/chartex" xmlns:cx6="http://schemas.microsoft.com/office/drawing/2016/5/12/chartex" xmlns:cx7="http://schemas.microsoft.com/office/drawing/2016/5/13/chartex" xmlns:cx8="http://schemas.microsoft.com/office/drawing/2016/5/14/chartex" xmlns:mc="http://schemas.openxmlformats.org/markup-compatibility/2006" xmlns:aink="http://schemas.microsoft.com/office/drawing/2016/ink" xmlns:am3d="http://schemas.microsoft.com/office/drawing/2017/model3d" xmlns:o="urn:schemas-microsoft-com:office:office" xmlns:oel="http://schemas.microsoft.com/office/2019/extlst" xmlns:r="http://schemas.openxmlformats.org/officeDocument/2006/relationships" xmlns:m="http://schemas.openxmlformats.org/officeDocument/2006/math" xmlns:v="urn:schemas-microsoft-com:vml" xmlns:wp14="http://schemas.microsoft.com/office/word/2010/wordprocessingDrawing" xmlns:wp="http://schemas.openxmlformats.org/drawingml/2006/wordprocessingDrawing" xmlns:w10="urn:schemas-microsoft-com:office:word" xmlns:w="http://schemas.openxmlformats.org/wordprocessingml/2006/main" xmlns:w14="http://schemas.microsoft.com/office/word/2010/wordml" xmlns:w15="http://schemas.microsoft.com/office/word/2012/wordml" xmlns:w16cex="http://schemas.microsoft.com/office/word/2018/wordml/cex" xmlns:w16cid="http://schemas.microsoft.com/office/word/2016/wordml/cid" xmlns:w16="http://schemas.microsoft.com/office/word/2018/wordml" xmlns:w16du="http://schemas.microsoft.com/office/word/2023/wordml/word16du" xmlns:w16sdtdh="http://schemas.microsoft.com/office/word/2020/wordml/sdtdatahash" xmlns:w16sdtfl="http://schemas.microsoft.com/office/word/2024/wordml/sdtformatlock" xmlns:w16se="http://schemas.microsoft.com/office/word/2015/wordml/symex" xmlns:wpg="http://schemas.microsoft.com/office/word/2010/wordprocessingGroup" xmlns:wpi="http://schemas.microsoft.com/office/word/2010/wordprocessingInk" xmlns:wne="http://schemas.microsoft.com/office/word/2006/wordml" xmlns:wps="http://schemas.microsoft.com/office/word/2010/wordprocessingShape" mc:Ignorable="w14 w15 w16se w16cid w16 w16cex w16sdtdh w16sdtfl w16du wp14">
+<w:numbering xmlns:wpc="http://schemas.microsoft.com/office/word/2010/wordprocessingCanvas" xmlns:cx="http://schemas.microsoft.com/office/drawing/2014/chartex" xmlns:cx1="http://schemas.microsoft.com/office/drawing/2015/9/8/chartex" xmlns:cx2="http://schemas.microsoft.com/office/drawing/2015/10/21/chartex" xmlns:cx3="http://schemas.microsoft.com/office/drawing/2016/5/9/chartex" xmlns:cx4="http://schemas.microsoft.com/office/drawing/2016/5/10/chartex" xmlns:cx5="http://schemas.microsoft.com/office/drawing/2016/5/11/chartex" xmlns:cx6="http://schemas.microsoft.com/office/drawing/2016/5/12/chartex" xmlns:cx7="http://schemas.microsoft.com/office/drawing/2016/5/13/chartex" xmlns:cx8="http://schemas.microsoft.com/office/drawing/2016/5/14/chartex" xmlns:mc="http://schemas.openxmlformats.org/markup-compatibility/2006" xmlns:aink="http://schemas.microsoft.com/office/drawing/2016/ink" xmlns:am3d="http://schemas.microsoft.com/office/drawing/2017/model3d" xmlns:o="urn:schemas-microsoft-com:office:office" xmlns:oel="http://schemas.microsoft.com/office/2019/extlst" xmlns:r="http://schemas.openxmlformats.org/officeDocument/2006/relationships" xmlns:m="http://schemas.openxmlformats.org/officeDocument/2006/math" xmlns:v="urn:schemas-microsoft-com:vml" xmlns:wp14="http://schemas.microsoft.com/office/word/2010/wordprocessingDrawing" xmlns:wp="http://schemas.openxmlformats.org/drawingml/2006/wordprocessingDrawing" xmlns:w10="urn:schemas-microsoft-com:office:word" xmlns:w="http://schemas.openxmlformats.org/wordprocessingml/2006/main" xmlns:w14="http://schemas.microsoft.com/office/word/2010/wordml" xmlns:w15="http://schemas.microsoft.com/office/word/2012/wordml" xmlns:w16cei="http://schemas.microsoft.com/office/word/2026/wordml/cei" xmlns:w16cex="http://schemas.microsoft.com/office/word/2018/wordml/cex" xmlns:w16cid="http://schemas.microsoft.com/office/word/2016/wordml/cid" xmlns:w16="http://schemas.microsoft.com/office/word/2018/wordml" xmlns:w16du="http://schemas.microsoft.com/office/word/2023/wordml/word16du" xmlns:w16sdtdh="http://schemas.microsoft.com/office/word/2020/wordml/sdtdatahash" xmlns:w16sdtfl="http://schemas.microsoft.com/office/word/2024/wordml/sdtformatlock" xmlns:w16se="http://schemas.microsoft.com/office/word/2015/wordml/symex" xmlns:wpg="http://schemas.microsoft.com/office/word/2010/wordprocessingGroup" xmlns:wpi="http://schemas.microsoft.com/office/word/2010/wordprocessingInk" xmlns:wne="http://schemas.microsoft.com/office/word/2006/wordml" xmlns:wps="http://schemas.microsoft.com/office/word/2010/wordprocessingShape" mc:Ignorable="w14 w15 w16se w16cid w16 w16cex w16sdtdh w16sdtfl w16du wp14">
   <w:abstractNum w:abstractNumId="0" w15:restartNumberingAfterBreak="0">
     <w:nsid w:val="03630F36"/>
     <w:multiLevelType w:val="multilevel"/>
@@ -9067,7 +8992,6 @@
   <w:style w:type="character" w:default="1" w:styleId="a0">
     <w:name w:val="Default Paragraph Font"/>
     <w:uiPriority w:val="1"/>
-    <w:semiHidden/>
     <w:unhideWhenUsed/>
   </w:style>
   <w:style w:type="table" w:default="1" w:styleId="a1">

--- a/files/Resume.docx
+++ b/files/Resume.docx
@@ -1,6 +1,6 @@
 
 <file path=word/document.xml><?xml version="1.0" encoding="utf-8"?>
-<w:document xmlns:wpc="http://schemas.microsoft.com/office/word/2010/wordprocessingCanvas" xmlns:cx="http://schemas.microsoft.com/office/drawing/2014/chartex" xmlns:cx1="http://schemas.microsoft.com/office/drawing/2015/9/8/chartex" xmlns:cx2="http://schemas.microsoft.com/office/drawing/2015/10/21/chartex" xmlns:cx3="http://schemas.microsoft.com/office/drawing/2016/5/9/chartex" xmlns:cx4="http://schemas.microsoft.com/office/drawing/2016/5/10/chartex" xmlns:cx5="http://schemas.microsoft.com/office/drawing/2016/5/11/chartex" xmlns:cx6="http://schemas.microsoft.com/office/drawing/2016/5/12/chartex" xmlns:cx7="http://schemas.microsoft.com/office/drawing/2016/5/13/chartex" xmlns:cx8="http://schemas.microsoft.com/office/drawing/2016/5/14/chartex" xmlns:mc="http://schemas.openxmlformats.org/markup-compatibility/2006" xmlns:aink="http://schemas.microsoft.com/office/drawing/2016/ink" xmlns:am3d="http://schemas.microsoft.com/office/drawing/2017/model3d" xmlns:o="urn:schemas-microsoft-com:office:office" xmlns:oel="http://schemas.microsoft.com/office/2019/extlst" xmlns:r="http://schemas.openxmlformats.org/officeDocument/2006/relationships" xmlns:m="http://schemas.openxmlformats.org/officeDocument/2006/math" xmlns:v="urn:schemas-microsoft-com:vml" xmlns:wp14="http://schemas.microsoft.com/office/word/2010/wordprocessingDrawing" xmlns:wp="http://schemas.openxmlformats.org/drawingml/2006/wordprocessingDrawing" xmlns:w10="urn:schemas-microsoft-com:office:word" xmlns:w="http://schemas.openxmlformats.org/wordprocessingml/2006/main" xmlns:w14="http://schemas.microsoft.com/office/word/2010/wordml" xmlns:w15="http://schemas.microsoft.com/office/word/2012/wordml" xmlns:w16cei="http://schemas.microsoft.com/office/word/2026/wordml/cei" xmlns:w16cex="http://schemas.microsoft.com/office/word/2018/wordml/cex" xmlns:w16cid="http://schemas.microsoft.com/office/word/2016/wordml/cid" xmlns:w16="http://schemas.microsoft.com/office/word/2018/wordml" xmlns:w16du="http://schemas.microsoft.com/office/word/2023/wordml/word16du" xmlns:w16sdtdh="http://schemas.microsoft.com/office/word/2020/wordml/sdtdatahash" xmlns:w16sdtfl="http://schemas.microsoft.com/office/word/2024/wordml/sdtformatlock" xmlns:w16se="http://schemas.microsoft.com/office/word/2015/wordml/symex" xmlns:wpg="http://schemas.microsoft.com/office/word/2010/wordprocessingGroup" xmlns:wpi="http://schemas.microsoft.com/office/word/2010/wordprocessingInk" xmlns:wne="http://schemas.microsoft.com/office/word/2006/wordml" xmlns:wps="http://schemas.microsoft.com/office/word/2010/wordprocessingShape" mc:Ignorable="w14 w15 w16se w16cid w16 w16cex w16sdtdh w16sdtfl w16du wp14">
+<w:document xmlns:wpc="http://schemas.microsoft.com/office/word/2010/wordprocessingCanvas" xmlns:cx="http://schemas.microsoft.com/office/drawing/2014/chartex" xmlns:cx1="http://schemas.microsoft.com/office/drawing/2015/9/8/chartex" xmlns:cx2="http://schemas.microsoft.com/office/drawing/2015/10/21/chartex" xmlns:cx3="http://schemas.microsoft.com/office/drawing/2016/5/9/chartex" xmlns:cx4="http://schemas.microsoft.com/office/drawing/2016/5/10/chartex" xmlns:cx5="http://schemas.microsoft.com/office/drawing/2016/5/11/chartex" xmlns:cx6="http://schemas.microsoft.com/office/drawing/2016/5/12/chartex" xmlns:cx7="http://schemas.microsoft.com/office/drawing/2016/5/13/chartex" xmlns:cx8="http://schemas.microsoft.com/office/drawing/2016/5/14/chartex" xmlns:mc="http://schemas.openxmlformats.org/markup-compatibility/2006" xmlns:aink="http://schemas.microsoft.com/office/drawing/2016/ink" xmlns:am3d="http://schemas.microsoft.com/office/drawing/2017/model3d" xmlns:o="urn:schemas-microsoft-com:office:office" xmlns:oel="http://schemas.microsoft.com/office/2019/extlst" xmlns:r="http://schemas.openxmlformats.org/officeDocument/2006/relationships" xmlns:m="http://schemas.openxmlformats.org/officeDocument/2006/math" xmlns:v="urn:schemas-microsoft-com:vml" xmlns:wp14="http://schemas.microsoft.com/office/word/2010/wordprocessingDrawing" xmlns:wp="http://schemas.openxmlformats.org/drawingml/2006/wordprocessingDrawing" xmlns:w10="urn:schemas-microsoft-com:office:word" xmlns:w="http://schemas.openxmlformats.org/wordprocessingml/2006/main" xmlns:w14="http://schemas.microsoft.com/office/word/2010/wordml" xmlns:w15="http://schemas.microsoft.com/office/word/2012/wordml" xmlns:w16cex="http://schemas.microsoft.com/office/word/2018/wordml/cex" xmlns:w16cid="http://schemas.microsoft.com/office/word/2016/wordml/cid" xmlns:w16="http://schemas.microsoft.com/office/word/2018/wordml" xmlns:w16du="http://schemas.microsoft.com/office/word/2023/wordml/word16du" xmlns:w16sdtdh="http://schemas.microsoft.com/office/word/2020/wordml/sdtdatahash" xmlns:w16sdtfl="http://schemas.microsoft.com/office/word/2024/wordml/sdtformatlock" xmlns:w16se="http://schemas.microsoft.com/office/word/2015/wordml/symex" xmlns:wpg="http://schemas.microsoft.com/office/word/2010/wordprocessingGroup" xmlns:wpi="http://schemas.microsoft.com/office/word/2010/wordprocessingInk" xmlns:wne="http://schemas.microsoft.com/office/word/2006/wordml" xmlns:wps="http://schemas.microsoft.com/office/word/2010/wordprocessingShape" mc:Ignorable="w14 w15 w16se w16cid w16 w16cex w16sdtdh w16sdtfl w16du wp14">
   <w:background w:color="FFFFFF"/>
   <w:body>
     <w:p>
@@ -1257,7 +1257,7 @@
           <w:sz w:val="21"/>
           <w:szCs w:val="21"/>
         </w:rPr>
-        <w:t>Designed and implemented a production risk labeling system spanning Aurora PostgreSQL, Java services on AWS Lambda, REST APIs, and a React and TypeScript UI, replacing schema migrations and code deployments for each new risk category with a self-service workflow that reduced recurring report preparation time by about 50%</w:t>
+        <w:t>Designed and launched an end-to-end production risk-labeling system spanning Aurora PostgreSQL, Java services on AWS Lambda, 18 REST API operations, and a React/TypeScript UI, replacing recurring schema migrations and deployments with self-service classification management</w:t>
       </w:r>
     </w:p>
     <w:p>
@@ -1283,43 +1283,7 @@
           <w:sz w:val="21"/>
           <w:szCs w:val="21"/>
         </w:rPr>
-        <w:t xml:space="preserve">Identified and fixed a </w:t>
-      </w:r>
-      <w:r>
-        <w:rPr>
-          <w:rFonts w:ascii="Calibri" w:eastAsia="Times New Roman" w:hAnsi="Calibri" w:cs="Calibri"/>
-          <w:color w:val="000000"/>
-          <w:sz w:val="21"/>
-          <w:szCs w:val="21"/>
-        </w:rPr>
-        <w:t>cross-scope</w:t>
-      </w:r>
-      <w:r>
-        <w:rPr>
-          <w:rFonts w:ascii="Calibri" w:eastAsia="Times New Roman" w:hAnsi="Calibri" w:cs="Calibri"/>
-          <w:color w:val="000000"/>
-          <w:sz w:val="21"/>
-          <w:szCs w:val="21"/>
-        </w:rPr>
-        <w:t xml:space="preserve"> confidentiality leak and a concurrent write race in the Java backend, deriving authorization from persisted records and making label writes idempotent under UNIQUE and primary key contention through explicit transaction handling, constraint translation, and post</w:t>
-      </w:r>
-      <w:r>
-        <w:rPr>
-          <w:rFonts w:ascii="Calibri" w:hAnsi="Calibri" w:cs="Calibri" w:hint="eastAsia"/>
-          <w:color w:val="000000"/>
-          <w:sz w:val="21"/>
-          <w:szCs w:val="21"/>
-        </w:rPr>
-        <w:t>-</w:t>
-      </w:r>
-      <w:r>
-        <w:rPr>
-          <w:rFonts w:ascii="Calibri" w:eastAsia="Times New Roman" w:hAnsi="Calibri" w:cs="Calibri"/>
-          <w:color w:val="000000"/>
-          <w:sz w:val="21"/>
-          <w:szCs w:val="21"/>
-        </w:rPr>
-        <w:t>transaction reads</w:t>
+        <w:t>Strengthened record-scoped authorization and concurrent-write reliability by deriving access decisions from persisted records and implementing idempotent label writes with explicit transaction handling, constraint translation, and post-transaction reads</w:t>
       </w:r>
     </w:p>
     <w:p>
@@ -1345,43 +1309,7 @@
           <w:sz w:val="21"/>
           <w:szCs w:val="21"/>
         </w:rPr>
-        <w:t>Built keyset</w:t>
-      </w:r>
-      <w:r>
-        <w:rPr>
-          <w:rFonts w:ascii="Calibri" w:hAnsi="Calibri" w:cs="Calibri" w:hint="eastAsia"/>
-          <w:color w:val="000000"/>
-          <w:sz w:val="21"/>
-          <w:szCs w:val="21"/>
-        </w:rPr>
-        <w:t>-</w:t>
-      </w:r>
-      <w:r>
-        <w:rPr>
-          <w:rFonts w:ascii="Calibri" w:eastAsia="Times New Roman" w:hAnsi="Calibri" w:cs="Calibri"/>
-          <w:color w:val="000000"/>
-          <w:sz w:val="21"/>
-          <w:szCs w:val="21"/>
-        </w:rPr>
-        <w:t>batched bulk labeling for up to 500 risks per request with partial result handling, and developed the AWS Cloudscape governance UI with filtering, grouping, usage drill downs, chang</w:t>
-      </w:r>
-      <w:r>
-        <w:rPr>
-          <w:rFonts w:ascii="Calibri" w:hAnsi="Calibri" w:cs="Calibri" w:hint="eastAsia"/>
-          <w:color w:val="000000"/>
-          <w:sz w:val="21"/>
-          <w:szCs w:val="21"/>
-        </w:rPr>
-        <w:t>e</w:t>
-      </w:r>
-      <w:r>
-        <w:rPr>
-          <w:rFonts w:ascii="Calibri" w:eastAsia="Times New Roman" w:hAnsi="Calibri" w:cs="Calibri"/>
-          <w:color w:val="000000"/>
-          <w:sz w:val="21"/>
-          <w:szCs w:val="21"/>
-        </w:rPr>
-        <w:t xml:space="preserve"> history, and CSV and Excel export hardened against spreadsheet formula injection</w:t>
+        <w:t>Built keyset-batched bulk labeling for up to 500 risks per request with item-level outcomes and delivered an AWS Cloudscape governance UI with filtering, grouping, drill-downs, and change history; reduced grouped-report API calls from 10 to 1 and data-fetch latency by approximately 80%; and implemented formula-safe CSV/Excel exports</w:t>
       </w:r>
     </w:p>
     <w:p>
@@ -1709,25 +1637,16 @@
           <w:sz w:val="21"/>
           <w:szCs w:val="21"/>
         </w:rPr>
-        <w:t>101, and YAM robots, with joint position and velocity control and real</w:t>
-      </w:r>
-      <w:r>
-        <w:rPr>
-          <w:rFonts w:ascii="Calibri" w:hAnsi="Calibri" w:cs="Calibri" w:hint="eastAsia"/>
-          <w:color w:val="000000"/>
-          <w:sz w:val="21"/>
-          <w:szCs w:val="21"/>
-        </w:rPr>
-        <w:t>-</w:t>
-      </w:r>
-      <w:r>
-        <w:rPr>
-          <w:rFonts w:ascii="Calibri" w:eastAsia="Times New Roman" w:hAnsi="Calibri" w:cs="Calibri"/>
-          <w:color w:val="000000"/>
-          <w:sz w:val="21"/>
-          <w:szCs w:val="21"/>
-        </w:rPr>
-        <w:t>time FR3 inference</w:t>
+        <w:t xml:space="preserve">101, and YAM robots, with joint position and velocity control and </w:t>
+      </w:r>
+      <w:r>
+        <w:rPr>
+          <w:rFonts w:ascii="Calibri" w:eastAsia="Times New Roman" w:hAnsi="Calibri" w:cs="Calibri"/>
+          <w:color w:val="000000"/>
+          <w:sz w:val="21"/>
+          <w:szCs w:val="21"/>
+        </w:rPr>
+        <w:t>real-time policy inference on the FR3</w:t>
       </w:r>
     </w:p>
     <w:p>
@@ -1753,7 +1672,7 @@
           <w:sz w:val="21"/>
           <w:szCs w:val="21"/>
         </w:rPr>
-        <w:t>Built a multithreaded stack for teleoperation, policy inference, synchronized logging, replay, calibration, validation, and data conversion, reducing 100-episode rollout time from about 4 hours to 100 minutes while supporting GELLO and Meta Quest 2 control</w:t>
+        <w:t>Built a multithreaded stack for teleoperation, policy inference, synchronized logging, replay, calibration, validation, and data conversion, reducing the time to collect 100 rollout episodes from about 4 hours to 100 minutes while supporting GELLO and Meta Quest 2 control</w:t>
       </w:r>
     </w:p>
     <w:p>
@@ -2014,25 +1933,7 @@
           <w:sz w:val="21"/>
           <w:szCs w:val="21"/>
         </w:rPr>
-        <w:t xml:space="preserve">Created an end-to-end imitation-learning training platform for the ALOHA VX300S robotic arm, achieving 100% grasp success in simulation across a </w:t>
-      </w:r>
-      <w:r>
-        <w:rPr>
-          <w:rFonts w:ascii="Calibri" w:eastAsia="Times New Roman" w:hAnsi="Calibri" w:cs="Calibri"/>
-          <w:color w:val="000000"/>
-          <w:sz w:val="21"/>
-          <w:szCs w:val="21"/>
-        </w:rPr>
-        <w:t>35-65 cm</w:t>
-      </w:r>
-      <w:r>
-        <w:rPr>
-          <w:rFonts w:ascii="Calibri" w:eastAsia="Times New Roman" w:hAnsi="Calibri" w:cs="Calibri"/>
-          <w:color w:val="000000"/>
-          <w:sz w:val="21"/>
-          <w:szCs w:val="21"/>
-        </w:rPr>
-        <w:t xml:space="preserve"> workspace using a ROS</w:t>
+        <w:t>Created an end-to-end imitation-learning training platform for the</w:t>
       </w:r>
       <w:r>
         <w:rPr>
@@ -2050,7 +1951,16 @@
           <w:sz w:val="21"/>
           <w:szCs w:val="21"/>
         </w:rPr>
-        <w:t>2 and Isaac Sim digital twin with a Transformer-based ACT++ control pipeline</w:t>
+        <w:t>ALOHA-ViperX 300S</w:t>
+      </w:r>
+      <w:r>
+        <w:rPr>
+          <w:rFonts w:ascii="Calibri" w:eastAsia="Times New Roman" w:hAnsi="Calibri" w:cs="Calibri"/>
+          <w:color w:val="000000"/>
+          <w:sz w:val="21"/>
+          <w:szCs w:val="21"/>
+        </w:rPr>
+        <w:t xml:space="preserve"> robotic arm, achieving 100% grasp success in simulation across a 35–65 cm workspace by integrating a ROS 2/NVIDIA Isaac Sim digital twin with a transformer-based ACT++ control pipeline</w:t>
       </w:r>
     </w:p>
     <w:p>
@@ -2076,7 +1986,7 @@
           <w:sz w:val="21"/>
           <w:szCs w:val="21"/>
         </w:rPr>
-        <w:t>Developed a three-stage trajectory planner with real-time IK constraint validation, workspace-bound checking, and dual-camera perception for robust simulated grasping</w:t>
+        <w:t>Developed a three-stage trajectory planner with real-time IK constraint validation, workspace-boundary checks, and dual-camera perception for robust simulated grasping</w:t>
       </w:r>
     </w:p>
     <w:p>
@@ -2102,7 +2012,7 @@
           <w:sz w:val="21"/>
           <w:szCs w:val="21"/>
         </w:rPr>
-        <w:t>Automated ACT++ HDF5 dataset generation from simulation rollouts and documented a reproducible Isaac Sim workflow covering robot control, perception, trajectory generation, and dataset export</w:t>
+        <w:t>Automated generation of ACT++-compatible HDF5 datasets from simulation rollouts and documented a reproducible Isaac Sim workflow covering robot control, perception, trajectory generation, and dataset export</w:t>
       </w:r>
     </w:p>
     <w:p>
@@ -2384,7 +2294,25 @@
           <w:sz w:val="21"/>
           <w:szCs w:val="21"/>
         </w:rPr>
-        <w:t>), “MolmoB0T: Large-Scale Simulation Enables Zero-Shot Manipulation,” under review at the Conference on Robot Learning (CoRL), 2026. Best Poster Award, IEEE ICRA 2026 Workshop on Synthetic Data for Robot Learning.</w:t>
+        <w:t xml:space="preserve">), “MolmoB0T: Large-Scale Simulation Enables Zero-Shot Manipulation,” under review at the Conference on Robot Learning (CoRL), 2026. Best </w:t>
+      </w:r>
+      <w:r>
+        <w:rPr>
+          <w:rFonts w:ascii="Calibri" w:hAnsi="Calibri" w:cs="Calibri" w:hint="eastAsia"/>
+          <w:color w:val="000000"/>
+          <w:sz w:val="21"/>
+          <w:szCs w:val="21"/>
+        </w:rPr>
+        <w:t>Paper</w:t>
+      </w:r>
+      <w:r>
+        <w:rPr>
+          <w:rFonts w:ascii="Calibri" w:eastAsia="Times New Roman" w:hAnsi="Calibri" w:cs="Calibri"/>
+          <w:color w:val="000000"/>
+          <w:sz w:val="21"/>
+          <w:szCs w:val="21"/>
+        </w:rPr>
+        <w:t xml:space="preserve"> Award, IEEE ICRA 2026 Workshop on Synthetic Data for Robot Learning.</w:t>
       </w:r>
       <w:r>
         <w:rPr>
@@ -2698,7 +2626,7 @@
 </file>
 
 <file path=word/endnotes.xml><?xml version="1.0" encoding="utf-8"?>
-<w:endnotes xmlns:wpc="http://schemas.microsoft.com/office/word/2010/wordprocessingCanvas" xmlns:cx="http://schemas.microsoft.com/office/drawing/2014/chartex" xmlns:cx1="http://schemas.microsoft.com/office/drawing/2015/9/8/chartex" xmlns:cx2="http://schemas.microsoft.com/office/drawing/2015/10/21/chartex" xmlns:cx3="http://schemas.microsoft.com/office/drawing/2016/5/9/chartex" xmlns:cx4="http://schemas.microsoft.com/office/drawing/2016/5/10/chartex" xmlns:cx5="http://schemas.microsoft.com/office/drawing/2016/5/11/chartex" xmlns:cx6="http://schemas.microsoft.com/office/drawing/2016/5/12/chartex" xmlns:cx7="http://schemas.microsoft.com/office/drawing/2016/5/13/chartex" xmlns:cx8="http://schemas.microsoft.com/office/drawing/2016/5/14/chartex" xmlns:mc="http://schemas.openxmlformats.org/markup-compatibility/2006" xmlns:aink="http://schemas.microsoft.com/office/drawing/2016/ink" xmlns:am3d="http://schemas.microsoft.com/office/drawing/2017/model3d" xmlns:o="urn:schemas-microsoft-com:office:office" xmlns:oel="http://schemas.microsoft.com/office/2019/extlst" xmlns:r="http://schemas.openxmlformats.org/officeDocument/2006/relationships" xmlns:m="http://schemas.openxmlformats.org/officeDocument/2006/math" xmlns:v="urn:schemas-microsoft-com:vml" xmlns:wp14="http://schemas.microsoft.com/office/word/2010/wordprocessingDrawing" xmlns:wp="http://schemas.openxmlformats.org/drawingml/2006/wordprocessingDrawing" xmlns:w10="urn:schemas-microsoft-com:office:word" xmlns:w="http://schemas.openxmlformats.org/wordprocessingml/2006/main" xmlns:w14="http://schemas.microsoft.com/office/word/2010/wordml" xmlns:w15="http://schemas.microsoft.com/office/word/2012/wordml" xmlns:w16cei="http://schemas.microsoft.com/office/word/2026/wordml/cei" xmlns:w16cex="http://schemas.microsoft.com/office/word/2018/wordml/cex" xmlns:w16cid="http://schemas.microsoft.com/office/word/2016/wordml/cid" xmlns:w16="http://schemas.microsoft.com/office/word/2018/wordml" xmlns:w16du="http://schemas.microsoft.com/office/word/2023/wordml/word16du" xmlns:w16sdtdh="http://schemas.microsoft.com/office/word/2020/wordml/sdtdatahash" xmlns:w16sdtfl="http://schemas.microsoft.com/office/word/2024/wordml/sdtformatlock" xmlns:w16se="http://schemas.microsoft.com/office/word/2015/wordml/symex" xmlns:wpg="http://schemas.microsoft.com/office/word/2010/wordprocessingGroup" xmlns:wpi="http://schemas.microsoft.com/office/word/2010/wordprocessingInk" xmlns:wne="http://schemas.microsoft.com/office/word/2006/wordml" xmlns:wps="http://schemas.microsoft.com/office/word/2010/wordprocessingShape" mc:Ignorable="w14 w15 w16se w16cid w16 w16cex w16sdtdh w16sdtfl w16du wp14">
+<w:endnotes xmlns:wpc="http://schemas.microsoft.com/office/word/2010/wordprocessingCanvas" xmlns:cx="http://schemas.microsoft.com/office/drawing/2014/chartex" xmlns:cx1="http://schemas.microsoft.com/office/drawing/2015/9/8/chartex" xmlns:cx2="http://schemas.microsoft.com/office/drawing/2015/10/21/chartex" xmlns:cx3="http://schemas.microsoft.com/office/drawing/2016/5/9/chartex" xmlns:cx4="http://schemas.microsoft.com/office/drawing/2016/5/10/chartex" xmlns:cx5="http://schemas.microsoft.com/office/drawing/2016/5/11/chartex" xmlns:cx6="http://schemas.microsoft.com/office/drawing/2016/5/12/chartex" xmlns:cx7="http://schemas.microsoft.com/office/drawing/2016/5/13/chartex" xmlns:cx8="http://schemas.microsoft.com/office/drawing/2016/5/14/chartex" xmlns:mc="http://schemas.openxmlformats.org/markup-compatibility/2006" xmlns:aink="http://schemas.microsoft.com/office/drawing/2016/ink" xmlns:am3d="http://schemas.microsoft.com/office/drawing/2017/model3d" xmlns:o="urn:schemas-microsoft-com:office:office" xmlns:oel="http://schemas.microsoft.com/office/2019/extlst" xmlns:r="http://schemas.openxmlformats.org/officeDocument/2006/relationships" xmlns:m="http://schemas.openxmlformats.org/officeDocument/2006/math" xmlns:v="urn:schemas-microsoft-com:vml" xmlns:wp14="http://schemas.microsoft.com/office/word/2010/wordprocessingDrawing" xmlns:wp="http://schemas.openxmlformats.org/drawingml/2006/wordprocessingDrawing" xmlns:w10="urn:schemas-microsoft-com:office:word" xmlns:w="http://schemas.openxmlformats.org/wordprocessingml/2006/main" xmlns:w14="http://schemas.microsoft.com/office/word/2010/wordml" xmlns:w15="http://schemas.microsoft.com/office/word/2012/wordml" xmlns:w16cex="http://schemas.microsoft.com/office/word/2018/wordml/cex" xmlns:w16cid="http://schemas.microsoft.com/office/word/2016/wordml/cid" xmlns:w16="http://schemas.microsoft.com/office/word/2018/wordml" xmlns:w16du="http://schemas.microsoft.com/office/word/2023/wordml/word16du" xmlns:w16sdtdh="http://schemas.microsoft.com/office/word/2020/wordml/sdtdatahash" xmlns:w16sdtfl="http://schemas.microsoft.com/office/word/2024/wordml/sdtformatlock" xmlns:w16se="http://schemas.microsoft.com/office/word/2015/wordml/symex" xmlns:wpg="http://schemas.microsoft.com/office/word/2010/wordprocessingGroup" xmlns:wpi="http://schemas.microsoft.com/office/word/2010/wordprocessingInk" xmlns:wne="http://schemas.microsoft.com/office/word/2006/wordml" xmlns:wps="http://schemas.microsoft.com/office/word/2010/wordprocessingShape" mc:Ignorable="w14 w15 w16se w16cid w16 w16cex w16sdtdh w16sdtfl w16du wp14">
   <w:endnote w:type="separator" w:id="-1">
     <w:p>
       <w:r>
@@ -2717,7 +2645,7 @@
 </file>
 
 <file path=word/footer1.xml><?xml version="1.0" encoding="utf-8"?>
-<w:ftr xmlns:wpc="http://schemas.microsoft.com/office/word/2010/wordprocessingCanvas" xmlns:cx="http://schemas.microsoft.com/office/drawing/2014/chartex" xmlns:cx1="http://schemas.microsoft.com/office/drawing/2015/9/8/chartex" xmlns:cx2="http://schemas.microsoft.com/office/drawing/2015/10/21/chartex" xmlns:cx3="http://schemas.microsoft.com/office/drawing/2016/5/9/chartex" xmlns:cx4="http://schemas.microsoft.com/office/drawing/2016/5/10/chartex" xmlns:cx5="http://schemas.microsoft.com/office/drawing/2016/5/11/chartex" xmlns:cx6="http://schemas.microsoft.com/office/drawing/2016/5/12/chartex" xmlns:cx7="http://schemas.microsoft.com/office/drawing/2016/5/13/chartex" xmlns:cx8="http://schemas.microsoft.com/office/drawing/2016/5/14/chartex" xmlns:mc="http://schemas.openxmlformats.org/markup-compatibility/2006" xmlns:aink="http://schemas.microsoft.com/office/drawing/2016/ink" xmlns:am3d="http://schemas.microsoft.com/office/drawing/2017/model3d" xmlns:o="urn:schemas-microsoft-com:office:office" xmlns:oel="http://schemas.microsoft.com/office/2019/extlst" xmlns:r="http://schemas.openxmlformats.org/officeDocument/2006/relationships" xmlns:m="http://schemas.openxmlformats.org/officeDocument/2006/math" xmlns:v="urn:schemas-microsoft-com:vml" xmlns:wp14="http://schemas.microsoft.com/office/word/2010/wordprocessingDrawing" xmlns:wp="http://schemas.openxmlformats.org/drawingml/2006/wordprocessingDrawing" xmlns:w10="urn:schemas-microsoft-com:office:word" xmlns:w="http://schemas.openxmlformats.org/wordprocessingml/2006/main" xmlns:w14="http://schemas.microsoft.com/office/word/2010/wordml" xmlns:w15="http://schemas.microsoft.com/office/word/2012/wordml" xmlns:w16cei="http://schemas.microsoft.com/office/word/2026/wordml/cei" xmlns:w16cex="http://schemas.microsoft.com/office/word/2018/wordml/cex" xmlns:w16cid="http://schemas.microsoft.com/office/word/2016/wordml/cid" xmlns:w16="http://schemas.microsoft.com/office/word/2018/wordml" xmlns:w16du="http://schemas.microsoft.com/office/word/2023/wordml/word16du" xmlns:w16sdtdh="http://schemas.microsoft.com/office/word/2020/wordml/sdtdatahash" xmlns:w16sdtfl="http://schemas.microsoft.com/office/word/2024/wordml/sdtformatlock" xmlns:w16se="http://schemas.microsoft.com/office/word/2015/wordml/symex" xmlns:wpg="http://schemas.microsoft.com/office/word/2010/wordprocessingGroup" xmlns:wpi="http://schemas.microsoft.com/office/word/2010/wordprocessingInk" xmlns:wne="http://schemas.microsoft.com/office/word/2006/wordml" xmlns:wps="http://schemas.microsoft.com/office/word/2010/wordprocessingShape" mc:Ignorable="w14 w15 w16se w16cid w16 w16cex w16sdtdh w16sdtfl w16du wp14">
+<w:ftr xmlns:wpc="http://schemas.microsoft.com/office/word/2010/wordprocessingCanvas" xmlns:cx="http://schemas.microsoft.com/office/drawing/2014/chartex" xmlns:cx1="http://schemas.microsoft.com/office/drawing/2015/9/8/chartex" xmlns:cx2="http://schemas.microsoft.com/office/drawing/2015/10/21/chartex" xmlns:cx3="http://schemas.microsoft.com/office/drawing/2016/5/9/chartex" xmlns:cx4="http://schemas.microsoft.com/office/drawing/2016/5/10/chartex" xmlns:cx5="http://schemas.microsoft.com/office/drawing/2016/5/11/chartex" xmlns:cx6="http://schemas.microsoft.com/office/drawing/2016/5/12/chartex" xmlns:cx7="http://schemas.microsoft.com/office/drawing/2016/5/13/chartex" xmlns:cx8="http://schemas.microsoft.com/office/drawing/2016/5/14/chartex" xmlns:mc="http://schemas.openxmlformats.org/markup-compatibility/2006" xmlns:aink="http://schemas.microsoft.com/office/drawing/2016/ink" xmlns:am3d="http://schemas.microsoft.com/office/drawing/2017/model3d" xmlns:o="urn:schemas-microsoft-com:office:office" xmlns:oel="http://schemas.microsoft.com/office/2019/extlst" xmlns:r="http://schemas.openxmlformats.org/officeDocument/2006/relationships" xmlns:m="http://schemas.openxmlformats.org/officeDocument/2006/math" xmlns:v="urn:schemas-microsoft-com:vml" xmlns:wp14="http://schemas.microsoft.com/office/word/2010/wordprocessingDrawing" xmlns:wp="http://schemas.openxmlformats.org/drawingml/2006/wordprocessingDrawing" xmlns:w10="urn:schemas-microsoft-com:office:word" xmlns:w="http://schemas.openxmlformats.org/wordprocessingml/2006/main" xmlns:w14="http://schemas.microsoft.com/office/word/2010/wordml" xmlns:w15="http://schemas.microsoft.com/office/word/2012/wordml" xmlns:w16cex="http://schemas.microsoft.com/office/word/2018/wordml/cex" xmlns:w16cid="http://schemas.microsoft.com/office/word/2016/wordml/cid" xmlns:w16="http://schemas.microsoft.com/office/word/2018/wordml" xmlns:w16du="http://schemas.microsoft.com/office/word/2023/wordml/word16du" xmlns:w16sdtdh="http://schemas.microsoft.com/office/word/2020/wordml/sdtdatahash" xmlns:w16sdtfl="http://schemas.microsoft.com/office/word/2024/wordml/sdtformatlock" xmlns:w16se="http://schemas.microsoft.com/office/word/2015/wordml/symex" xmlns:wpg="http://schemas.microsoft.com/office/word/2010/wordprocessingGroup" xmlns:wpi="http://schemas.microsoft.com/office/word/2010/wordprocessingInk" xmlns:wne="http://schemas.microsoft.com/office/word/2006/wordml" xmlns:wps="http://schemas.microsoft.com/office/word/2010/wordprocessingShape" mc:Ignorable="w14 w15 w16se w16cid w16 w16cex w16sdtdh w16sdtfl w16du wp14">
   <w:p>
     <w:pPr>
       <w:pBdr>
@@ -2742,7 +2670,7 @@
 </file>
 
 <file path=word/footnotes.xml><?xml version="1.0" encoding="utf-8"?>
-<w:footnotes xmlns:wpc="http://schemas.microsoft.com/office/word/2010/wordprocessingCanvas" xmlns:cx="http://schemas.microsoft.com/office/drawing/2014/chartex" xmlns:cx1="http://schemas.microsoft.com/office/drawing/2015/9/8/chartex" xmlns:cx2="http://schemas.microsoft.com/office/drawing/2015/10/21/chartex" xmlns:cx3="http://schemas.microsoft.com/office/drawing/2016/5/9/chartex" xmlns:cx4="http://schemas.microsoft.com/office/drawing/2016/5/10/chartex" xmlns:cx5="http://schemas.microsoft.com/office/drawing/2016/5/11/chartex" xmlns:cx6="http://schemas.microsoft.com/office/drawing/2016/5/12/chartex" xmlns:cx7="http://schemas.microsoft.com/office/drawing/2016/5/13/chartex" xmlns:cx8="http://schemas.microsoft.com/office/drawing/2016/5/14/chartex" xmlns:mc="http://schemas.openxmlformats.org/markup-compatibility/2006" xmlns:aink="http://schemas.microsoft.com/office/drawing/2016/ink" xmlns:am3d="http://schemas.microsoft.com/office/drawing/2017/model3d" xmlns:o="urn:schemas-microsoft-com:office:office" xmlns:oel="http://schemas.microsoft.com/office/2019/extlst" xmlns:r="http://schemas.openxmlformats.org/officeDocument/2006/relationships" xmlns:m="http://schemas.openxmlformats.org/officeDocument/2006/math" xmlns:v="urn:schemas-microsoft-com:vml" xmlns:wp14="http://schemas.microsoft.com/office/word/2010/wordprocessingDrawing" xmlns:wp="http://schemas.openxmlformats.org/drawingml/2006/wordprocessingDrawing" xmlns:w10="urn:schemas-microsoft-com:office:word" xmlns:w="http://schemas.openxmlformats.org/wordprocessingml/2006/main" xmlns:w14="http://schemas.microsoft.com/office/word/2010/wordml" xmlns:w15="http://schemas.microsoft.com/office/word/2012/wordml" xmlns:w16cei="http://schemas.microsoft.com/office/word/2026/wordml/cei" xmlns:w16cex="http://schemas.microsoft.com/office/word/2018/wordml/cex" xmlns:w16cid="http://schemas.microsoft.com/office/word/2016/wordml/cid" xmlns:w16="http://schemas.microsoft.com/office/word/2018/wordml" xmlns:w16du="http://schemas.microsoft.com/office/word/2023/wordml/word16du" xmlns:w16sdtdh="http://schemas.microsoft.com/office/word/2020/wordml/sdtdatahash" xmlns:w16sdtfl="http://schemas.microsoft.com/office/word/2024/wordml/sdtformatlock" xmlns:w16se="http://schemas.microsoft.com/office/word/2015/wordml/symex" xmlns:wpg="http://schemas.microsoft.com/office/word/2010/wordprocessingGroup" xmlns:wpi="http://schemas.microsoft.com/office/word/2010/wordprocessingInk" xmlns:wne="http://schemas.microsoft.com/office/word/2006/wordml" xmlns:wps="http://schemas.microsoft.com/office/word/2010/wordprocessingShape" mc:Ignorable="w14 w15 w16se w16cid w16 w16cex w16sdtdh w16sdtfl w16du wp14">
+<w:footnotes xmlns:wpc="http://schemas.microsoft.com/office/word/2010/wordprocessingCanvas" xmlns:cx="http://schemas.microsoft.com/office/drawing/2014/chartex" xmlns:cx1="http://schemas.microsoft.com/office/drawing/2015/9/8/chartex" xmlns:cx2="http://schemas.microsoft.com/office/drawing/2015/10/21/chartex" xmlns:cx3="http://schemas.microsoft.com/office/drawing/2016/5/9/chartex" xmlns:cx4="http://schemas.microsoft.com/office/drawing/2016/5/10/chartex" xmlns:cx5="http://schemas.microsoft.com/office/drawing/2016/5/11/chartex" xmlns:cx6="http://schemas.microsoft.com/office/drawing/2016/5/12/chartex" xmlns:cx7="http://schemas.microsoft.com/office/drawing/2016/5/13/chartex" xmlns:cx8="http://schemas.microsoft.com/office/drawing/2016/5/14/chartex" xmlns:mc="http://schemas.openxmlformats.org/markup-compatibility/2006" xmlns:aink="http://schemas.microsoft.com/office/drawing/2016/ink" xmlns:am3d="http://schemas.microsoft.com/office/drawing/2017/model3d" xmlns:o="urn:schemas-microsoft-com:office:office" xmlns:oel="http://schemas.microsoft.com/office/2019/extlst" xmlns:r="http://schemas.openxmlformats.org/officeDocument/2006/relationships" xmlns:m="http://schemas.openxmlformats.org/officeDocument/2006/math" xmlns:v="urn:schemas-microsoft-com:vml" xmlns:wp14="http://schemas.microsoft.com/office/word/2010/wordprocessingDrawing" xmlns:wp="http://schemas.openxmlformats.org/drawingml/2006/wordprocessingDrawing" xmlns:w10="urn:schemas-microsoft-com:office:word" xmlns:w="http://schemas.openxmlformats.org/wordprocessingml/2006/main" xmlns:w14="http://schemas.microsoft.com/office/word/2010/wordml" xmlns:w15="http://schemas.microsoft.com/office/word/2012/wordml" xmlns:w16cex="http://schemas.microsoft.com/office/word/2018/wordml/cex" xmlns:w16cid="http://schemas.microsoft.com/office/word/2016/wordml/cid" xmlns:w16="http://schemas.microsoft.com/office/word/2018/wordml" xmlns:w16du="http://schemas.microsoft.com/office/word/2023/wordml/word16du" xmlns:w16sdtdh="http://schemas.microsoft.com/office/word/2020/wordml/sdtdatahash" xmlns:w16sdtfl="http://schemas.microsoft.com/office/word/2024/wordml/sdtformatlock" xmlns:w16se="http://schemas.microsoft.com/office/word/2015/wordml/symex" xmlns:wpg="http://schemas.microsoft.com/office/word/2010/wordprocessingGroup" xmlns:wpi="http://schemas.microsoft.com/office/word/2010/wordprocessingInk" xmlns:wne="http://schemas.microsoft.com/office/word/2006/wordml" xmlns:wps="http://schemas.microsoft.com/office/word/2010/wordprocessingShape" mc:Ignorable="w14 w15 w16se w16cid w16 w16cex w16sdtdh w16sdtfl w16du wp14">
   <w:footnote w:type="separator" w:id="-1">
     <w:p>
       <w:r>
@@ -2761,7 +2689,7 @@
 </file>
 
 <file path=word/numbering.xml><?xml version="1.0" encoding="utf-8"?>
-<w:numbering xmlns:wpc="http://schemas.microsoft.com/office/word/2010/wordprocessingCanvas" xmlns:cx="http://schemas.microsoft.com/office/drawing/2014/chartex" xmlns:cx1="http://schemas.microsoft.com/office/drawing/2015/9/8/chartex" xmlns:cx2="http://schemas.microsoft.com/office/drawing/2015/10/21/chartex" xmlns:cx3="http://schemas.microsoft.com/office/drawing/2016/5/9/chartex" xmlns:cx4="http://schemas.microsoft.com/office/drawing/2016/5/10/chartex" xmlns:cx5="http://schemas.microsoft.com/office/drawing/2016/5/11/chartex" xmlns:cx6="http://schemas.microsoft.com/office/drawing/2016/5/12/chartex" xmlns:cx7="http://schemas.microsoft.com/office/drawing/2016/5/13/chartex" xmlns:cx8="http://schemas.microsoft.com/office/drawing/2016/5/14/chartex" xmlns:mc="http://schemas.openxmlformats.org/markup-compatibility/2006" xmlns:aink="http://schemas.microsoft.com/office/drawing/2016/ink" xmlns:am3d="http://schemas.microsoft.com/office/drawing/2017/model3d" xmlns:o="urn:schemas-microsoft-com:office:office" xmlns:oel="http://schemas.microsoft.com/office/2019/extlst" xmlns:r="http://schemas.openxmlformats.org/officeDocument/2006/relationships" xmlns:m="http://schemas.openxmlformats.org/officeDocument/2006/math" xmlns:v="urn:schemas-microsoft-com:vml" xmlns:wp14="http://schemas.microsoft.com/office/word/2010/wordprocessingDrawing" xmlns:wp="http://schemas.openxmlformats.org/drawingml/2006/wordprocessingDrawing" xmlns:w10="urn:schemas-microsoft-com:office:word" xmlns:w="http://schemas.openxmlformats.org/wordprocessingml/2006/main" xmlns:w14="http://schemas.microsoft.com/office/word/2010/wordml" xmlns:w15="http://schemas.microsoft.com/office/word/2012/wordml" xmlns:w16cei="http://schemas.microsoft.com/office/word/2026/wordml/cei" xmlns:w16cex="http://schemas.microsoft.com/office/word/2018/wordml/cex" xmlns:w16cid="http://schemas.microsoft.com/office/word/2016/wordml/cid" xmlns:w16="http://schemas.microsoft.com/office/word/2018/wordml" xmlns:w16du="http://schemas.microsoft.com/office/word/2023/wordml/word16du" xmlns:w16sdtdh="http://schemas.microsoft.com/office/word/2020/wordml/sdtdatahash" xmlns:w16sdtfl="http://schemas.microsoft.com/office/word/2024/wordml/sdtformatlock" xmlns:w16se="http://schemas.microsoft.com/office/word/2015/wordml/symex" xmlns:wpg="http://schemas.microsoft.com/office/word/2010/wordprocessingGroup" xmlns:wpi="http://schemas.microsoft.com/office/word/2010/wordprocessingInk" xmlns:wne="http://schemas.microsoft.com/office/word/2006/wordml" xmlns:wps="http://schemas.microsoft.com/office/word/2010/wordprocessingShape" mc:Ignorable="w14 w15 w16se w16cid w16 w16cex w16sdtdh w16sdtfl w16du wp14">
+<w:numbering xmlns:wpc="http://schemas.microsoft.com/office/word/2010/wordprocessingCanvas" xmlns:cx="http://schemas.microsoft.com/office/drawing/2014/chartex" xmlns:cx1="http://schemas.microsoft.com/office/drawing/2015/9/8/chartex" xmlns:cx2="http://schemas.microsoft.com/office/drawing/2015/10/21/chartex" xmlns:cx3="http://schemas.microsoft.com/office/drawing/2016/5/9/chartex" xmlns:cx4="http://schemas.microsoft.com/office/drawing/2016/5/10/chartex" xmlns:cx5="http://schemas.microsoft.com/office/drawing/2016/5/11/chartex" xmlns:cx6="http://schemas.microsoft.com/office/drawing/2016/5/12/chartex" xmlns:cx7="http://schemas.microsoft.com/office/drawing/2016/5/13/chartex" xmlns:cx8="http://schemas.microsoft.com/office/drawing/2016/5/14/chartex" xmlns:mc="http://schemas.openxmlformats.org/markup-compatibility/2006" xmlns:aink="http://schemas.microsoft.com/office/drawing/2016/ink" xmlns:am3d="http://schemas.microsoft.com/office/drawing/2017/model3d" xmlns:o="urn:schemas-microsoft-com:office:office" xmlns:oel="http://schemas.microsoft.com/office/2019/extlst" xmlns:r="http://schemas.openxmlformats.org/officeDocument/2006/relationships" xmlns:m="http://schemas.openxmlformats.org/officeDocument/2006/math" xmlns:v="urn:schemas-microsoft-com:vml" xmlns:wp14="http://schemas.microsoft.com/office/word/2010/wordprocessingDrawing" xmlns:wp="http://schemas.openxmlformats.org/drawingml/2006/wordprocessingDrawing" xmlns:w10="urn:schemas-microsoft-com:office:word" xmlns:w="http://schemas.openxmlformats.org/wordprocessingml/2006/main" xmlns:w14="http://schemas.microsoft.com/office/word/2010/wordml" xmlns:w15="http://schemas.microsoft.com/office/word/2012/wordml" xmlns:w16cex="http://schemas.microsoft.com/office/word/2018/wordml/cex" xmlns:w16cid="http://schemas.microsoft.com/office/word/2016/wordml/cid" xmlns:w16="http://schemas.microsoft.com/office/word/2018/wordml" xmlns:w16du="http://schemas.microsoft.com/office/word/2023/wordml/word16du" xmlns:w16sdtdh="http://schemas.microsoft.com/office/word/2020/wordml/sdtdatahash" xmlns:w16sdtfl="http://schemas.microsoft.com/office/word/2024/wordml/sdtformatlock" xmlns:w16se="http://schemas.microsoft.com/office/word/2015/wordml/symex" xmlns:wpg="http://schemas.microsoft.com/office/word/2010/wordprocessingGroup" xmlns:wpi="http://schemas.microsoft.com/office/word/2010/wordprocessingInk" xmlns:wne="http://schemas.microsoft.com/office/word/2006/wordml" xmlns:wps="http://schemas.microsoft.com/office/word/2010/wordprocessingShape" mc:Ignorable="w14 w15 w16se w16cid w16 w16cex w16sdtdh w16sdtfl w16du wp14">
   <w:abstractNum w:abstractNumId="0" w15:restartNumberingAfterBreak="0">
     <w:nsid w:val="03630F36"/>
     <w:multiLevelType w:val="multilevel"/>

--- a/files/Resume.docx
+++ b/files/Resume.docx
@@ -1701,6 +1701,26 @@
       </w:pPr>
       <w:r>
         <w:rPr>
+          <w:rFonts w:ascii="Calibri" w:hAnsi="Calibri" w:cs="Calibri" w:hint="eastAsia"/>
+          <w:b/>
+          <w:bCs/>
+          <w:iCs/>
+          <w:sz w:val="21"/>
+          <w:szCs w:val="21"/>
+        </w:rPr>
+        <w:t xml:space="preserve">Robotics Software </w:t>
+      </w:r>
+      <w:r>
+        <w:rPr>
+          <w:rFonts w:ascii="Calibri" w:hAnsi="Calibri" w:cs="Calibri" w:hint="eastAsia"/>
+          <w:b/>
+          <w:sz w:val="21"/>
+          <w:szCs w:val="21"/>
+        </w:rPr>
+        <w:t xml:space="preserve">Engineer </w:t>
+      </w:r>
+      <w:r>
+        <w:rPr>
           <w:rFonts w:ascii="Calibri" w:hAnsi="Calibri" w:cs="Calibri"/>
           <w:b/>
           <w:bCs/>
@@ -1804,15 +1824,15 @@
           <w:sz w:val="21"/>
           <w:szCs w:val="21"/>
         </w:rPr>
-        <w:t xml:space="preserve">     </w:t>
-      </w:r>
-      <w:r>
-        <w:rPr>
-          <w:rFonts w:ascii="Calibri" w:hAnsi="Calibri" w:cs="Calibri"/>
-          <w:sz w:val="21"/>
-          <w:szCs w:val="21"/>
-        </w:rPr>
-        <w:t xml:space="preserve">                                                 </w:t>
+        <w:t xml:space="preserve">  </w:t>
+      </w:r>
+      <w:r>
+        <w:rPr>
+          <w:rFonts w:ascii="Calibri" w:hAnsi="Calibri" w:cs="Calibri" w:hint="eastAsia"/>
+          <w:sz w:val="21"/>
+          <w:szCs w:val="21"/>
+        </w:rPr>
+        <w:t xml:space="preserve"> </w:t>
       </w:r>
       <w:r>
         <w:rPr>
@@ -1960,7 +1980,25 @@
           <w:sz w:val="21"/>
           <w:szCs w:val="21"/>
         </w:rPr>
-        <w:t xml:space="preserve"> robotic arm, achieving 100% grasp success in simulation across a 35–65 cm workspace by integrating a ROS 2/NVIDIA Isaac Sim digital twin with a transformer-based ACT++ control pipeline</w:t>
+        <w:t xml:space="preserve"> robotic arm, </w:t>
+      </w:r>
+      <w:r>
+        <w:rPr>
+          <w:rFonts w:ascii="Calibri" w:eastAsia="Times New Roman" w:hAnsi="Calibri" w:cs="Calibri"/>
+          <w:color w:val="000000"/>
+          <w:sz w:val="21"/>
+          <w:szCs w:val="21"/>
+        </w:rPr>
+        <w:t>achieving 100% grasp success across 30 simulation trials within a 35–65 cm workspace</w:t>
+      </w:r>
+      <w:r>
+        <w:rPr>
+          <w:rFonts w:ascii="Calibri" w:eastAsia="Times New Roman" w:hAnsi="Calibri" w:cs="Calibri"/>
+          <w:color w:val="000000"/>
+          <w:sz w:val="21"/>
+          <w:szCs w:val="21"/>
+        </w:rPr>
+        <w:t xml:space="preserve"> by integrating a ROS 2/NVIDIA Isaac Sim digital twin with a transformer-based ACT++ control pipeline</w:t>
       </w:r>
     </w:p>
     <w:p>
@@ -2085,25 +2123,7 @@
           <w:sz w:val="21"/>
           <w:szCs w:val="21"/>
         </w:rPr>
-        <w:t>Yejin Kim, Wilbert Pumacay, Omar Rayyan, et al.</w:t>
-      </w:r>
-      <w:r>
-        <w:rPr>
-          <w:rFonts w:ascii="Calibri" w:hAnsi="Calibri" w:cs="Calibri" w:hint="eastAsia"/>
-          <w:color w:val="000000"/>
-          <w:sz w:val="21"/>
-          <w:szCs w:val="21"/>
-        </w:rPr>
-        <w:t>,</w:t>
-      </w:r>
-      <w:r>
-        <w:rPr>
-          <w:rFonts w:ascii="Calibri" w:eastAsia="Times New Roman" w:hAnsi="Calibri" w:cs="Calibri"/>
-          <w:color w:val="000000"/>
-          <w:sz w:val="21"/>
-          <w:szCs w:val="21"/>
-        </w:rPr>
-        <w:t xml:space="preserve"> (</w:t>
+        <w:t xml:space="preserve">Shirui Chen, Cole Harrison, </w:t>
       </w:r>
       <w:r>
         <w:rPr>
@@ -2123,7 +2143,7 @@
           <w:sz w:val="21"/>
           <w:szCs w:val="21"/>
         </w:rPr>
-        <w:t>), “MolmoSpaces: Large-Scale Open Ecosystem for Robot Manipulation and Navigation,” Robotics: Science and Systems (RSS), 2026</w:t>
+        <w:t>, et al., “TOPReward: Token Probabilities as Hidden Zero-Shot Rewards for Robotics,”</w:t>
       </w:r>
       <w:r>
         <w:rPr>
@@ -2132,17 +2152,35 @@
           <w:sz w:val="21"/>
           <w:szCs w:val="21"/>
         </w:rPr>
-        <w:t xml:space="preserve">. </w:t>
+        <w:t xml:space="preserve"> </w:t>
+      </w:r>
+      <w:r>
+        <w:rPr>
+          <w:rFonts w:ascii="Calibri" w:hAnsi="Calibri" w:cs="Calibri"/>
+          <w:color w:val="000000"/>
+          <w:sz w:val="21"/>
+          <w:szCs w:val="21"/>
+        </w:rPr>
+        <w:t>Conference on Robot Learning (CoRL), 2026.</w:t>
+      </w:r>
+      <w:r>
+        <w:rPr>
+          <w:rFonts w:ascii="Calibri" w:hAnsi="Calibri" w:cs="Calibri" w:hint="eastAsia"/>
+          <w:color w:val="000000"/>
+          <w:sz w:val="21"/>
+          <w:szCs w:val="21"/>
+        </w:rPr>
+        <w:t xml:space="preserve"> </w:t>
       </w:r>
       <w:hyperlink r:id="rId11" w:history="1">
         <w:r>
           <w:rPr>
             <w:rStyle w:val="aa"/>
-            <w:rFonts w:ascii="Calibri" w:eastAsia="Times New Roman" w:hAnsi="Calibri" w:cs="Calibri"/>
+            <w:rFonts w:ascii="Calibri" w:hAnsi="Calibri" w:cs="Calibri"/>
             <w:sz w:val="21"/>
             <w:szCs w:val="21"/>
           </w:rPr>
-          <w:t>arXiv:2602.11337</w:t>
+          <w:t>arXiv:2602.19313</w:t>
         </w:r>
       </w:hyperlink>
     </w:p>
@@ -2171,6 +2209,15 @@
       <w:r>
         <w:rPr>
           <w:rFonts w:ascii="Calibri" w:eastAsia="Times New Roman" w:hAnsi="Calibri" w:cs="Calibri"/>
+          <w:color w:val="000000"/>
+          <w:sz w:val="21"/>
+          <w:szCs w:val="21"/>
+        </w:rPr>
+        <w:t xml:space="preserve">Abhay Deshpande, Maya Guru, Rose Hendrix, ..., </w:t>
+      </w:r>
+      <w:r>
+        <w:rPr>
+          <w:rFonts w:ascii="Calibri" w:eastAsia="Times New Roman" w:hAnsi="Calibri" w:cs="Calibri"/>
           <w:b/>
           <w:bCs/>
           <w:color w:val="000000"/>
@@ -2186,34 +2233,16 @@
           <w:sz w:val="21"/>
           <w:szCs w:val="21"/>
         </w:rPr>
-        <w:t xml:space="preserve">, </w:t>
-      </w:r>
-      <w:r>
-        <w:rPr>
-          <w:rFonts w:ascii="Calibri" w:eastAsia="Times New Roman" w:hAnsi="Calibri" w:cs="Calibri"/>
-          <w:color w:val="000000"/>
-          <w:sz w:val="21"/>
-          <w:szCs w:val="21"/>
-        </w:rPr>
-        <w:t>Chih-Yang Lin</w:t>
-      </w:r>
-      <w:r>
-        <w:rPr>
-          <w:rFonts w:ascii="Calibri" w:eastAsia="Times New Roman" w:hAnsi="Calibri" w:cs="Calibri"/>
-          <w:color w:val="000000"/>
-          <w:sz w:val="21"/>
-          <w:szCs w:val="21"/>
-        </w:rPr>
-        <w:t xml:space="preserve">, </w:t>
-      </w:r>
-      <w:r>
-        <w:rPr>
-          <w:rFonts w:ascii="Calibri" w:eastAsia="Times New Roman" w:hAnsi="Calibri" w:cs="Calibri"/>
-          <w:color w:val="000000"/>
-          <w:sz w:val="21"/>
-          <w:szCs w:val="21"/>
-        </w:rPr>
-        <w:t>Chia-Chun Hsiao</w:t>
+        <w:t>, ..., Ranjay Krishna</w:t>
+      </w:r>
+      <w:r>
+        <w:rPr>
+          <w:rFonts w:ascii="Calibri" w:eastAsia="Times New Roman" w:hAnsi="Calibri" w:cs="Calibri"/>
+          <w:color w:val="000000"/>
+          <w:sz w:val="21"/>
+          <w:szCs w:val="21"/>
+        </w:rPr>
+        <w:t xml:space="preserve">, “MolmoB0T: Large-Scale Simulation Enables Zero-Shot Manipulation,” Conference on Robot Learning (CoRL), 2026. Best </w:t>
       </w:r>
       <w:r>
         <w:rPr>
@@ -2222,16 +2251,25 @@
           <w:sz w:val="21"/>
           <w:szCs w:val="21"/>
         </w:rPr>
-        <w:t xml:space="preserve">, </w:t>
-      </w:r>
-      <w:r>
-        <w:rPr>
-          <w:rFonts w:ascii="Calibri" w:eastAsia="Times New Roman" w:hAnsi="Calibri" w:cs="Calibri"/>
-          <w:color w:val="000000"/>
-          <w:sz w:val="21"/>
-          <w:szCs w:val="21"/>
-        </w:rPr>
-        <w:t xml:space="preserve">et al., “Using Deep Learning-Based Methods for Automated Segmentation of Soft Tissues from Shoulder Ultrasound Images,” IEEE Access, Vol. 12, pp. 111,481-111,492, July 2024. </w:t>
+        <w:t>Paper</w:t>
+      </w:r>
+      <w:r>
+        <w:rPr>
+          <w:rFonts w:ascii="Calibri" w:eastAsia="Times New Roman" w:hAnsi="Calibri" w:cs="Calibri"/>
+          <w:color w:val="000000"/>
+          <w:sz w:val="21"/>
+          <w:szCs w:val="21"/>
+        </w:rPr>
+        <w:t xml:space="preserve"> Award, IEEE ICRA 2026 Workshop on Synthetic Data for Robot Learning.</w:t>
+      </w:r>
+      <w:r>
+        <w:rPr>
+          <w:rFonts w:ascii="Calibri" w:hAnsi="Calibri" w:cs="Calibri" w:hint="eastAsia"/>
+          <w:color w:val="000000"/>
+          <w:sz w:val="21"/>
+          <w:szCs w:val="21"/>
+        </w:rPr>
+        <w:t xml:space="preserve"> </w:t>
       </w:r>
       <w:hyperlink r:id="rId12" w:history="1">
         <w:r>
@@ -2241,7 +2279,7 @@
             <w:sz w:val="21"/>
             <w:szCs w:val="21"/>
           </w:rPr>
-          <w:t>DOI: 10.1109/ACCESS.2024.3432691</w:t>
+          <w:t>arXiv:2603.16861</w:t>
         </w:r>
       </w:hyperlink>
     </w:p>
@@ -2274,7 +2312,7 @@
           <w:sz w:val="21"/>
           <w:szCs w:val="21"/>
         </w:rPr>
-        <w:t>Abhay Deshpande, Maya Guru, Rose Hendrix, et al., (</w:t>
+        <w:t xml:space="preserve">Haoquan Fang, Jiafei Duan, Donovan Clay, ..., </w:t>
       </w:r>
       <w:r>
         <w:rPr>
@@ -2294,7 +2332,61 @@
           <w:sz w:val="21"/>
           <w:szCs w:val="21"/>
         </w:rPr>
-        <w:t xml:space="preserve">), “MolmoB0T: Large-Scale Simulation Enables Zero-Shot Manipulation,” under review at the Conference on Robot Learning (CoRL), 2026. Best </w:t>
+        <w:t>, ..., Ranjay Krishna,</w:t>
+      </w:r>
+      <w:r>
+        <w:rPr>
+          <w:rFonts w:ascii="Calibri" w:eastAsia="Times New Roman" w:hAnsi="Calibri" w:cs="Calibri"/>
+          <w:color w:val="000000"/>
+          <w:sz w:val="21"/>
+          <w:szCs w:val="21"/>
+        </w:rPr>
+        <w:t xml:space="preserve"> </w:t>
+      </w:r>
+      <w:r>
+        <w:rPr>
+          <w:rFonts w:ascii="Calibri" w:eastAsia="Times New Roman" w:hAnsi="Calibri" w:cs="Calibri"/>
+          <w:color w:val="000000"/>
+          <w:sz w:val="21"/>
+          <w:szCs w:val="21"/>
+        </w:rPr>
+        <w:t>“</w:t>
+      </w:r>
+      <w:r>
+        <w:rPr>
+          <w:rFonts w:ascii="Calibri" w:eastAsia="Times New Roman" w:hAnsi="Calibri" w:cs="Calibri"/>
+          <w:color w:val="000000"/>
+          <w:sz w:val="21"/>
+          <w:szCs w:val="21"/>
+        </w:rPr>
+        <w:t xml:space="preserve">MolmoAct2: Action Reasoning Models for </w:t>
+      </w:r>
+      <w:r>
+        <w:rPr>
+          <w:rFonts w:ascii="Calibri" w:eastAsia="Times New Roman" w:hAnsi="Calibri" w:cs="Calibri"/>
+          <w:color w:val="000000"/>
+          <w:sz w:val="21"/>
+          <w:szCs w:val="21"/>
+        </w:rPr>
+        <w:t>Real-world</w:t>
+      </w:r>
+      <w:r>
+        <w:rPr>
+          <w:rFonts w:ascii="Calibri" w:eastAsia="Times New Roman" w:hAnsi="Calibri" w:cs="Calibri"/>
+          <w:color w:val="000000"/>
+          <w:sz w:val="21"/>
+          <w:szCs w:val="21"/>
+        </w:rPr>
+        <w:t xml:space="preserve"> Deployment,</w:t>
+      </w:r>
+      <w:r>
+        <w:rPr>
+          <w:rFonts w:ascii="Calibri" w:eastAsia="Times New Roman" w:hAnsi="Calibri" w:cs="Calibri"/>
+          <w:color w:val="000000"/>
+          <w:sz w:val="21"/>
+          <w:szCs w:val="21"/>
+        </w:rPr>
+        <w:t>”</w:t>
       </w:r>
       <w:r>
         <w:rPr>
@@ -2303,20 +2395,20 @@
           <w:sz w:val="21"/>
           <w:szCs w:val="21"/>
         </w:rPr>
-        <w:t>Paper</w:t>
-      </w:r>
-      <w:r>
-        <w:rPr>
-          <w:rFonts w:ascii="Calibri" w:eastAsia="Times New Roman" w:hAnsi="Calibri" w:cs="Calibri"/>
-          <w:color w:val="000000"/>
-          <w:sz w:val="21"/>
-          <w:szCs w:val="21"/>
-        </w:rPr>
-        <w:t xml:space="preserve"> Award, IEEE ICRA 2026 Workshop on Synthetic Data for Robot Learning.</w:t>
-      </w:r>
-      <w:r>
-        <w:rPr>
-          <w:rFonts w:ascii="Calibri" w:hAnsi="Calibri" w:cs="Calibri" w:hint="eastAsia"/>
+        <w:t xml:space="preserve"> </w:t>
+      </w:r>
+      <w:r>
+        <w:rPr>
+          <w:rFonts w:ascii="Calibri" w:hAnsi="Calibri" w:cs="Calibri"/>
+          <w:color w:val="000000"/>
+          <w:sz w:val="21"/>
+          <w:szCs w:val="21"/>
+        </w:rPr>
+        <w:t>Conference on Robot Learning (CoRL), 2026.</w:t>
+      </w:r>
+      <w:r>
+        <w:rPr>
+          <w:rFonts w:ascii="Calibri" w:eastAsia="Times New Roman" w:hAnsi="Calibri" w:cs="Calibri"/>
           <w:color w:val="000000"/>
           <w:sz w:val="21"/>
           <w:szCs w:val="21"/>
@@ -2331,7 +2423,7 @@
             <w:sz w:val="21"/>
             <w:szCs w:val="21"/>
           </w:rPr>
-          <w:t>arXiv:2603.16861</w:t>
+          <w:t>arXiv:2605.02881</w:t>
         </w:r>
       </w:hyperlink>
     </w:p>
@@ -2364,43 +2456,7 @@
           <w:sz w:val="21"/>
           <w:szCs w:val="21"/>
         </w:rPr>
-        <w:t xml:space="preserve">Haoquan Fang, Jiafei Duan, Donovan Clay, </w:t>
-      </w:r>
-      <w:r>
-        <w:rPr>
-          <w:rFonts w:ascii="Calibri" w:eastAsia="Times New Roman" w:hAnsi="Calibri" w:cs="Calibri"/>
-          <w:color w:val="000000"/>
-          <w:sz w:val="21"/>
-          <w:szCs w:val="21"/>
-        </w:rPr>
-        <w:t>et al.</w:t>
-      </w:r>
-      <w:r>
-        <w:rPr>
-          <w:rFonts w:ascii="Calibri" w:hAnsi="Calibri" w:cs="Calibri" w:hint="eastAsia"/>
-          <w:color w:val="000000"/>
-          <w:sz w:val="21"/>
-          <w:szCs w:val="21"/>
-        </w:rPr>
-        <w:t>,</w:t>
-      </w:r>
-      <w:r>
-        <w:rPr>
-          <w:rFonts w:ascii="Calibri" w:eastAsia="Times New Roman" w:hAnsi="Calibri" w:cs="Calibri"/>
-          <w:color w:val="000000"/>
-          <w:sz w:val="21"/>
-          <w:szCs w:val="21"/>
-        </w:rPr>
-        <w:t xml:space="preserve"> </w:t>
-      </w:r>
-      <w:r>
-        <w:rPr>
-          <w:rFonts w:ascii="Calibri" w:hAnsi="Calibri" w:cs="Calibri" w:hint="eastAsia"/>
-          <w:color w:val="000000"/>
-          <w:sz w:val="21"/>
-          <w:szCs w:val="21"/>
-        </w:rPr>
-        <w:t>(</w:t>
+        <w:t xml:space="preserve">Yejin Kim, Wilbert Pumacay, ..., </w:t>
       </w:r>
       <w:r>
         <w:rPr>
@@ -2415,75 +2471,30 @@
       </w:r>
       <w:r>
         <w:rPr>
+          <w:rFonts w:ascii="Calibri" w:eastAsia="Times New Roman" w:hAnsi="Calibri" w:cs="Calibri"/>
+          <w:color w:val="000000"/>
+          <w:sz w:val="21"/>
+          <w:szCs w:val="21"/>
+        </w:rPr>
+        <w:t>, ..., Ranjay Krishna,</w:t>
+      </w:r>
+      <w:r>
+        <w:rPr>
           <w:rFonts w:ascii="Calibri" w:hAnsi="Calibri" w:cs="Calibri" w:hint="eastAsia"/>
           <w:color w:val="000000"/>
           <w:sz w:val="21"/>
           <w:szCs w:val="21"/>
         </w:rPr>
-        <w:t>)</w:t>
-      </w:r>
-      <w:r>
-        <w:rPr>
-          <w:rFonts w:ascii="Calibri" w:eastAsia="Times New Roman" w:hAnsi="Calibri" w:cs="Calibri"/>
-          <w:color w:val="000000"/>
-          <w:sz w:val="21"/>
-          <w:szCs w:val="21"/>
-        </w:rPr>
-        <w:t xml:space="preserve">, </w:t>
-      </w:r>
-      <w:r>
-        <w:rPr>
-          <w:rFonts w:ascii="Calibri" w:eastAsia="Times New Roman" w:hAnsi="Calibri" w:cs="Calibri"/>
-          <w:color w:val="000000"/>
-          <w:sz w:val="21"/>
-          <w:szCs w:val="21"/>
-        </w:rPr>
-        <w:t>“</w:t>
-      </w:r>
-      <w:r>
-        <w:rPr>
-          <w:rFonts w:ascii="Calibri" w:eastAsia="Times New Roman" w:hAnsi="Calibri" w:cs="Calibri"/>
-          <w:color w:val="000000"/>
-          <w:sz w:val="21"/>
-          <w:szCs w:val="21"/>
-        </w:rPr>
-        <w:t xml:space="preserve">MolmoAct2: Action Reasoning Models for </w:t>
-      </w:r>
-      <w:r>
-        <w:rPr>
-          <w:rFonts w:ascii="Calibri" w:eastAsia="Times New Roman" w:hAnsi="Calibri" w:cs="Calibri"/>
-          <w:color w:val="000000"/>
-          <w:sz w:val="21"/>
-          <w:szCs w:val="21"/>
-        </w:rPr>
-        <w:t>Real-world</w:t>
-      </w:r>
-      <w:r>
-        <w:rPr>
-          <w:rFonts w:ascii="Calibri" w:eastAsia="Times New Roman" w:hAnsi="Calibri" w:cs="Calibri"/>
-          <w:color w:val="000000"/>
-          <w:sz w:val="21"/>
-          <w:szCs w:val="21"/>
-        </w:rPr>
-        <w:t xml:space="preserve"> Deployment</w:t>
-      </w:r>
-      <w:r>
-        <w:rPr>
-          <w:rFonts w:ascii="Calibri" w:eastAsia="Times New Roman" w:hAnsi="Calibri" w:cs="Calibri"/>
-          <w:color w:val="000000"/>
-          <w:sz w:val="21"/>
-          <w:szCs w:val="21"/>
-        </w:rPr>
-        <w:t>,</w:t>
-      </w:r>
-      <w:r>
-        <w:rPr>
-          <w:rFonts w:ascii="Calibri" w:eastAsia="Times New Roman" w:hAnsi="Calibri" w:cs="Calibri"/>
-          <w:color w:val="000000"/>
-          <w:sz w:val="21"/>
-          <w:szCs w:val="21"/>
-        </w:rPr>
-        <w:t>”</w:t>
+        <w:t xml:space="preserve"> </w:t>
+      </w:r>
+      <w:r>
+        <w:rPr>
+          <w:rFonts w:ascii="Calibri" w:eastAsia="Times New Roman" w:hAnsi="Calibri" w:cs="Calibri"/>
+          <w:color w:val="000000"/>
+          <w:sz w:val="21"/>
+          <w:szCs w:val="21"/>
+        </w:rPr>
+        <w:t>“MolmoSpaces: Large-Scale Open Ecosystem for Robot Manipulation and Navigation,” Robotics: Science and Systems (RSS), 2026</w:t>
       </w:r>
       <w:r>
         <w:rPr>
@@ -2492,35 +2503,17 @@
           <w:sz w:val="21"/>
           <w:szCs w:val="21"/>
         </w:rPr>
-        <w:t xml:space="preserve"> </w:t>
-      </w:r>
-      <w:r>
-        <w:rPr>
-          <w:rFonts w:ascii="Calibri" w:hAnsi="Calibri" w:cs="Calibri"/>
-          <w:color w:val="000000"/>
-          <w:sz w:val="21"/>
-          <w:szCs w:val="21"/>
-        </w:rPr>
-        <w:t>under review at the Conference on Robot Learning (CoRL), 2026.</w:t>
-      </w:r>
-      <w:r>
-        <w:rPr>
-          <w:rFonts w:ascii="Calibri" w:eastAsia="Times New Roman" w:hAnsi="Calibri" w:cs="Calibri"/>
-          <w:color w:val="000000"/>
-          <w:sz w:val="21"/>
-          <w:szCs w:val="21"/>
-        </w:rPr>
-        <w:t xml:space="preserve"> </w:t>
+        <w:t xml:space="preserve">. </w:t>
       </w:r>
       <w:hyperlink r:id="rId14" w:history="1">
         <w:r>
           <w:rPr>
             <w:rStyle w:val="aa"/>
-            <w:rFonts w:ascii="Calibri" w:eastAsia="Times New Roman" w:hAnsi="Calibri" w:cs="Calibri"/>
+            <w:rFonts w:ascii="Calibri" w:hAnsi="Calibri" w:cs="Calibri"/>
             <w:sz w:val="21"/>
             <w:szCs w:val="21"/>
           </w:rPr>
-          <w:t>arXiv:2605.02881</w:t>
+          <w:t>DOI: 10.15607/RSS.2026.XXII.091</w:t>
         </w:r>
       </w:hyperlink>
     </w:p>
@@ -2549,15 +2542,6 @@
       <w:r>
         <w:rPr>
           <w:rFonts w:ascii="Calibri" w:eastAsia="Times New Roman" w:hAnsi="Calibri" w:cs="Calibri"/>
-          <w:color w:val="000000"/>
-          <w:sz w:val="21"/>
-          <w:szCs w:val="21"/>
-        </w:rPr>
-        <w:t xml:space="preserve">Shirui Chen, Cole Harrison, </w:t>
-      </w:r>
-      <w:r>
-        <w:rPr>
-          <w:rFonts w:ascii="Calibri" w:eastAsia="Times New Roman" w:hAnsi="Calibri" w:cs="Calibri"/>
           <w:b/>
           <w:bCs/>
           <w:color w:val="000000"/>
@@ -2573,7 +2557,34 @@
           <w:sz w:val="21"/>
           <w:szCs w:val="21"/>
         </w:rPr>
-        <w:t>, et al., “TOPReward: Token Probabilities as Hidden Zero-Shot Rewards for Robotics,”</w:t>
+        <w:t xml:space="preserve">, </w:t>
+      </w:r>
+      <w:r>
+        <w:rPr>
+          <w:rFonts w:ascii="Calibri" w:eastAsia="Times New Roman" w:hAnsi="Calibri" w:cs="Calibri"/>
+          <w:color w:val="000000"/>
+          <w:sz w:val="21"/>
+          <w:szCs w:val="21"/>
+        </w:rPr>
+        <w:t>Chih-Yang Lin</w:t>
+      </w:r>
+      <w:r>
+        <w:rPr>
+          <w:rFonts w:ascii="Calibri" w:eastAsia="Times New Roman" w:hAnsi="Calibri" w:cs="Calibri"/>
+          <w:color w:val="000000"/>
+          <w:sz w:val="21"/>
+          <w:szCs w:val="21"/>
+        </w:rPr>
+        <w:t xml:space="preserve">, </w:t>
+      </w:r>
+      <w:r>
+        <w:rPr>
+          <w:rFonts w:ascii="Calibri" w:eastAsia="Times New Roman" w:hAnsi="Calibri" w:cs="Calibri"/>
+          <w:color w:val="000000"/>
+          <w:sz w:val="21"/>
+          <w:szCs w:val="21"/>
+        </w:rPr>
+        <w:t>Chia-Chun Hsiao</w:t>
       </w:r>
       <w:r>
         <w:rPr>
@@ -2582,35 +2593,26 @@
           <w:sz w:val="21"/>
           <w:szCs w:val="21"/>
         </w:rPr>
-        <w:t xml:space="preserve"> </w:t>
-      </w:r>
-      <w:r>
-        <w:rPr>
-          <w:rFonts w:ascii="Calibri" w:hAnsi="Calibri" w:cs="Calibri"/>
-          <w:color w:val="000000"/>
-          <w:sz w:val="21"/>
-          <w:szCs w:val="21"/>
-        </w:rPr>
-        <w:t>under review at the Conference on Robot Learning (CoRL), 2026.</w:t>
-      </w:r>
-      <w:r>
-        <w:rPr>
-          <w:rFonts w:ascii="Calibri" w:hAnsi="Calibri" w:cs="Calibri" w:hint="eastAsia"/>
-          <w:color w:val="000000"/>
-          <w:sz w:val="21"/>
-          <w:szCs w:val="21"/>
-        </w:rPr>
-        <w:t xml:space="preserve"> </w:t>
+        <w:t xml:space="preserve">, </w:t>
+      </w:r>
+      <w:r>
+        <w:rPr>
+          <w:rFonts w:ascii="Calibri" w:eastAsia="Times New Roman" w:hAnsi="Calibri" w:cs="Calibri"/>
+          <w:color w:val="000000"/>
+          <w:sz w:val="21"/>
+          <w:szCs w:val="21"/>
+        </w:rPr>
+        <w:t xml:space="preserve">et al., “Using Deep Learning-Based Methods for Automated Segmentation of Soft Tissues from Shoulder Ultrasound Images,” IEEE Access, Vol. 12, pp. 111,481-111,492, July 2024. </w:t>
       </w:r>
       <w:hyperlink r:id="rId15" w:history="1">
         <w:r>
           <w:rPr>
             <w:rStyle w:val="aa"/>
-            <w:rFonts w:ascii="Calibri" w:hAnsi="Calibri" w:cs="Calibri"/>
+            <w:rFonts w:ascii="Calibri" w:eastAsia="Times New Roman" w:hAnsi="Calibri" w:cs="Calibri"/>
             <w:sz w:val="21"/>
             <w:szCs w:val="21"/>
           </w:rPr>
-          <w:t>arXiv:2602.19313</w:t>
+          <w:t>DOI: 10.1109/ACCESS.2024.3432691</w:t>
         </w:r>
       </w:hyperlink>
     </w:p>
@@ -8799,7 +8801,7 @@
   <w:style w:type="paragraph" w:default="1" w:styleId="a">
     <w:name w:val="Normal"/>
     <w:qFormat/>
-    <w:rsid w:val="007437B9"/>
+    <w:rsid w:val="00003CCF"/>
   </w:style>
   <w:style w:type="paragraph" w:styleId="1">
     <w:name w:val="heading 1"/>
@@ -8920,6 +8922,7 @@
   <w:style w:type="character" w:default="1" w:styleId="a0">
     <w:name w:val="Default Paragraph Font"/>
     <w:uiPriority w:val="1"/>
+    <w:semiHidden/>
     <w:unhideWhenUsed/>
   </w:style>
   <w:style w:type="table" w:default="1" w:styleId="a1">
